--- a/相关文件/感冒问诊.docx
+++ b/相关文件/感冒问诊.docx
@@ -6,113 +6,6207 @@
       <w:pPr>
         <w:rPr>
           <w:rFonts w:hint="eastAsia"/>
+          <w:sz w:val="24"/>
         </w:rPr>
       </w:pPr>
-      <w:r>
-        <w:rPr>
-          <w:rFonts w:hint="eastAsia"/>
-        </w:rPr>
-        <w:t>感冒问诊</w:t>
-      </w:r>
     </w:p>
     <w:p>
       <w:pPr>
-        <w:rPr>
-          <w:rFonts w:hint="eastAsia"/>
+        <w:ind w:firstLine="640" w:firstLineChars="200"/>
+        <w:jc w:val="center"/>
+        <w:rPr>
+          <w:rFonts w:hint="default"/>
+          <w:b/>
+          <w:bCs/>
+          <w:sz w:val="32"/>
+          <w:szCs w:val="32"/>
+          <w:lang w:val="en-US" w:eastAsia="zh-CN"/>
         </w:rPr>
       </w:pPr>
       <w:r>
         <w:rPr>
-          <w:rFonts w:hint="eastAsia"/>
-        </w:rPr>
-        <w:t>1、中医师：目前您的寒热表现，屏幕显示：单独怕冷，单独发热，怕冷同时发热，寒热往来，夜热早凉，寒热不明显（用户不明白时，需要详细解释）</w:t>
+          <w:rFonts w:hint="eastAsia" w:ascii="等线" w:eastAsia="等线"/>
+          <w:b/>
+          <w:bCs/>
+          <w:sz w:val="32"/>
+          <w:szCs w:val="32"/>
+          <w:lang w:val="en-US" w:eastAsia="zh-CN"/>
+        </w:rPr>
+        <w:t>数字人设计---感冒</w:t>
       </w:r>
     </w:p>
     <w:p>
       <w:pPr>
+        <w:numPr>
+          <w:ilvl w:val="0"/>
+          <w:numId w:val="0"/>
+        </w:numPr>
         <w:rPr>
           <w:rFonts w:hint="eastAsia"/>
+          <w:sz w:val="24"/>
+          <w:lang w:val="en-US" w:eastAsia="zh-CN"/>
         </w:rPr>
       </w:pPr>
       <w:r>
         <w:rPr>
-          <w:rFonts w:hint="eastAsia"/>
-        </w:rPr>
-        <w:t>2、客户回答：单独怕冷TA1---中医师：是否流涕？---客户回答：流清涕TA2A，流浊涕TA2B，没有流涕TA2C---中医师：口渴/喝水---客户回答：口不渴TA3A，口渴喜热饮TA3B，口渴喜凉饮TA3C，口干但不想喝水TA3D，口中水多TA3E---中医师：口味---客户回答：口苦TA4A，口臭TA4B，口酸TA4C，口涩TA4D，口咸TA4E，口淡无味TA4F，口甜TA4G---中医师：吃饭如何---客户回答：食欲不振TA5A，能吃TA5B，见食而烦TA5C---中医师：出汗---客户回答：不出汗TA6A，自汗TA6B，盗汗TA6C---中医师：大便---客户回答：大便稀溏不热TA7A，大便稀溏发热TA7B，大便干结TA7C，先干后稀TA7D，时干时稀TA7E，大便带血TA7F---中医师：小便---客户回答：小便发热发黄TA8A，小便清长TA8B，小便不利TA8C，小便带血发热TA8D，小便带血不热TA8E---中医师：睡眠---客户回答：入睡困难TA9A，睡后易醒TA9B，嗜睡TA9C---中医师：体力---客户回答：神疲乏力劳累加重TA10A，神疲乏力遇湿加重TA10B，神疲乏力遇热加重TA10C---中医师：心烦---客户回答：白天心烦TA11A，夜间心烦TA11B，白天心烦夜间安静TA11C</w:t>
+          <w:rFonts w:hint="eastAsia" w:ascii="等线" w:eastAsia="等线"/>
+          <w:b/>
+          <w:bCs/>
+          <w:sz w:val="32"/>
+          <w:szCs w:val="32"/>
+          <w:lang w:val="en-US" w:eastAsia="zh-CN"/>
+        </w:rPr>
+        <w:t>感冒问诊</w:t>
       </w:r>
     </w:p>
     <w:p>
       <w:pPr>
+        <w:numPr>
+          <w:ilvl w:val="0"/>
+          <w:numId w:val="1"/>
+        </w:numPr>
         <w:rPr>
           <w:rFonts w:hint="eastAsia"/>
+          <w:sz w:val="24"/>
+          <w:lang w:val="en-US" w:eastAsia="zh-CN"/>
         </w:rPr>
       </w:pPr>
       <w:r>
         <w:rPr>
-          <w:rFonts w:hint="eastAsia"/>
-        </w:rPr>
-        <w:t>3、客户回答：单独怕热TA1---中医师：是否出汗---客户回答：不出汗TA6A，出汗（出汗粘腻TA6B1，出汗不粘腻TA6B2），盗汗（出汗粘腻TA6C1，出汗不粘腻TA6C2）---中医师：口渴/喝水---客户回答：口不渴TA3A，口渴喜热饮TA3B，口渴喜凉饮TA3C，口干但不想喝水TA3D，口中水多TA3E---中医师：口味---客户回答：口苦TA4A，口臭TA4B，口酸TA4C，口涩TA4D，口咸TA4E，口淡无味TA4F，口甜TA4G---中医师：吃饭如何---客户回答：食欲不振TA5A，能吃TA5B，见食而烦TA5C中医师：大便---客户回答：大便稀溏不热TA7A，大便稀溏发热TA7B，大便干结TA7C，先干后稀TA7D，时干时稀TA7E，大便带血TA7F---中医师：小便---客户回答：小便发热发黄TA8A，小便清长TA8B，小便不利TA8C，小便带血发热TA8D，小便带血不热TA8E---中医师：睡眠---客户回答：入睡困难TA9A，睡后易醒TA9B，嗜睡TA9C---中医师：体力---客户回答：神疲乏力劳累加重TA10A，神疲乏力遇湿加重TA10B，神疲乏力遇热加重TA10C---中医师：心烦---客户回答：白天心烦TA11A，夜间心烦TA11B，白天心烦夜间安静TA11C</w:t>
+          <w:rFonts w:hint="eastAsia" w:ascii="等线" w:eastAsia="等线"/>
+          <w:b/>
+          <w:bCs/>
+          <w:sz w:val="24"/>
+          <w:lang w:val="en-US" w:eastAsia="zh-CN"/>
+        </w:rPr>
+        <w:t>中医师：</w:t>
+      </w:r>
+      <w:r>
+        <w:rPr>
+          <w:rFonts w:hint="eastAsia" w:ascii="等线" w:eastAsia="等线"/>
+          <w:sz w:val="24"/>
+          <w:lang w:val="en-US" w:eastAsia="zh-CN"/>
+        </w:rPr>
+        <w:t>目前您的寒热表现，屏幕显示：单独怕冷，单独发热，怕冷同时发热，寒热往来，夜热早凉，寒热不明显（用户不明白时，需要详细解释）</w:t>
       </w:r>
     </w:p>
     <w:p>
       <w:pPr>
-        <w:rPr>
-          <w:rFonts w:hint="eastAsia"/>
+        <w:numPr>
+          <w:ilvl w:val="0"/>
+          <w:numId w:val="1"/>
+        </w:numPr>
+        <w:rPr>
+          <w:rFonts w:hint="default"/>
+          <w:sz w:val="24"/>
+          <w:lang w:val="en-US" w:eastAsia="zh-CN"/>
         </w:rPr>
       </w:pPr>
       <w:r>
         <w:rPr>
-          <w:rFonts w:hint="eastAsia"/>
-        </w:rPr>
-        <w:t>4、客户回答：寒热往来TA1---中医师：是否流涕？---客户回答：流清涕TA2A，流浊涕TA2B，没有流涕TA2C---中医师：口渴/喝水---客户回答：口不渴TA3A，口渴喜热饮TA3B，口渴喜凉饮TA3C，口干但不想喝水TA3D，口中水多TA3E---中医师：口味---客户回答：口苦TA4A，口臭TA4B，口酸TA4C，口涩TA4D，口咸TA4E，口淡无味TA4F，口甜TA4G---中医师：吃饭如何---客户回答：食欲不振TA5A，能吃TA5B，见食而烦TA5C---中医师：出汗---客户回答：不出汗TA6A，自汗TA6B，盗汗TA6C---中医师：大便---客户回答：大便稀溏不热TA7A，大便稀溏发热TA7B，大便干结TA7C，先干后稀TA7D，时干时稀TA7E，大便带血TA7F---中医师：小便---客户回答：小便发热发黄TA8A，小便清长TA8B，小便不利TA8C，小便带血发热TA8D，小便带血不热TA8E---中医师：睡眠---客户回答：入睡困难TA9A，睡后易醒TA9B，嗜睡TA9C---中医师：体力---客户回答：神疲乏力劳累加重TA10A，神疲乏力遇湿加重TA10B，神疲乏力遇热加重TA10C---中医师：心烦---客户回答：白天心烦TA11A，夜间心烦TA11B，白天心烦夜间安静TA11C</w:t>
+          <w:rFonts w:hint="eastAsia" w:ascii="等线" w:eastAsia="等线"/>
+          <w:b/>
+          <w:bCs/>
+          <w:sz w:val="24"/>
+          <w:lang w:val="en-US" w:eastAsia="zh-CN"/>
+        </w:rPr>
+        <w:t>客户回答：</w:t>
+      </w:r>
+      <w:r>
+        <w:rPr>
+          <w:rFonts w:hint="eastAsia" w:ascii="等线" w:eastAsia="等线"/>
+          <w:sz w:val="24"/>
+          <w:lang w:val="en-US" w:eastAsia="zh-CN"/>
+        </w:rPr>
+        <w:t>单独怕冷</w:t>
+      </w:r>
+      <w:r>
+        <w:rPr>
+          <w:rFonts w:hint="eastAsia" w:ascii="等线" w:eastAsia="等线"/>
+          <w:color w:val="00B050"/>
+          <w:sz w:val="24"/>
+          <w:lang w:val="en-US" w:eastAsia="zh-CN"/>
+        </w:rPr>
+        <w:t>TA1</w:t>
+      </w:r>
+      <w:r>
+        <w:rPr>
+          <w:rFonts w:hint="eastAsia" w:ascii="等线" w:eastAsia="等线"/>
+          <w:sz w:val="24"/>
+          <w:lang w:val="en-US" w:eastAsia="zh-CN"/>
+        </w:rPr>
+        <w:t>---</w:t>
+      </w:r>
+      <w:r>
+        <w:rPr>
+          <w:rFonts w:hint="eastAsia" w:ascii="等线" w:eastAsia="等线"/>
+          <w:b/>
+          <w:bCs/>
+          <w:sz w:val="24"/>
+          <w:lang w:val="en-US" w:eastAsia="zh-CN"/>
+        </w:rPr>
+        <w:t>中医师：</w:t>
+      </w:r>
+      <w:r>
+        <w:rPr>
+          <w:rFonts w:hint="eastAsia" w:ascii="等线" w:eastAsia="等线"/>
+          <w:sz w:val="24"/>
+          <w:lang w:val="en-US" w:eastAsia="zh-CN"/>
+        </w:rPr>
+        <w:t>是否流涕？</w:t>
+      </w:r>
+      <w:r>
+        <w:rPr>
+          <w:rFonts w:hint="eastAsia" w:ascii="等线" w:eastAsia="等线"/>
+          <w:b/>
+          <w:bCs/>
+          <w:sz w:val="24"/>
+          <w:lang w:val="en-US" w:eastAsia="zh-CN"/>
+        </w:rPr>
+        <w:t>---客户回答：</w:t>
+      </w:r>
+      <w:r>
+        <w:rPr>
+          <w:rFonts w:hint="eastAsia" w:ascii="等线" w:eastAsia="等线"/>
+          <w:sz w:val="24"/>
+          <w:lang w:val="en-US" w:eastAsia="zh-CN"/>
+        </w:rPr>
+        <w:t>流清涕</w:t>
+      </w:r>
+      <w:r>
+        <w:rPr>
+          <w:rFonts w:hint="eastAsia" w:ascii="等线" w:eastAsia="等线"/>
+          <w:color w:val="00B050"/>
+          <w:sz w:val="24"/>
+          <w:lang w:val="en-US" w:eastAsia="zh-CN"/>
+        </w:rPr>
+        <w:t>TA2A</w:t>
+      </w:r>
+      <w:r>
+        <w:rPr>
+          <w:rFonts w:hint="eastAsia" w:ascii="等线" w:eastAsia="等线"/>
+          <w:sz w:val="24"/>
+          <w:lang w:val="en-US" w:eastAsia="zh-CN"/>
+        </w:rPr>
+        <w:t>，流浊涕</w:t>
+      </w:r>
+      <w:r>
+        <w:rPr>
+          <w:rFonts w:hint="eastAsia" w:ascii="等线" w:eastAsia="等线"/>
+          <w:color w:val="00B050"/>
+          <w:sz w:val="24"/>
+          <w:lang w:val="en-US" w:eastAsia="zh-CN"/>
+        </w:rPr>
+        <w:t>TA2B</w:t>
+      </w:r>
+      <w:r>
+        <w:rPr>
+          <w:rFonts w:hint="eastAsia" w:ascii="等线" w:eastAsia="等线"/>
+          <w:sz w:val="24"/>
+          <w:lang w:val="en-US" w:eastAsia="zh-CN"/>
+        </w:rPr>
+        <w:t>，没有流涕</w:t>
+      </w:r>
+      <w:r>
+        <w:rPr>
+          <w:rFonts w:hint="eastAsia" w:ascii="等线" w:eastAsia="等线"/>
+          <w:color w:val="00B050"/>
+          <w:sz w:val="24"/>
+          <w:lang w:val="en-US" w:eastAsia="zh-CN"/>
+        </w:rPr>
+        <w:t>TA2C</w:t>
+      </w:r>
+      <w:r>
+        <w:rPr>
+          <w:rFonts w:hint="eastAsia" w:ascii="等线" w:eastAsia="等线"/>
+          <w:b/>
+          <w:bCs/>
+          <w:sz w:val="24"/>
+          <w:lang w:val="en-US" w:eastAsia="zh-CN"/>
+        </w:rPr>
+        <w:t>---中医师：</w:t>
+      </w:r>
+      <w:r>
+        <w:rPr>
+          <w:rFonts w:hint="eastAsia" w:ascii="等线" w:eastAsia="等线"/>
+          <w:sz w:val="24"/>
+          <w:lang w:val="en-US" w:eastAsia="zh-CN"/>
+        </w:rPr>
+        <w:t>口渴/喝水</w:t>
+      </w:r>
+      <w:r>
+        <w:rPr>
+          <w:rFonts w:hint="eastAsia" w:ascii="等线" w:eastAsia="等线"/>
+          <w:b/>
+          <w:bCs/>
+          <w:sz w:val="24"/>
+          <w:lang w:val="en-US" w:eastAsia="zh-CN"/>
+        </w:rPr>
+        <w:t>---客户回答：</w:t>
+      </w:r>
+      <w:r>
+        <w:rPr>
+          <w:rFonts w:hint="eastAsia" w:ascii="等线" w:eastAsia="等线"/>
+          <w:sz w:val="24"/>
+          <w:lang w:val="en-US" w:eastAsia="zh-CN"/>
+        </w:rPr>
+        <w:t>口不渴</w:t>
+      </w:r>
+      <w:r>
+        <w:rPr>
+          <w:rFonts w:hint="eastAsia" w:ascii="等线" w:eastAsia="等线"/>
+          <w:color w:val="00B050"/>
+          <w:sz w:val="24"/>
+          <w:lang w:val="en-US" w:eastAsia="zh-CN"/>
+        </w:rPr>
+        <w:t>TA3A</w:t>
+      </w:r>
+      <w:r>
+        <w:rPr>
+          <w:rFonts w:hint="eastAsia" w:ascii="等线" w:eastAsia="等线"/>
+          <w:b/>
+          <w:bCs/>
+          <w:sz w:val="24"/>
+          <w:lang w:val="en-US" w:eastAsia="zh-CN"/>
+        </w:rPr>
+        <w:t>，</w:t>
+      </w:r>
+      <w:r>
+        <w:rPr>
+          <w:rFonts w:hint="eastAsia" w:ascii="等线" w:eastAsia="等线"/>
+          <w:sz w:val="24"/>
+          <w:lang w:val="en-US" w:eastAsia="zh-CN"/>
+        </w:rPr>
+        <w:t>口渴喜热饮</w:t>
+      </w:r>
+      <w:r>
+        <w:rPr>
+          <w:rFonts w:hint="eastAsia" w:ascii="等线" w:eastAsia="等线"/>
+          <w:color w:val="00B050"/>
+          <w:sz w:val="24"/>
+          <w:lang w:val="en-US" w:eastAsia="zh-CN"/>
+        </w:rPr>
+        <w:t>TA3B</w:t>
+      </w:r>
+      <w:r>
+        <w:rPr>
+          <w:rFonts w:hint="eastAsia" w:ascii="等线" w:eastAsia="等线"/>
+          <w:b/>
+          <w:bCs/>
+          <w:sz w:val="24"/>
+          <w:lang w:val="en-US" w:eastAsia="zh-CN"/>
+        </w:rPr>
+        <w:t>，</w:t>
+      </w:r>
+      <w:r>
+        <w:rPr>
+          <w:rFonts w:hint="eastAsia" w:ascii="等线" w:eastAsia="等线"/>
+          <w:sz w:val="24"/>
+          <w:lang w:val="en-US" w:eastAsia="zh-CN"/>
+        </w:rPr>
+        <w:t>口渴喜凉饮</w:t>
+      </w:r>
+      <w:r>
+        <w:rPr>
+          <w:rFonts w:hint="eastAsia" w:ascii="等线" w:eastAsia="等线"/>
+          <w:color w:val="00B050"/>
+          <w:sz w:val="24"/>
+          <w:lang w:val="en-US" w:eastAsia="zh-CN"/>
+        </w:rPr>
+        <w:t>TA3C</w:t>
+      </w:r>
+      <w:r>
+        <w:rPr>
+          <w:rFonts w:hint="eastAsia" w:ascii="等线" w:eastAsia="等线"/>
+          <w:b/>
+          <w:bCs/>
+          <w:sz w:val="24"/>
+          <w:lang w:val="en-US" w:eastAsia="zh-CN"/>
+        </w:rPr>
+        <w:t>，</w:t>
+      </w:r>
+      <w:r>
+        <w:rPr>
+          <w:rFonts w:hint="eastAsia" w:ascii="等线" w:eastAsia="等线"/>
+          <w:sz w:val="24"/>
+          <w:lang w:val="en-US" w:eastAsia="zh-CN"/>
+        </w:rPr>
+        <w:t>口干但不想喝水</w:t>
+      </w:r>
+      <w:r>
+        <w:rPr>
+          <w:rFonts w:hint="eastAsia" w:ascii="等线" w:eastAsia="等线"/>
+          <w:color w:val="00B050"/>
+          <w:sz w:val="24"/>
+          <w:lang w:val="en-US" w:eastAsia="zh-CN"/>
+        </w:rPr>
+        <w:t>TA3D</w:t>
+      </w:r>
+      <w:r>
+        <w:rPr>
+          <w:rFonts w:hint="eastAsia" w:ascii="等线" w:eastAsia="等线"/>
+          <w:b/>
+          <w:bCs/>
+          <w:sz w:val="24"/>
+          <w:lang w:val="en-US" w:eastAsia="zh-CN"/>
+        </w:rPr>
+        <w:t>，</w:t>
+      </w:r>
+      <w:r>
+        <w:rPr>
+          <w:rFonts w:hint="eastAsia" w:ascii="等线" w:eastAsia="等线"/>
+          <w:sz w:val="24"/>
+          <w:lang w:val="en-US" w:eastAsia="zh-CN"/>
+        </w:rPr>
+        <w:t>口中水多</w:t>
+      </w:r>
+      <w:r>
+        <w:rPr>
+          <w:rFonts w:hint="eastAsia" w:ascii="等线" w:eastAsia="等线"/>
+          <w:color w:val="00B050"/>
+          <w:sz w:val="24"/>
+          <w:lang w:val="en-US" w:eastAsia="zh-CN"/>
+        </w:rPr>
+        <w:t>TA3E</w:t>
+      </w:r>
+      <w:r>
+        <w:rPr>
+          <w:rFonts w:hint="eastAsia" w:ascii="等线" w:eastAsia="等线"/>
+          <w:b/>
+          <w:bCs/>
+          <w:sz w:val="24"/>
+          <w:lang w:val="en-US" w:eastAsia="zh-CN"/>
+        </w:rPr>
+        <w:t>---中医师：</w:t>
+      </w:r>
+      <w:r>
+        <w:rPr>
+          <w:rFonts w:hint="eastAsia" w:ascii="等线" w:eastAsia="等线"/>
+          <w:sz w:val="24"/>
+          <w:lang w:val="en-US" w:eastAsia="zh-CN"/>
+        </w:rPr>
+        <w:t>口味</w:t>
+      </w:r>
+      <w:r>
+        <w:rPr>
+          <w:rFonts w:hint="eastAsia" w:ascii="等线" w:eastAsia="等线"/>
+          <w:b/>
+          <w:bCs/>
+          <w:sz w:val="24"/>
+          <w:lang w:val="en-US" w:eastAsia="zh-CN"/>
+        </w:rPr>
+        <w:t>---客户回答：</w:t>
+      </w:r>
+      <w:r>
+        <w:rPr>
+          <w:rFonts w:hint="eastAsia" w:ascii="等线" w:eastAsia="等线"/>
+          <w:sz w:val="24"/>
+          <w:lang w:val="en-US" w:eastAsia="zh-CN"/>
+        </w:rPr>
+        <w:t>口苦</w:t>
+      </w:r>
+      <w:r>
+        <w:rPr>
+          <w:rFonts w:hint="eastAsia" w:ascii="等线" w:eastAsia="等线"/>
+          <w:color w:val="00B050"/>
+          <w:sz w:val="24"/>
+          <w:lang w:val="en-US" w:eastAsia="zh-CN"/>
+        </w:rPr>
+        <w:t>TA4A</w:t>
+      </w:r>
+      <w:r>
+        <w:rPr>
+          <w:rFonts w:hint="eastAsia" w:ascii="等线" w:eastAsia="等线"/>
+          <w:b/>
+          <w:bCs/>
+          <w:sz w:val="24"/>
+          <w:lang w:val="en-US" w:eastAsia="zh-CN"/>
+        </w:rPr>
+        <w:t>，</w:t>
+      </w:r>
+      <w:r>
+        <w:rPr>
+          <w:rFonts w:hint="eastAsia" w:ascii="等线" w:eastAsia="等线"/>
+          <w:sz w:val="24"/>
+          <w:lang w:val="en-US" w:eastAsia="zh-CN"/>
+        </w:rPr>
+        <w:t>口臭</w:t>
+      </w:r>
+      <w:r>
+        <w:rPr>
+          <w:rFonts w:hint="eastAsia" w:ascii="等线" w:eastAsia="等线"/>
+          <w:color w:val="00B050"/>
+          <w:sz w:val="24"/>
+          <w:lang w:val="en-US" w:eastAsia="zh-CN"/>
+        </w:rPr>
+        <w:t>TA4B</w:t>
+      </w:r>
+      <w:r>
+        <w:rPr>
+          <w:rFonts w:hint="eastAsia" w:ascii="等线" w:eastAsia="等线"/>
+          <w:b/>
+          <w:bCs/>
+          <w:sz w:val="24"/>
+          <w:lang w:val="en-US" w:eastAsia="zh-CN"/>
+        </w:rPr>
+        <w:t>，</w:t>
+      </w:r>
+      <w:r>
+        <w:rPr>
+          <w:rFonts w:hint="eastAsia" w:ascii="等线" w:eastAsia="等线"/>
+          <w:sz w:val="24"/>
+          <w:lang w:val="en-US" w:eastAsia="zh-CN"/>
+        </w:rPr>
+        <w:t>口酸</w:t>
+      </w:r>
+      <w:r>
+        <w:rPr>
+          <w:rFonts w:hint="eastAsia" w:ascii="等线" w:eastAsia="等线"/>
+          <w:color w:val="00B050"/>
+          <w:sz w:val="24"/>
+          <w:lang w:val="en-US" w:eastAsia="zh-CN"/>
+        </w:rPr>
+        <w:t>TA4C</w:t>
+      </w:r>
+      <w:r>
+        <w:rPr>
+          <w:rFonts w:hint="eastAsia" w:ascii="等线" w:eastAsia="等线"/>
+          <w:b/>
+          <w:bCs/>
+          <w:sz w:val="24"/>
+          <w:lang w:val="en-US" w:eastAsia="zh-CN"/>
+        </w:rPr>
+        <w:t>，</w:t>
+      </w:r>
+      <w:r>
+        <w:rPr>
+          <w:rFonts w:hint="eastAsia" w:ascii="等线" w:eastAsia="等线"/>
+          <w:sz w:val="24"/>
+          <w:lang w:val="en-US" w:eastAsia="zh-CN"/>
+        </w:rPr>
+        <w:t>口涩</w:t>
+      </w:r>
+      <w:r>
+        <w:rPr>
+          <w:rFonts w:hint="eastAsia" w:ascii="等线" w:eastAsia="等线"/>
+          <w:color w:val="00B050"/>
+          <w:sz w:val="24"/>
+          <w:lang w:val="en-US" w:eastAsia="zh-CN"/>
+        </w:rPr>
+        <w:t>TA4D</w:t>
+      </w:r>
+      <w:r>
+        <w:rPr>
+          <w:rFonts w:hint="eastAsia" w:ascii="等线" w:eastAsia="等线"/>
+          <w:b/>
+          <w:bCs/>
+          <w:sz w:val="24"/>
+          <w:lang w:val="en-US" w:eastAsia="zh-CN"/>
+        </w:rPr>
+        <w:t>，</w:t>
+      </w:r>
+      <w:r>
+        <w:rPr>
+          <w:rFonts w:hint="eastAsia" w:ascii="等线" w:eastAsia="等线"/>
+          <w:sz w:val="24"/>
+          <w:lang w:val="en-US" w:eastAsia="zh-CN"/>
+        </w:rPr>
+        <w:t>口咸</w:t>
+      </w:r>
+      <w:r>
+        <w:rPr>
+          <w:rFonts w:hint="eastAsia" w:ascii="等线" w:eastAsia="等线"/>
+          <w:color w:val="00B050"/>
+          <w:sz w:val="24"/>
+          <w:lang w:val="en-US" w:eastAsia="zh-CN"/>
+        </w:rPr>
+        <w:t>TA4E</w:t>
+      </w:r>
+      <w:r>
+        <w:rPr>
+          <w:rFonts w:hint="eastAsia" w:ascii="等线" w:eastAsia="等线"/>
+          <w:b/>
+          <w:bCs/>
+          <w:sz w:val="24"/>
+          <w:lang w:val="en-US" w:eastAsia="zh-CN"/>
+        </w:rPr>
+        <w:t>，</w:t>
+      </w:r>
+      <w:r>
+        <w:rPr>
+          <w:rFonts w:hint="eastAsia" w:ascii="等线" w:eastAsia="等线"/>
+          <w:sz w:val="24"/>
+          <w:lang w:val="en-US" w:eastAsia="zh-CN"/>
+        </w:rPr>
+        <w:t>口淡无味</w:t>
+      </w:r>
+      <w:r>
+        <w:rPr>
+          <w:rFonts w:hint="eastAsia" w:ascii="等线" w:eastAsia="等线"/>
+          <w:color w:val="00B050"/>
+          <w:sz w:val="24"/>
+          <w:lang w:val="en-US" w:eastAsia="zh-CN"/>
+        </w:rPr>
+        <w:t>TA4F</w:t>
+      </w:r>
+      <w:r>
+        <w:rPr>
+          <w:rFonts w:hint="eastAsia" w:ascii="等线" w:eastAsia="等线"/>
+          <w:b/>
+          <w:bCs/>
+          <w:sz w:val="24"/>
+          <w:lang w:val="en-US" w:eastAsia="zh-CN"/>
+        </w:rPr>
+        <w:t>，</w:t>
+      </w:r>
+      <w:r>
+        <w:rPr>
+          <w:rFonts w:hint="eastAsia" w:ascii="等线" w:eastAsia="等线"/>
+          <w:sz w:val="24"/>
+          <w:lang w:val="en-US" w:eastAsia="zh-CN"/>
+        </w:rPr>
+        <w:t>口甜</w:t>
+      </w:r>
+      <w:r>
+        <w:rPr>
+          <w:rFonts w:hint="eastAsia" w:ascii="等线" w:eastAsia="等线"/>
+          <w:color w:val="00B050"/>
+          <w:sz w:val="24"/>
+          <w:lang w:val="en-US" w:eastAsia="zh-CN"/>
+        </w:rPr>
+        <w:t>TA4G</w:t>
+      </w:r>
+      <w:r>
+        <w:rPr>
+          <w:rFonts w:hint="eastAsia" w:ascii="等线" w:eastAsia="等线"/>
+          <w:b/>
+          <w:bCs/>
+          <w:sz w:val="24"/>
+          <w:lang w:val="en-US" w:eastAsia="zh-CN"/>
+        </w:rPr>
+        <w:t>---中医师：吃饭如何---客户回答：</w:t>
+      </w:r>
+      <w:r>
+        <w:rPr>
+          <w:rFonts w:hint="eastAsia" w:ascii="等线" w:eastAsia="等线"/>
+          <w:sz w:val="24"/>
+          <w:lang w:val="en-US" w:eastAsia="zh-CN"/>
+        </w:rPr>
+        <w:t>食欲不振</w:t>
+      </w:r>
+      <w:r>
+        <w:rPr>
+          <w:rFonts w:hint="eastAsia" w:ascii="等线" w:eastAsia="等线"/>
+          <w:color w:val="00B050"/>
+          <w:sz w:val="24"/>
+          <w:lang w:val="en-US" w:eastAsia="zh-CN"/>
+        </w:rPr>
+        <w:t>TA5A，</w:t>
+      </w:r>
+      <w:r>
+        <w:rPr>
+          <w:rFonts w:hint="eastAsia" w:ascii="等线" w:eastAsia="等线"/>
+          <w:sz w:val="24"/>
+          <w:lang w:val="en-US" w:eastAsia="zh-CN"/>
+        </w:rPr>
+        <w:t>能吃</w:t>
+      </w:r>
+      <w:r>
+        <w:rPr>
+          <w:rFonts w:hint="eastAsia" w:ascii="等线" w:eastAsia="等线"/>
+          <w:color w:val="00B050"/>
+          <w:sz w:val="24"/>
+          <w:lang w:val="en-US" w:eastAsia="zh-CN"/>
+        </w:rPr>
+        <w:t>TA5B，</w:t>
+      </w:r>
+      <w:r>
+        <w:rPr>
+          <w:rFonts w:hint="eastAsia" w:ascii="等线" w:eastAsia="等线"/>
+          <w:sz w:val="24"/>
+          <w:lang w:val="en-US" w:eastAsia="zh-CN"/>
+        </w:rPr>
+        <w:t>见食而烦</w:t>
+      </w:r>
+      <w:r>
+        <w:rPr>
+          <w:rFonts w:hint="eastAsia" w:ascii="等线" w:eastAsia="等线"/>
+          <w:color w:val="00B050"/>
+          <w:sz w:val="24"/>
+          <w:lang w:val="en-US" w:eastAsia="zh-CN"/>
+        </w:rPr>
+        <w:t>TA5C</w:t>
+      </w:r>
+      <w:r>
+        <w:rPr>
+          <w:rFonts w:hint="eastAsia" w:ascii="等线" w:eastAsia="等线"/>
+          <w:b/>
+          <w:bCs/>
+          <w:sz w:val="24"/>
+          <w:lang w:val="en-US" w:eastAsia="zh-CN"/>
+        </w:rPr>
+        <w:t>---中医师：出汗---客户回答：</w:t>
+      </w:r>
+      <w:r>
+        <w:rPr>
+          <w:rFonts w:hint="eastAsia" w:ascii="等线" w:eastAsia="等线"/>
+          <w:sz w:val="24"/>
+          <w:lang w:val="en-US" w:eastAsia="zh-CN"/>
+        </w:rPr>
+        <w:t>不出汗</w:t>
+      </w:r>
+      <w:r>
+        <w:rPr>
+          <w:rFonts w:hint="eastAsia" w:ascii="等线" w:eastAsia="等线"/>
+          <w:color w:val="00B050"/>
+          <w:sz w:val="24"/>
+          <w:lang w:val="en-US" w:eastAsia="zh-CN"/>
+        </w:rPr>
+        <w:t>TA6A，</w:t>
+      </w:r>
+      <w:r>
+        <w:rPr>
+          <w:rFonts w:hint="eastAsia" w:ascii="等线" w:eastAsia="等线"/>
+          <w:sz w:val="24"/>
+          <w:lang w:val="en-US" w:eastAsia="zh-CN"/>
+        </w:rPr>
+        <w:t>自汗</w:t>
+      </w:r>
+      <w:r>
+        <w:rPr>
+          <w:rFonts w:hint="eastAsia" w:ascii="等线" w:eastAsia="等线"/>
+          <w:color w:val="00B050"/>
+          <w:sz w:val="24"/>
+          <w:lang w:val="en-US" w:eastAsia="zh-CN"/>
+        </w:rPr>
+        <w:t>TA6B，</w:t>
+      </w:r>
+      <w:r>
+        <w:rPr>
+          <w:rFonts w:hint="eastAsia" w:ascii="等线" w:eastAsia="等线"/>
+          <w:sz w:val="24"/>
+          <w:lang w:val="en-US" w:eastAsia="zh-CN"/>
+        </w:rPr>
+        <w:t>盗汗</w:t>
+      </w:r>
+      <w:r>
+        <w:rPr>
+          <w:rFonts w:hint="eastAsia" w:ascii="等线" w:eastAsia="等线"/>
+          <w:color w:val="00B050"/>
+          <w:sz w:val="24"/>
+          <w:lang w:val="en-US" w:eastAsia="zh-CN"/>
+        </w:rPr>
+        <w:t>TA6C</w:t>
+      </w:r>
+      <w:r>
+        <w:rPr>
+          <w:rFonts w:hint="eastAsia" w:ascii="等线" w:eastAsia="等线"/>
+          <w:b/>
+          <w:bCs/>
+          <w:sz w:val="24"/>
+          <w:lang w:val="en-US" w:eastAsia="zh-CN"/>
+        </w:rPr>
+        <w:t>---中医师：</w:t>
+      </w:r>
+      <w:r>
+        <w:rPr>
+          <w:rFonts w:hint="eastAsia" w:ascii="等线" w:eastAsia="等线"/>
+          <w:sz w:val="24"/>
+          <w:lang w:val="en-US" w:eastAsia="zh-CN"/>
+        </w:rPr>
+        <w:t>大便</w:t>
+      </w:r>
+      <w:r>
+        <w:rPr>
+          <w:rFonts w:hint="eastAsia" w:ascii="等线" w:eastAsia="等线"/>
+          <w:b/>
+          <w:bCs/>
+          <w:sz w:val="24"/>
+          <w:lang w:val="en-US" w:eastAsia="zh-CN"/>
+        </w:rPr>
+        <w:t>---客户回答：</w:t>
+      </w:r>
+      <w:r>
+        <w:rPr>
+          <w:rFonts w:hint="eastAsia" w:ascii="等线" w:eastAsia="等线"/>
+          <w:sz w:val="24"/>
+          <w:lang w:val="en-US" w:eastAsia="zh-CN"/>
+        </w:rPr>
+        <w:t>大便稀溏不热</w:t>
+      </w:r>
+      <w:r>
+        <w:rPr>
+          <w:rFonts w:hint="eastAsia" w:ascii="等线" w:eastAsia="等线"/>
+          <w:color w:val="00B050"/>
+          <w:sz w:val="24"/>
+          <w:lang w:val="en-US" w:eastAsia="zh-CN"/>
+        </w:rPr>
+        <w:t>TA7A</w:t>
+      </w:r>
+      <w:r>
+        <w:rPr>
+          <w:rFonts w:hint="eastAsia" w:ascii="等线" w:eastAsia="等线"/>
+          <w:b/>
+          <w:bCs/>
+          <w:sz w:val="24"/>
+          <w:lang w:val="en-US" w:eastAsia="zh-CN"/>
+        </w:rPr>
+        <w:t>，</w:t>
+      </w:r>
+      <w:r>
+        <w:rPr>
+          <w:rFonts w:hint="eastAsia" w:ascii="等线" w:eastAsia="等线"/>
+          <w:sz w:val="24"/>
+          <w:lang w:val="en-US" w:eastAsia="zh-CN"/>
+        </w:rPr>
+        <w:t>大便稀溏发热</w:t>
+      </w:r>
+      <w:r>
+        <w:rPr>
+          <w:rFonts w:hint="eastAsia" w:ascii="等线" w:eastAsia="等线"/>
+          <w:color w:val="00B050"/>
+          <w:sz w:val="24"/>
+          <w:lang w:val="en-US" w:eastAsia="zh-CN"/>
+        </w:rPr>
+        <w:t>TA7B</w:t>
+      </w:r>
+      <w:r>
+        <w:rPr>
+          <w:rFonts w:hint="eastAsia" w:ascii="等线" w:eastAsia="等线"/>
+          <w:b/>
+          <w:bCs/>
+          <w:sz w:val="24"/>
+          <w:lang w:val="en-US" w:eastAsia="zh-CN"/>
+        </w:rPr>
+        <w:t>，</w:t>
+      </w:r>
+      <w:r>
+        <w:rPr>
+          <w:rFonts w:hint="eastAsia" w:ascii="等线" w:eastAsia="等线"/>
+          <w:sz w:val="24"/>
+          <w:lang w:val="en-US" w:eastAsia="zh-CN"/>
+        </w:rPr>
+        <w:t>大便干结</w:t>
+      </w:r>
+      <w:r>
+        <w:rPr>
+          <w:rFonts w:hint="eastAsia" w:ascii="等线" w:eastAsia="等线"/>
+          <w:color w:val="00B050"/>
+          <w:sz w:val="24"/>
+          <w:lang w:val="en-US" w:eastAsia="zh-CN"/>
+        </w:rPr>
+        <w:t>TA7C</w:t>
+      </w:r>
+      <w:r>
+        <w:rPr>
+          <w:rFonts w:hint="eastAsia" w:ascii="等线" w:eastAsia="等线"/>
+          <w:b/>
+          <w:bCs/>
+          <w:sz w:val="24"/>
+          <w:lang w:val="en-US" w:eastAsia="zh-CN"/>
+        </w:rPr>
+        <w:t>，</w:t>
+      </w:r>
+      <w:r>
+        <w:rPr>
+          <w:rFonts w:hint="eastAsia" w:ascii="等线" w:eastAsia="等线"/>
+          <w:sz w:val="24"/>
+          <w:lang w:val="en-US" w:eastAsia="zh-CN"/>
+        </w:rPr>
+        <w:t>先干后稀</w:t>
+      </w:r>
+      <w:r>
+        <w:rPr>
+          <w:rFonts w:hint="eastAsia" w:ascii="等线" w:eastAsia="等线"/>
+          <w:color w:val="00B050"/>
+          <w:sz w:val="24"/>
+          <w:lang w:val="en-US" w:eastAsia="zh-CN"/>
+        </w:rPr>
+        <w:t>TA7D</w:t>
+      </w:r>
+      <w:r>
+        <w:rPr>
+          <w:rFonts w:hint="eastAsia" w:ascii="等线" w:eastAsia="等线"/>
+          <w:b/>
+          <w:bCs/>
+          <w:sz w:val="24"/>
+          <w:lang w:val="en-US" w:eastAsia="zh-CN"/>
+        </w:rPr>
+        <w:t>，</w:t>
+      </w:r>
+      <w:r>
+        <w:rPr>
+          <w:rFonts w:hint="eastAsia" w:ascii="等线" w:eastAsia="等线"/>
+          <w:sz w:val="24"/>
+          <w:lang w:val="en-US" w:eastAsia="zh-CN"/>
+        </w:rPr>
+        <w:t>时干时稀</w:t>
+      </w:r>
+      <w:r>
+        <w:rPr>
+          <w:rFonts w:hint="eastAsia" w:ascii="等线" w:eastAsia="等线"/>
+          <w:color w:val="00B050"/>
+          <w:sz w:val="24"/>
+          <w:lang w:val="en-US" w:eastAsia="zh-CN"/>
+        </w:rPr>
+        <w:t>TA7E</w:t>
+      </w:r>
+      <w:r>
+        <w:rPr>
+          <w:rFonts w:hint="eastAsia" w:ascii="等线" w:eastAsia="等线"/>
+          <w:b/>
+          <w:bCs/>
+          <w:sz w:val="24"/>
+          <w:lang w:val="en-US" w:eastAsia="zh-CN"/>
+        </w:rPr>
+        <w:t>，</w:t>
+      </w:r>
+      <w:r>
+        <w:rPr>
+          <w:rFonts w:hint="eastAsia" w:ascii="等线" w:eastAsia="等线"/>
+          <w:sz w:val="24"/>
+          <w:lang w:val="en-US" w:eastAsia="zh-CN"/>
+        </w:rPr>
+        <w:t>大便带血</w:t>
+      </w:r>
+      <w:r>
+        <w:rPr>
+          <w:rFonts w:hint="eastAsia" w:ascii="等线" w:eastAsia="等线"/>
+          <w:color w:val="00B050"/>
+          <w:sz w:val="24"/>
+          <w:lang w:val="en-US" w:eastAsia="zh-CN"/>
+        </w:rPr>
+        <w:t>TA7F</w:t>
+      </w:r>
+      <w:r>
+        <w:rPr>
+          <w:rFonts w:hint="eastAsia" w:ascii="等线" w:eastAsia="等线"/>
+          <w:b/>
+          <w:bCs/>
+          <w:sz w:val="24"/>
+          <w:lang w:val="en-US" w:eastAsia="zh-CN"/>
+        </w:rPr>
+        <w:t>---中医师：</w:t>
+      </w:r>
+      <w:r>
+        <w:rPr>
+          <w:rFonts w:hint="eastAsia" w:ascii="等线" w:eastAsia="等线"/>
+          <w:sz w:val="24"/>
+          <w:lang w:val="en-US" w:eastAsia="zh-CN"/>
+        </w:rPr>
+        <w:t>小便</w:t>
+      </w:r>
+      <w:r>
+        <w:rPr>
+          <w:rFonts w:hint="eastAsia" w:ascii="等线" w:eastAsia="等线"/>
+          <w:b/>
+          <w:bCs/>
+          <w:sz w:val="24"/>
+          <w:lang w:val="en-US" w:eastAsia="zh-CN"/>
+        </w:rPr>
+        <w:t>---客户回答：</w:t>
+      </w:r>
+      <w:r>
+        <w:rPr>
+          <w:rFonts w:hint="eastAsia" w:ascii="等线" w:eastAsia="等线"/>
+          <w:sz w:val="24"/>
+          <w:lang w:val="en-US" w:eastAsia="zh-CN"/>
+        </w:rPr>
+        <w:t>小便发热发黄</w:t>
+      </w:r>
+      <w:r>
+        <w:rPr>
+          <w:rFonts w:hint="eastAsia" w:ascii="等线" w:eastAsia="等线"/>
+          <w:color w:val="00B050"/>
+          <w:sz w:val="24"/>
+          <w:lang w:val="en-US" w:eastAsia="zh-CN"/>
+        </w:rPr>
+        <w:t>TA8A</w:t>
+      </w:r>
+      <w:r>
+        <w:rPr>
+          <w:rFonts w:hint="eastAsia" w:ascii="等线" w:eastAsia="等线"/>
+          <w:b/>
+          <w:bCs/>
+          <w:sz w:val="24"/>
+          <w:lang w:val="en-US" w:eastAsia="zh-CN"/>
+        </w:rPr>
+        <w:t>，</w:t>
+      </w:r>
+      <w:r>
+        <w:rPr>
+          <w:rFonts w:hint="eastAsia" w:ascii="等线" w:eastAsia="等线"/>
+          <w:sz w:val="24"/>
+          <w:lang w:val="en-US" w:eastAsia="zh-CN"/>
+        </w:rPr>
+        <w:t>小便清长</w:t>
+      </w:r>
+      <w:r>
+        <w:rPr>
+          <w:rFonts w:hint="eastAsia" w:ascii="等线" w:eastAsia="等线"/>
+          <w:color w:val="00B050"/>
+          <w:sz w:val="24"/>
+          <w:lang w:val="en-US" w:eastAsia="zh-CN"/>
+        </w:rPr>
+        <w:t>TA8B</w:t>
+      </w:r>
+      <w:r>
+        <w:rPr>
+          <w:rFonts w:hint="eastAsia" w:ascii="等线" w:eastAsia="等线"/>
+          <w:b/>
+          <w:bCs/>
+          <w:sz w:val="24"/>
+          <w:lang w:val="en-US" w:eastAsia="zh-CN"/>
+        </w:rPr>
+        <w:t>，</w:t>
+      </w:r>
+      <w:r>
+        <w:rPr>
+          <w:rFonts w:hint="eastAsia" w:ascii="等线" w:eastAsia="等线"/>
+          <w:sz w:val="24"/>
+          <w:lang w:val="en-US" w:eastAsia="zh-CN"/>
+        </w:rPr>
+        <w:t>小便不利</w:t>
+      </w:r>
+      <w:r>
+        <w:rPr>
+          <w:rFonts w:hint="eastAsia" w:ascii="等线" w:eastAsia="等线"/>
+          <w:color w:val="00B050"/>
+          <w:sz w:val="24"/>
+          <w:lang w:val="en-US" w:eastAsia="zh-CN"/>
+        </w:rPr>
+        <w:t>TA8C</w:t>
+      </w:r>
+      <w:r>
+        <w:rPr>
+          <w:rFonts w:hint="eastAsia" w:ascii="等线" w:eastAsia="等线"/>
+          <w:b/>
+          <w:bCs/>
+          <w:sz w:val="24"/>
+          <w:lang w:val="en-US" w:eastAsia="zh-CN"/>
+        </w:rPr>
+        <w:t>，</w:t>
+      </w:r>
+      <w:r>
+        <w:rPr>
+          <w:rFonts w:hint="eastAsia" w:ascii="等线" w:eastAsia="等线"/>
+          <w:sz w:val="24"/>
+          <w:lang w:val="en-US" w:eastAsia="zh-CN"/>
+        </w:rPr>
+        <w:t>小便带血发热</w:t>
+      </w:r>
+      <w:r>
+        <w:rPr>
+          <w:rFonts w:hint="eastAsia" w:ascii="等线" w:eastAsia="等线"/>
+          <w:color w:val="00B050"/>
+          <w:sz w:val="24"/>
+          <w:lang w:val="en-US" w:eastAsia="zh-CN"/>
+        </w:rPr>
+        <w:t>TA8D</w:t>
+      </w:r>
+      <w:r>
+        <w:rPr>
+          <w:rFonts w:hint="eastAsia" w:ascii="等线" w:eastAsia="等线"/>
+          <w:b/>
+          <w:bCs/>
+          <w:sz w:val="24"/>
+          <w:lang w:val="en-US" w:eastAsia="zh-CN"/>
+        </w:rPr>
+        <w:t>，</w:t>
+      </w:r>
+      <w:r>
+        <w:rPr>
+          <w:rFonts w:hint="eastAsia" w:ascii="等线" w:eastAsia="等线"/>
+          <w:sz w:val="24"/>
+          <w:lang w:val="en-US" w:eastAsia="zh-CN"/>
+        </w:rPr>
+        <w:t>小便带血不热</w:t>
+      </w:r>
+      <w:r>
+        <w:rPr>
+          <w:rFonts w:hint="eastAsia" w:ascii="等线" w:eastAsia="等线"/>
+          <w:color w:val="00B050"/>
+          <w:sz w:val="24"/>
+          <w:lang w:val="en-US" w:eastAsia="zh-CN"/>
+        </w:rPr>
+        <w:t>TA8E</w:t>
+      </w:r>
+      <w:r>
+        <w:rPr>
+          <w:rFonts w:hint="eastAsia" w:ascii="等线" w:eastAsia="等线"/>
+          <w:b/>
+          <w:bCs/>
+          <w:sz w:val="24"/>
+          <w:lang w:val="en-US" w:eastAsia="zh-CN"/>
+        </w:rPr>
+        <w:t>---中医师：</w:t>
+      </w:r>
+      <w:r>
+        <w:rPr>
+          <w:rFonts w:hint="eastAsia" w:ascii="等线" w:eastAsia="等线"/>
+          <w:sz w:val="24"/>
+          <w:lang w:val="en-US" w:eastAsia="zh-CN"/>
+        </w:rPr>
+        <w:t>睡眠</w:t>
+      </w:r>
+      <w:r>
+        <w:rPr>
+          <w:rFonts w:hint="eastAsia" w:ascii="等线" w:eastAsia="等线"/>
+          <w:b/>
+          <w:bCs/>
+          <w:sz w:val="24"/>
+          <w:lang w:val="en-US" w:eastAsia="zh-CN"/>
+        </w:rPr>
+        <w:t>---客户回答：</w:t>
+      </w:r>
+      <w:r>
+        <w:rPr>
+          <w:rFonts w:hint="eastAsia" w:ascii="等线" w:eastAsia="等线"/>
+          <w:sz w:val="24"/>
+          <w:lang w:val="en-US" w:eastAsia="zh-CN"/>
+        </w:rPr>
+        <w:t>入睡困难</w:t>
+      </w:r>
+      <w:r>
+        <w:rPr>
+          <w:rFonts w:hint="eastAsia" w:ascii="等线" w:eastAsia="等线"/>
+          <w:color w:val="00B050"/>
+          <w:sz w:val="24"/>
+          <w:lang w:val="en-US" w:eastAsia="zh-CN"/>
+        </w:rPr>
+        <w:t>TA9A</w:t>
+      </w:r>
+      <w:r>
+        <w:rPr>
+          <w:rFonts w:hint="eastAsia" w:ascii="等线" w:eastAsia="等线"/>
+          <w:b/>
+          <w:bCs/>
+          <w:sz w:val="24"/>
+          <w:lang w:val="en-US" w:eastAsia="zh-CN"/>
+        </w:rPr>
+        <w:t>，</w:t>
+      </w:r>
+      <w:r>
+        <w:rPr>
+          <w:rFonts w:hint="eastAsia" w:ascii="等线" w:eastAsia="等线"/>
+          <w:sz w:val="24"/>
+          <w:lang w:val="en-US" w:eastAsia="zh-CN"/>
+        </w:rPr>
+        <w:t>睡后易醒</w:t>
+      </w:r>
+      <w:r>
+        <w:rPr>
+          <w:rFonts w:hint="eastAsia" w:ascii="等线" w:eastAsia="等线"/>
+          <w:color w:val="00B050"/>
+          <w:sz w:val="24"/>
+          <w:lang w:val="en-US" w:eastAsia="zh-CN"/>
+        </w:rPr>
+        <w:t>TA9B</w:t>
+      </w:r>
+      <w:r>
+        <w:rPr>
+          <w:rFonts w:hint="eastAsia" w:ascii="等线" w:eastAsia="等线"/>
+          <w:b/>
+          <w:bCs/>
+          <w:sz w:val="24"/>
+          <w:lang w:val="en-US" w:eastAsia="zh-CN"/>
+        </w:rPr>
+        <w:t>，</w:t>
+      </w:r>
+      <w:r>
+        <w:rPr>
+          <w:rFonts w:hint="eastAsia" w:ascii="等线" w:eastAsia="等线"/>
+          <w:sz w:val="24"/>
+          <w:lang w:val="en-US" w:eastAsia="zh-CN"/>
+        </w:rPr>
+        <w:t>嗜睡</w:t>
+      </w:r>
+      <w:r>
+        <w:rPr>
+          <w:rFonts w:hint="eastAsia" w:ascii="等线" w:eastAsia="等线"/>
+          <w:color w:val="00B050"/>
+          <w:sz w:val="24"/>
+          <w:lang w:val="en-US" w:eastAsia="zh-CN"/>
+        </w:rPr>
+        <w:t>TA9C</w:t>
+      </w:r>
+      <w:r>
+        <w:rPr>
+          <w:rFonts w:hint="eastAsia" w:ascii="等线" w:eastAsia="等线"/>
+          <w:b/>
+          <w:bCs/>
+          <w:sz w:val="24"/>
+          <w:lang w:val="en-US" w:eastAsia="zh-CN"/>
+        </w:rPr>
+        <w:t>---中医师：</w:t>
+      </w:r>
+      <w:r>
+        <w:rPr>
+          <w:rFonts w:hint="eastAsia" w:ascii="等线" w:eastAsia="等线"/>
+          <w:sz w:val="24"/>
+          <w:lang w:val="en-US" w:eastAsia="zh-CN"/>
+        </w:rPr>
+        <w:t>体力</w:t>
+      </w:r>
+      <w:r>
+        <w:rPr>
+          <w:rFonts w:hint="eastAsia" w:ascii="等线" w:eastAsia="等线"/>
+          <w:b/>
+          <w:bCs/>
+          <w:sz w:val="24"/>
+          <w:lang w:val="en-US" w:eastAsia="zh-CN"/>
+        </w:rPr>
+        <w:t>---客户回答：</w:t>
+      </w:r>
+      <w:r>
+        <w:rPr>
+          <w:rFonts w:hint="eastAsia" w:ascii="等线" w:eastAsia="等线"/>
+          <w:sz w:val="24"/>
+          <w:lang w:val="en-US" w:eastAsia="zh-CN"/>
+        </w:rPr>
+        <w:t>神疲乏力劳累加重</w:t>
+      </w:r>
+      <w:r>
+        <w:rPr>
+          <w:rFonts w:hint="eastAsia" w:ascii="等线" w:eastAsia="等线"/>
+          <w:color w:val="00B050"/>
+          <w:sz w:val="24"/>
+          <w:lang w:val="en-US" w:eastAsia="zh-CN"/>
+        </w:rPr>
+        <w:t>TA10A</w:t>
+      </w:r>
+      <w:r>
+        <w:rPr>
+          <w:rFonts w:hint="eastAsia" w:ascii="等线" w:eastAsia="等线"/>
+          <w:b/>
+          <w:bCs/>
+          <w:sz w:val="24"/>
+          <w:lang w:val="en-US" w:eastAsia="zh-CN"/>
+        </w:rPr>
+        <w:t>，</w:t>
+      </w:r>
+      <w:r>
+        <w:rPr>
+          <w:rFonts w:hint="eastAsia" w:ascii="等线" w:eastAsia="等线"/>
+          <w:sz w:val="24"/>
+          <w:lang w:val="en-US" w:eastAsia="zh-CN"/>
+        </w:rPr>
+        <w:t>神疲乏力遇湿加重</w:t>
+      </w:r>
+      <w:r>
+        <w:rPr>
+          <w:rFonts w:hint="eastAsia" w:ascii="等线" w:eastAsia="等线"/>
+          <w:color w:val="00B050"/>
+          <w:sz w:val="24"/>
+          <w:lang w:val="en-US" w:eastAsia="zh-CN"/>
+        </w:rPr>
+        <w:t>TA10B</w:t>
+      </w:r>
+      <w:r>
+        <w:rPr>
+          <w:rFonts w:hint="eastAsia" w:ascii="等线" w:eastAsia="等线"/>
+          <w:b/>
+          <w:bCs/>
+          <w:sz w:val="24"/>
+          <w:lang w:val="en-US" w:eastAsia="zh-CN"/>
+        </w:rPr>
+        <w:t>，</w:t>
+      </w:r>
+      <w:r>
+        <w:rPr>
+          <w:rFonts w:hint="eastAsia" w:ascii="等线" w:eastAsia="等线"/>
+          <w:sz w:val="24"/>
+          <w:lang w:val="en-US" w:eastAsia="zh-CN"/>
+        </w:rPr>
+        <w:t>神疲乏力遇热加重</w:t>
+      </w:r>
+      <w:r>
+        <w:rPr>
+          <w:rFonts w:hint="eastAsia" w:ascii="等线" w:eastAsia="等线"/>
+          <w:color w:val="00B050"/>
+          <w:sz w:val="24"/>
+          <w:lang w:val="en-US" w:eastAsia="zh-CN"/>
+        </w:rPr>
+        <w:t>TA10C</w:t>
+      </w:r>
+      <w:r>
+        <w:rPr>
+          <w:rFonts w:hint="eastAsia" w:ascii="等线" w:eastAsia="等线"/>
+          <w:b/>
+          <w:bCs/>
+          <w:sz w:val="24"/>
+          <w:lang w:val="en-US" w:eastAsia="zh-CN"/>
+        </w:rPr>
+        <w:t>---中医师：心烦---客户回答：</w:t>
+      </w:r>
+      <w:r>
+        <w:rPr>
+          <w:rFonts w:hint="eastAsia" w:ascii="等线" w:eastAsia="等线"/>
+          <w:sz w:val="24"/>
+          <w:lang w:val="en-US" w:eastAsia="zh-CN"/>
+        </w:rPr>
+        <w:t>白天心烦</w:t>
+      </w:r>
+      <w:r>
+        <w:rPr>
+          <w:rFonts w:hint="eastAsia" w:ascii="等线" w:eastAsia="等线"/>
+          <w:color w:val="00B050"/>
+          <w:sz w:val="24"/>
+          <w:lang w:val="en-US" w:eastAsia="zh-CN"/>
+        </w:rPr>
+        <w:t>TA11A</w:t>
+      </w:r>
+      <w:r>
+        <w:rPr>
+          <w:rFonts w:hint="eastAsia" w:ascii="等线" w:eastAsia="等线"/>
+          <w:b/>
+          <w:bCs/>
+          <w:sz w:val="24"/>
+          <w:lang w:val="en-US" w:eastAsia="zh-CN"/>
+        </w:rPr>
+        <w:t>，</w:t>
+      </w:r>
+      <w:r>
+        <w:rPr>
+          <w:rFonts w:hint="eastAsia" w:ascii="等线" w:eastAsia="等线"/>
+          <w:sz w:val="24"/>
+          <w:lang w:val="en-US" w:eastAsia="zh-CN"/>
+        </w:rPr>
+        <w:t>夜间心烦</w:t>
+      </w:r>
+      <w:r>
+        <w:rPr>
+          <w:rFonts w:hint="eastAsia" w:ascii="等线" w:eastAsia="等线"/>
+          <w:color w:val="00B050"/>
+          <w:sz w:val="24"/>
+          <w:lang w:val="en-US" w:eastAsia="zh-CN"/>
+        </w:rPr>
+        <w:t>TA11B</w:t>
+      </w:r>
+      <w:r>
+        <w:rPr>
+          <w:rFonts w:hint="eastAsia" w:ascii="等线" w:eastAsia="等线"/>
+          <w:b/>
+          <w:bCs/>
+          <w:sz w:val="24"/>
+          <w:lang w:val="en-US" w:eastAsia="zh-CN"/>
+        </w:rPr>
+        <w:t>，</w:t>
+      </w:r>
+      <w:r>
+        <w:rPr>
+          <w:rFonts w:hint="eastAsia" w:ascii="等线" w:eastAsia="等线"/>
+          <w:sz w:val="24"/>
+          <w:lang w:val="en-US" w:eastAsia="zh-CN"/>
+        </w:rPr>
+        <w:t>白天心烦夜间安静</w:t>
+      </w:r>
+      <w:r>
+        <w:rPr>
+          <w:rFonts w:hint="eastAsia" w:ascii="等线" w:eastAsia="等线"/>
+          <w:color w:val="00B050"/>
+          <w:sz w:val="24"/>
+          <w:lang w:val="en-US" w:eastAsia="zh-CN"/>
+        </w:rPr>
+        <w:t>TA11C</w:t>
       </w:r>
     </w:p>
     <w:p>
       <w:pPr>
-        <w:rPr>
-          <w:rFonts w:hint="eastAsia"/>
+        <w:numPr>
+          <w:ilvl w:val="0"/>
+          <w:numId w:val="1"/>
+        </w:numPr>
+        <w:rPr>
+          <w:rFonts w:hint="default"/>
+          <w:sz w:val="24"/>
+          <w:lang w:val="en-US" w:eastAsia="zh-CN"/>
         </w:rPr>
       </w:pPr>
       <w:r>
         <w:rPr>
-          <w:rFonts w:hint="eastAsia"/>
-        </w:rPr>
-        <w:t>5、客户回答：夜热早凉TA1---中医师：是否流涕？---客户回答：流清涕TA2A，流浊涕TA2B，没有流涕TA2C---中医师：口渴/喝水---客户回答：口不渴TA3A，口渴喜热饮TA3B，口渴喜凉饮TA3C，口干但不想喝水TA3D，口中水多TA3E---中医师：口味---客户回答：口苦TA4A，口臭TA4B，口酸TA4C，口涩TA4D，口咸TA4E，口淡无味TA4F，口甜TA4G---中医师：吃饭如何---客户回答：食欲不振TA5A，能吃TA5B，见食而烦TA5C---中医师：出汗---客户回答：不出汗TA6A，自汗TA6B，盗汗TA6C---中医师：大便---客户回答：大便稀溏不热TA7A，大便稀溏发热TA7B，大便干结TA7C，先干后稀TA7D，时干时稀TA7E，大便带血TA7F---中医师：小便---客户回答：小便发热发黄TA8A，小便清长TA8B，小便不利TA8C，小便带血发热TA8D，小便带血不热TA8E---中医师：睡眠---客户回答：入睡困难TA9A，睡后易醒TA9B，嗜睡TA9C---中医师：体力---客户回答：神疲乏力劳累加重TA10A，神疲乏力遇湿加重TA10B，神疲乏力遇热加重TA10C---中医师：心烦---客户回答：白天心烦TA11A，夜间心烦TA11B，白天心烦夜间安静TA11C</w:t>
+          <w:rFonts w:hint="eastAsia" w:ascii="等线" w:eastAsia="等线"/>
+          <w:b/>
+          <w:bCs/>
+          <w:sz w:val="24"/>
+          <w:lang w:val="en-US" w:eastAsia="zh-CN"/>
+        </w:rPr>
+        <w:t>客户回答：</w:t>
+      </w:r>
+      <w:r>
+        <w:rPr>
+          <w:rFonts w:hint="eastAsia" w:ascii="等线" w:eastAsia="等线"/>
+          <w:sz w:val="24"/>
+          <w:lang w:val="en-US" w:eastAsia="zh-CN"/>
+        </w:rPr>
+        <w:t>单独怕热</w:t>
+      </w:r>
+      <w:r>
+        <w:rPr>
+          <w:rFonts w:hint="eastAsia" w:ascii="等线" w:eastAsia="等线"/>
+          <w:color w:val="00B050"/>
+          <w:sz w:val="24"/>
+          <w:lang w:val="en-US" w:eastAsia="zh-CN"/>
+        </w:rPr>
+        <w:t>TA1</w:t>
+      </w:r>
+      <w:r>
+        <w:rPr>
+          <w:rFonts w:hint="eastAsia" w:ascii="等线" w:eastAsia="等线"/>
+          <w:sz w:val="24"/>
+          <w:lang w:val="en-US" w:eastAsia="zh-CN"/>
+        </w:rPr>
+        <w:t>--</w:t>
+      </w:r>
+      <w:r>
+        <w:rPr>
+          <w:rFonts w:hint="eastAsia" w:ascii="等线" w:eastAsia="等线"/>
+          <w:b/>
+          <w:bCs/>
+          <w:sz w:val="24"/>
+          <w:lang w:val="en-US" w:eastAsia="zh-CN"/>
+        </w:rPr>
+        <w:t>-中医师：是否出汗---客户回答：</w:t>
+      </w:r>
+      <w:r>
+        <w:rPr>
+          <w:rFonts w:hint="eastAsia" w:ascii="等线" w:eastAsia="等线"/>
+          <w:sz w:val="24"/>
+          <w:lang w:val="en-US" w:eastAsia="zh-CN"/>
+        </w:rPr>
+        <w:t>不出汗</w:t>
+      </w:r>
+      <w:r>
+        <w:rPr>
+          <w:rFonts w:hint="eastAsia" w:ascii="等线" w:eastAsia="等线"/>
+          <w:color w:val="00B050"/>
+          <w:sz w:val="24"/>
+          <w:lang w:val="en-US" w:eastAsia="zh-CN"/>
+        </w:rPr>
+        <w:t>TA6A，</w:t>
+      </w:r>
+      <w:r>
+        <w:rPr>
+          <w:rFonts w:hint="eastAsia" w:ascii="等线" w:eastAsia="等线"/>
+          <w:sz w:val="24"/>
+          <w:lang w:val="en-US" w:eastAsia="zh-CN"/>
+        </w:rPr>
+        <w:t>出汗（出汗粘腻</w:t>
+      </w:r>
+      <w:r>
+        <w:rPr>
+          <w:rFonts w:hint="eastAsia" w:ascii="等线" w:eastAsia="等线"/>
+          <w:color w:val="00B050"/>
+          <w:sz w:val="24"/>
+          <w:lang w:val="en-US" w:eastAsia="zh-CN"/>
+        </w:rPr>
+        <w:t>TA6B1</w:t>
+      </w:r>
+      <w:r>
+        <w:rPr>
+          <w:rFonts w:hint="eastAsia" w:ascii="等线" w:eastAsia="等线"/>
+          <w:sz w:val="24"/>
+          <w:lang w:val="en-US" w:eastAsia="zh-CN"/>
+        </w:rPr>
+        <w:t>，出汗不粘腻</w:t>
+      </w:r>
+      <w:r>
+        <w:rPr>
+          <w:rFonts w:hint="eastAsia" w:ascii="等线" w:eastAsia="等线"/>
+          <w:color w:val="00B050"/>
+          <w:sz w:val="24"/>
+          <w:lang w:val="en-US" w:eastAsia="zh-CN"/>
+        </w:rPr>
+        <w:t>TA6B2</w:t>
+      </w:r>
+      <w:r>
+        <w:rPr>
+          <w:rFonts w:hint="eastAsia" w:ascii="等线" w:eastAsia="等线"/>
+          <w:sz w:val="24"/>
+          <w:lang w:val="en-US" w:eastAsia="zh-CN"/>
+        </w:rPr>
+        <w:t>）</w:t>
+      </w:r>
+      <w:r>
+        <w:rPr>
+          <w:rFonts w:hint="eastAsia" w:ascii="等线" w:eastAsia="等线"/>
+          <w:color w:val="00B050"/>
+          <w:sz w:val="24"/>
+          <w:lang w:val="en-US" w:eastAsia="zh-CN"/>
+        </w:rPr>
+        <w:t>，</w:t>
+      </w:r>
+      <w:r>
+        <w:rPr>
+          <w:rFonts w:hint="eastAsia" w:ascii="等线" w:eastAsia="等线"/>
+          <w:sz w:val="24"/>
+          <w:lang w:val="en-US" w:eastAsia="zh-CN"/>
+        </w:rPr>
+        <w:t>盗汗（出汗粘腻</w:t>
+      </w:r>
+      <w:r>
+        <w:rPr>
+          <w:rFonts w:hint="eastAsia" w:ascii="等线" w:eastAsia="等线"/>
+          <w:color w:val="00B050"/>
+          <w:sz w:val="24"/>
+          <w:lang w:val="en-US" w:eastAsia="zh-CN"/>
+        </w:rPr>
+        <w:t>TA6C1</w:t>
+      </w:r>
+      <w:r>
+        <w:rPr>
+          <w:rFonts w:hint="eastAsia" w:ascii="等线" w:eastAsia="等线"/>
+          <w:sz w:val="24"/>
+          <w:lang w:val="en-US" w:eastAsia="zh-CN"/>
+        </w:rPr>
+        <w:t>，出汗不粘腻</w:t>
+      </w:r>
+      <w:r>
+        <w:rPr>
+          <w:rFonts w:hint="eastAsia" w:ascii="等线" w:eastAsia="等线"/>
+          <w:color w:val="00B050"/>
+          <w:sz w:val="24"/>
+          <w:lang w:val="en-US" w:eastAsia="zh-CN"/>
+        </w:rPr>
+        <w:t>TA6C2</w:t>
+      </w:r>
+      <w:r>
+        <w:rPr>
+          <w:rFonts w:hint="eastAsia" w:ascii="等线" w:eastAsia="等线"/>
+          <w:sz w:val="24"/>
+          <w:lang w:val="en-US" w:eastAsia="zh-CN"/>
+        </w:rPr>
+        <w:t>）</w:t>
+      </w:r>
+      <w:r>
+        <w:rPr>
+          <w:rFonts w:hint="eastAsia" w:ascii="等线" w:eastAsia="等线"/>
+          <w:b/>
+          <w:bCs/>
+          <w:sz w:val="24"/>
+          <w:lang w:val="en-US" w:eastAsia="zh-CN"/>
+        </w:rPr>
+        <w:t>---中医师：</w:t>
+      </w:r>
+      <w:r>
+        <w:rPr>
+          <w:rFonts w:hint="eastAsia" w:ascii="等线" w:eastAsia="等线"/>
+          <w:sz w:val="24"/>
+          <w:lang w:val="en-US" w:eastAsia="zh-CN"/>
+        </w:rPr>
+        <w:t>口渴/喝水</w:t>
+      </w:r>
+      <w:r>
+        <w:rPr>
+          <w:rFonts w:hint="eastAsia" w:ascii="等线" w:eastAsia="等线"/>
+          <w:b/>
+          <w:bCs/>
+          <w:sz w:val="24"/>
+          <w:lang w:val="en-US" w:eastAsia="zh-CN"/>
+        </w:rPr>
+        <w:t>---客户回答：</w:t>
+      </w:r>
+      <w:r>
+        <w:rPr>
+          <w:rFonts w:hint="eastAsia" w:ascii="等线" w:eastAsia="等线"/>
+          <w:sz w:val="24"/>
+          <w:lang w:val="en-US" w:eastAsia="zh-CN"/>
+        </w:rPr>
+        <w:t>口不渴</w:t>
+      </w:r>
+      <w:r>
+        <w:rPr>
+          <w:rFonts w:hint="eastAsia" w:ascii="等线" w:eastAsia="等线"/>
+          <w:color w:val="00B050"/>
+          <w:sz w:val="24"/>
+          <w:lang w:val="en-US" w:eastAsia="zh-CN"/>
+        </w:rPr>
+        <w:t>TA3A</w:t>
+      </w:r>
+      <w:r>
+        <w:rPr>
+          <w:rFonts w:hint="eastAsia" w:ascii="等线" w:eastAsia="等线"/>
+          <w:b/>
+          <w:bCs/>
+          <w:sz w:val="24"/>
+          <w:lang w:val="en-US" w:eastAsia="zh-CN"/>
+        </w:rPr>
+        <w:t>，</w:t>
+      </w:r>
+      <w:r>
+        <w:rPr>
+          <w:rFonts w:hint="eastAsia" w:ascii="等线" w:eastAsia="等线"/>
+          <w:sz w:val="24"/>
+          <w:lang w:val="en-US" w:eastAsia="zh-CN"/>
+        </w:rPr>
+        <w:t>口渴喜热饮</w:t>
+      </w:r>
+      <w:r>
+        <w:rPr>
+          <w:rFonts w:hint="eastAsia" w:ascii="等线" w:eastAsia="等线"/>
+          <w:color w:val="00B050"/>
+          <w:sz w:val="24"/>
+          <w:lang w:val="en-US" w:eastAsia="zh-CN"/>
+        </w:rPr>
+        <w:t>TA3B</w:t>
+      </w:r>
+      <w:r>
+        <w:rPr>
+          <w:rFonts w:hint="eastAsia" w:ascii="等线" w:eastAsia="等线"/>
+          <w:b/>
+          <w:bCs/>
+          <w:sz w:val="24"/>
+          <w:lang w:val="en-US" w:eastAsia="zh-CN"/>
+        </w:rPr>
+        <w:t>，</w:t>
+      </w:r>
+      <w:r>
+        <w:rPr>
+          <w:rFonts w:hint="eastAsia" w:ascii="等线" w:eastAsia="等线"/>
+          <w:sz w:val="24"/>
+          <w:lang w:val="en-US" w:eastAsia="zh-CN"/>
+        </w:rPr>
+        <w:t>口渴喜凉饮</w:t>
+      </w:r>
+      <w:r>
+        <w:rPr>
+          <w:rFonts w:hint="eastAsia" w:ascii="等线" w:eastAsia="等线"/>
+          <w:color w:val="00B050"/>
+          <w:sz w:val="24"/>
+          <w:lang w:val="en-US" w:eastAsia="zh-CN"/>
+        </w:rPr>
+        <w:t>TA3C</w:t>
+      </w:r>
+      <w:r>
+        <w:rPr>
+          <w:rFonts w:hint="eastAsia" w:ascii="等线" w:eastAsia="等线"/>
+          <w:b/>
+          <w:bCs/>
+          <w:sz w:val="24"/>
+          <w:lang w:val="en-US" w:eastAsia="zh-CN"/>
+        </w:rPr>
+        <w:t>，</w:t>
+      </w:r>
+      <w:r>
+        <w:rPr>
+          <w:rFonts w:hint="eastAsia" w:ascii="等线" w:eastAsia="等线"/>
+          <w:sz w:val="24"/>
+          <w:lang w:val="en-US" w:eastAsia="zh-CN"/>
+        </w:rPr>
+        <w:t>口干但不想喝水</w:t>
+      </w:r>
+      <w:r>
+        <w:rPr>
+          <w:rFonts w:hint="eastAsia" w:ascii="等线" w:eastAsia="等线"/>
+          <w:color w:val="00B050"/>
+          <w:sz w:val="24"/>
+          <w:lang w:val="en-US" w:eastAsia="zh-CN"/>
+        </w:rPr>
+        <w:t>TA3D</w:t>
+      </w:r>
+      <w:r>
+        <w:rPr>
+          <w:rFonts w:hint="eastAsia" w:ascii="等线" w:eastAsia="等线"/>
+          <w:b/>
+          <w:bCs/>
+          <w:sz w:val="24"/>
+          <w:lang w:val="en-US" w:eastAsia="zh-CN"/>
+        </w:rPr>
+        <w:t>，</w:t>
+      </w:r>
+      <w:r>
+        <w:rPr>
+          <w:rFonts w:hint="eastAsia" w:ascii="等线" w:eastAsia="等线"/>
+          <w:sz w:val="24"/>
+          <w:lang w:val="en-US" w:eastAsia="zh-CN"/>
+        </w:rPr>
+        <w:t>口中水多</w:t>
+      </w:r>
+      <w:r>
+        <w:rPr>
+          <w:rFonts w:hint="eastAsia" w:ascii="等线" w:eastAsia="等线"/>
+          <w:color w:val="00B050"/>
+          <w:sz w:val="24"/>
+          <w:lang w:val="en-US" w:eastAsia="zh-CN"/>
+        </w:rPr>
+        <w:t>TA3E</w:t>
+      </w:r>
+      <w:r>
+        <w:rPr>
+          <w:rFonts w:hint="eastAsia" w:ascii="等线" w:eastAsia="等线"/>
+          <w:b/>
+          <w:bCs/>
+          <w:sz w:val="24"/>
+          <w:lang w:val="en-US" w:eastAsia="zh-CN"/>
+        </w:rPr>
+        <w:t>---中医师：</w:t>
+      </w:r>
+      <w:r>
+        <w:rPr>
+          <w:rFonts w:hint="eastAsia" w:ascii="等线" w:eastAsia="等线"/>
+          <w:sz w:val="24"/>
+          <w:lang w:val="en-US" w:eastAsia="zh-CN"/>
+        </w:rPr>
+        <w:t>口味</w:t>
+      </w:r>
+      <w:r>
+        <w:rPr>
+          <w:rFonts w:hint="eastAsia" w:ascii="等线" w:eastAsia="等线"/>
+          <w:b/>
+          <w:bCs/>
+          <w:sz w:val="24"/>
+          <w:lang w:val="en-US" w:eastAsia="zh-CN"/>
+        </w:rPr>
+        <w:t>---客户回答：</w:t>
+      </w:r>
+      <w:r>
+        <w:rPr>
+          <w:rFonts w:hint="eastAsia" w:ascii="等线" w:eastAsia="等线"/>
+          <w:sz w:val="24"/>
+          <w:lang w:val="en-US" w:eastAsia="zh-CN"/>
+        </w:rPr>
+        <w:t>口苦</w:t>
+      </w:r>
+      <w:r>
+        <w:rPr>
+          <w:rFonts w:hint="eastAsia" w:ascii="等线" w:eastAsia="等线"/>
+          <w:color w:val="00B050"/>
+          <w:sz w:val="24"/>
+          <w:lang w:val="en-US" w:eastAsia="zh-CN"/>
+        </w:rPr>
+        <w:t>TA4A</w:t>
+      </w:r>
+      <w:r>
+        <w:rPr>
+          <w:rFonts w:hint="eastAsia" w:ascii="等线" w:eastAsia="等线"/>
+          <w:b/>
+          <w:bCs/>
+          <w:sz w:val="24"/>
+          <w:lang w:val="en-US" w:eastAsia="zh-CN"/>
+        </w:rPr>
+        <w:t>，</w:t>
+      </w:r>
+      <w:r>
+        <w:rPr>
+          <w:rFonts w:hint="eastAsia" w:ascii="等线" w:eastAsia="等线"/>
+          <w:sz w:val="24"/>
+          <w:lang w:val="en-US" w:eastAsia="zh-CN"/>
+        </w:rPr>
+        <w:t>口臭</w:t>
+      </w:r>
+      <w:r>
+        <w:rPr>
+          <w:rFonts w:hint="eastAsia" w:ascii="等线" w:eastAsia="等线"/>
+          <w:color w:val="00B050"/>
+          <w:sz w:val="24"/>
+          <w:lang w:val="en-US" w:eastAsia="zh-CN"/>
+        </w:rPr>
+        <w:t>TA4B</w:t>
+      </w:r>
+      <w:r>
+        <w:rPr>
+          <w:rFonts w:hint="eastAsia" w:ascii="等线" w:eastAsia="等线"/>
+          <w:b/>
+          <w:bCs/>
+          <w:sz w:val="24"/>
+          <w:lang w:val="en-US" w:eastAsia="zh-CN"/>
+        </w:rPr>
+        <w:t>，</w:t>
+      </w:r>
+      <w:r>
+        <w:rPr>
+          <w:rFonts w:hint="eastAsia" w:ascii="等线" w:eastAsia="等线"/>
+          <w:sz w:val="24"/>
+          <w:lang w:val="en-US" w:eastAsia="zh-CN"/>
+        </w:rPr>
+        <w:t>口酸</w:t>
+      </w:r>
+      <w:r>
+        <w:rPr>
+          <w:rFonts w:hint="eastAsia" w:ascii="等线" w:eastAsia="等线"/>
+          <w:color w:val="00B050"/>
+          <w:sz w:val="24"/>
+          <w:lang w:val="en-US" w:eastAsia="zh-CN"/>
+        </w:rPr>
+        <w:t>TA4C</w:t>
+      </w:r>
+      <w:r>
+        <w:rPr>
+          <w:rFonts w:hint="eastAsia" w:ascii="等线" w:eastAsia="等线"/>
+          <w:b/>
+          <w:bCs/>
+          <w:sz w:val="24"/>
+          <w:lang w:val="en-US" w:eastAsia="zh-CN"/>
+        </w:rPr>
+        <w:t>，</w:t>
+      </w:r>
+      <w:r>
+        <w:rPr>
+          <w:rFonts w:hint="eastAsia" w:ascii="等线" w:eastAsia="等线"/>
+          <w:sz w:val="24"/>
+          <w:lang w:val="en-US" w:eastAsia="zh-CN"/>
+        </w:rPr>
+        <w:t>口涩</w:t>
+      </w:r>
+      <w:r>
+        <w:rPr>
+          <w:rFonts w:hint="eastAsia" w:ascii="等线" w:eastAsia="等线"/>
+          <w:color w:val="00B050"/>
+          <w:sz w:val="24"/>
+          <w:lang w:val="en-US" w:eastAsia="zh-CN"/>
+        </w:rPr>
+        <w:t>TA4D</w:t>
+      </w:r>
+      <w:r>
+        <w:rPr>
+          <w:rFonts w:hint="eastAsia" w:ascii="等线" w:eastAsia="等线"/>
+          <w:b/>
+          <w:bCs/>
+          <w:sz w:val="24"/>
+          <w:lang w:val="en-US" w:eastAsia="zh-CN"/>
+        </w:rPr>
+        <w:t>，</w:t>
+      </w:r>
+      <w:r>
+        <w:rPr>
+          <w:rFonts w:hint="eastAsia" w:ascii="等线" w:eastAsia="等线"/>
+          <w:sz w:val="24"/>
+          <w:lang w:val="en-US" w:eastAsia="zh-CN"/>
+        </w:rPr>
+        <w:t>口咸</w:t>
+      </w:r>
+      <w:r>
+        <w:rPr>
+          <w:rFonts w:hint="eastAsia" w:ascii="等线" w:eastAsia="等线"/>
+          <w:color w:val="00B050"/>
+          <w:sz w:val="24"/>
+          <w:lang w:val="en-US" w:eastAsia="zh-CN"/>
+        </w:rPr>
+        <w:t>TA4E</w:t>
+      </w:r>
+      <w:r>
+        <w:rPr>
+          <w:rFonts w:hint="eastAsia" w:ascii="等线" w:eastAsia="等线"/>
+          <w:b/>
+          <w:bCs/>
+          <w:sz w:val="24"/>
+          <w:lang w:val="en-US" w:eastAsia="zh-CN"/>
+        </w:rPr>
+        <w:t>，</w:t>
+      </w:r>
+      <w:r>
+        <w:rPr>
+          <w:rFonts w:hint="eastAsia" w:ascii="等线" w:eastAsia="等线"/>
+          <w:sz w:val="24"/>
+          <w:lang w:val="en-US" w:eastAsia="zh-CN"/>
+        </w:rPr>
+        <w:t>口淡无味</w:t>
+      </w:r>
+      <w:r>
+        <w:rPr>
+          <w:rFonts w:hint="eastAsia" w:ascii="等线" w:eastAsia="等线"/>
+          <w:color w:val="00B050"/>
+          <w:sz w:val="24"/>
+          <w:lang w:val="en-US" w:eastAsia="zh-CN"/>
+        </w:rPr>
+        <w:t>TA4F</w:t>
+      </w:r>
+      <w:r>
+        <w:rPr>
+          <w:rFonts w:hint="eastAsia" w:ascii="等线" w:eastAsia="等线"/>
+          <w:b/>
+          <w:bCs/>
+          <w:sz w:val="24"/>
+          <w:lang w:val="en-US" w:eastAsia="zh-CN"/>
+        </w:rPr>
+        <w:t>，</w:t>
+      </w:r>
+      <w:r>
+        <w:rPr>
+          <w:rFonts w:hint="eastAsia" w:ascii="等线" w:eastAsia="等线"/>
+          <w:sz w:val="24"/>
+          <w:lang w:val="en-US" w:eastAsia="zh-CN"/>
+        </w:rPr>
+        <w:t>口甜</w:t>
+      </w:r>
+      <w:r>
+        <w:rPr>
+          <w:rFonts w:hint="eastAsia" w:ascii="等线" w:eastAsia="等线"/>
+          <w:color w:val="00B050"/>
+          <w:sz w:val="24"/>
+          <w:lang w:val="en-US" w:eastAsia="zh-CN"/>
+        </w:rPr>
+        <w:t>TA4G</w:t>
+      </w:r>
+      <w:r>
+        <w:rPr>
+          <w:rFonts w:hint="eastAsia" w:ascii="等线" w:eastAsia="等线"/>
+          <w:b/>
+          <w:bCs/>
+          <w:sz w:val="24"/>
+          <w:lang w:val="en-US" w:eastAsia="zh-CN"/>
+        </w:rPr>
+        <w:t>---中医师：吃饭如何---客户回答：</w:t>
+      </w:r>
+      <w:r>
+        <w:rPr>
+          <w:rFonts w:hint="eastAsia" w:ascii="等线" w:eastAsia="等线"/>
+          <w:sz w:val="24"/>
+          <w:lang w:val="en-US" w:eastAsia="zh-CN"/>
+        </w:rPr>
+        <w:t>食欲不振</w:t>
+      </w:r>
+      <w:r>
+        <w:rPr>
+          <w:rFonts w:hint="eastAsia" w:ascii="等线" w:eastAsia="等线"/>
+          <w:color w:val="00B050"/>
+          <w:sz w:val="24"/>
+          <w:lang w:val="en-US" w:eastAsia="zh-CN"/>
+        </w:rPr>
+        <w:t>TA5A，</w:t>
+      </w:r>
+      <w:r>
+        <w:rPr>
+          <w:rFonts w:hint="eastAsia" w:ascii="等线" w:eastAsia="等线"/>
+          <w:sz w:val="24"/>
+          <w:lang w:val="en-US" w:eastAsia="zh-CN"/>
+        </w:rPr>
+        <w:t>能吃</w:t>
+      </w:r>
+      <w:r>
+        <w:rPr>
+          <w:rFonts w:hint="eastAsia" w:ascii="等线" w:eastAsia="等线"/>
+          <w:color w:val="00B050"/>
+          <w:sz w:val="24"/>
+          <w:lang w:val="en-US" w:eastAsia="zh-CN"/>
+        </w:rPr>
+        <w:t>TA5B，</w:t>
+      </w:r>
+      <w:r>
+        <w:rPr>
+          <w:rFonts w:hint="eastAsia" w:ascii="等线" w:eastAsia="等线"/>
+          <w:sz w:val="24"/>
+          <w:lang w:val="en-US" w:eastAsia="zh-CN"/>
+        </w:rPr>
+        <w:t>见食而烦</w:t>
+      </w:r>
+      <w:r>
+        <w:rPr>
+          <w:rFonts w:hint="eastAsia" w:ascii="等线" w:eastAsia="等线"/>
+          <w:color w:val="00B050"/>
+          <w:sz w:val="24"/>
+          <w:lang w:val="en-US" w:eastAsia="zh-CN"/>
+        </w:rPr>
+        <w:t>TA5C</w:t>
+      </w:r>
+      <w:r>
+        <w:rPr>
+          <w:rFonts w:hint="eastAsia" w:ascii="等线" w:eastAsia="等线"/>
+          <w:b/>
+          <w:bCs/>
+          <w:sz w:val="24"/>
+          <w:lang w:val="en-US" w:eastAsia="zh-CN"/>
+        </w:rPr>
+        <w:t>中医师：</w:t>
+      </w:r>
+      <w:r>
+        <w:rPr>
+          <w:rFonts w:hint="eastAsia" w:ascii="等线" w:eastAsia="等线"/>
+          <w:sz w:val="24"/>
+          <w:lang w:val="en-US" w:eastAsia="zh-CN"/>
+        </w:rPr>
+        <w:t>大便</w:t>
+      </w:r>
+      <w:r>
+        <w:rPr>
+          <w:rFonts w:hint="eastAsia" w:ascii="等线" w:eastAsia="等线"/>
+          <w:b/>
+          <w:bCs/>
+          <w:sz w:val="24"/>
+          <w:lang w:val="en-US" w:eastAsia="zh-CN"/>
+        </w:rPr>
+        <w:t>---客户回答：</w:t>
+      </w:r>
+      <w:r>
+        <w:rPr>
+          <w:rFonts w:hint="eastAsia" w:ascii="等线" w:eastAsia="等线"/>
+          <w:sz w:val="24"/>
+          <w:lang w:val="en-US" w:eastAsia="zh-CN"/>
+        </w:rPr>
+        <w:t>大便稀溏不热</w:t>
+      </w:r>
+      <w:r>
+        <w:rPr>
+          <w:rFonts w:hint="eastAsia" w:ascii="等线" w:eastAsia="等线"/>
+          <w:color w:val="00B050"/>
+          <w:sz w:val="24"/>
+          <w:lang w:val="en-US" w:eastAsia="zh-CN"/>
+        </w:rPr>
+        <w:t>TA7A</w:t>
+      </w:r>
+      <w:r>
+        <w:rPr>
+          <w:rFonts w:hint="eastAsia" w:ascii="等线" w:eastAsia="等线"/>
+          <w:b/>
+          <w:bCs/>
+          <w:sz w:val="24"/>
+          <w:lang w:val="en-US" w:eastAsia="zh-CN"/>
+        </w:rPr>
+        <w:t>，</w:t>
+      </w:r>
+      <w:r>
+        <w:rPr>
+          <w:rFonts w:hint="eastAsia" w:ascii="等线" w:eastAsia="等线"/>
+          <w:sz w:val="24"/>
+          <w:lang w:val="en-US" w:eastAsia="zh-CN"/>
+        </w:rPr>
+        <w:t>大便稀溏发热</w:t>
+      </w:r>
+      <w:r>
+        <w:rPr>
+          <w:rFonts w:hint="eastAsia" w:ascii="等线" w:eastAsia="等线"/>
+          <w:color w:val="00B050"/>
+          <w:sz w:val="24"/>
+          <w:lang w:val="en-US" w:eastAsia="zh-CN"/>
+        </w:rPr>
+        <w:t>TA7B</w:t>
+      </w:r>
+      <w:r>
+        <w:rPr>
+          <w:rFonts w:hint="eastAsia" w:ascii="等线" w:eastAsia="等线"/>
+          <w:b/>
+          <w:bCs/>
+          <w:sz w:val="24"/>
+          <w:lang w:val="en-US" w:eastAsia="zh-CN"/>
+        </w:rPr>
+        <w:t>，</w:t>
+      </w:r>
+      <w:r>
+        <w:rPr>
+          <w:rFonts w:hint="eastAsia" w:ascii="等线" w:eastAsia="等线"/>
+          <w:sz w:val="24"/>
+          <w:lang w:val="en-US" w:eastAsia="zh-CN"/>
+        </w:rPr>
+        <w:t>大便干结</w:t>
+      </w:r>
+      <w:r>
+        <w:rPr>
+          <w:rFonts w:hint="eastAsia" w:ascii="等线" w:eastAsia="等线"/>
+          <w:color w:val="00B050"/>
+          <w:sz w:val="24"/>
+          <w:lang w:val="en-US" w:eastAsia="zh-CN"/>
+        </w:rPr>
+        <w:t>TA7C</w:t>
+      </w:r>
+      <w:r>
+        <w:rPr>
+          <w:rFonts w:hint="eastAsia" w:ascii="等线" w:eastAsia="等线"/>
+          <w:b/>
+          <w:bCs/>
+          <w:sz w:val="24"/>
+          <w:lang w:val="en-US" w:eastAsia="zh-CN"/>
+        </w:rPr>
+        <w:t>，</w:t>
+      </w:r>
+      <w:r>
+        <w:rPr>
+          <w:rFonts w:hint="eastAsia" w:ascii="等线" w:eastAsia="等线"/>
+          <w:sz w:val="24"/>
+          <w:lang w:val="en-US" w:eastAsia="zh-CN"/>
+        </w:rPr>
+        <w:t>先干后稀</w:t>
+      </w:r>
+      <w:r>
+        <w:rPr>
+          <w:rFonts w:hint="eastAsia" w:ascii="等线" w:eastAsia="等线"/>
+          <w:color w:val="00B050"/>
+          <w:sz w:val="24"/>
+          <w:lang w:val="en-US" w:eastAsia="zh-CN"/>
+        </w:rPr>
+        <w:t>TA7D</w:t>
+      </w:r>
+      <w:r>
+        <w:rPr>
+          <w:rFonts w:hint="eastAsia" w:ascii="等线" w:eastAsia="等线"/>
+          <w:b/>
+          <w:bCs/>
+          <w:sz w:val="24"/>
+          <w:lang w:val="en-US" w:eastAsia="zh-CN"/>
+        </w:rPr>
+        <w:t>，</w:t>
+      </w:r>
+      <w:r>
+        <w:rPr>
+          <w:rFonts w:hint="eastAsia" w:ascii="等线" w:eastAsia="等线"/>
+          <w:sz w:val="24"/>
+          <w:lang w:val="en-US" w:eastAsia="zh-CN"/>
+        </w:rPr>
+        <w:t>时干时稀</w:t>
+      </w:r>
+      <w:r>
+        <w:rPr>
+          <w:rFonts w:hint="eastAsia" w:ascii="等线" w:eastAsia="等线"/>
+          <w:color w:val="00B050"/>
+          <w:sz w:val="24"/>
+          <w:lang w:val="en-US" w:eastAsia="zh-CN"/>
+        </w:rPr>
+        <w:t>TA7E</w:t>
+      </w:r>
+      <w:r>
+        <w:rPr>
+          <w:rFonts w:hint="eastAsia" w:ascii="等线" w:eastAsia="等线"/>
+          <w:b/>
+          <w:bCs/>
+          <w:sz w:val="24"/>
+          <w:lang w:val="en-US" w:eastAsia="zh-CN"/>
+        </w:rPr>
+        <w:t>，</w:t>
+      </w:r>
+      <w:r>
+        <w:rPr>
+          <w:rFonts w:hint="eastAsia" w:ascii="等线" w:eastAsia="等线"/>
+          <w:sz w:val="24"/>
+          <w:lang w:val="en-US" w:eastAsia="zh-CN"/>
+        </w:rPr>
+        <w:t>大便带血</w:t>
+      </w:r>
+      <w:r>
+        <w:rPr>
+          <w:rFonts w:hint="eastAsia" w:ascii="等线" w:eastAsia="等线"/>
+          <w:color w:val="00B050"/>
+          <w:sz w:val="24"/>
+          <w:lang w:val="en-US" w:eastAsia="zh-CN"/>
+        </w:rPr>
+        <w:t>TA7F</w:t>
+      </w:r>
+      <w:r>
+        <w:rPr>
+          <w:rFonts w:hint="eastAsia" w:ascii="等线" w:eastAsia="等线"/>
+          <w:b/>
+          <w:bCs/>
+          <w:sz w:val="24"/>
+          <w:lang w:val="en-US" w:eastAsia="zh-CN"/>
+        </w:rPr>
+        <w:t>---中医师：</w:t>
+      </w:r>
+      <w:r>
+        <w:rPr>
+          <w:rFonts w:hint="eastAsia" w:ascii="等线" w:eastAsia="等线"/>
+          <w:sz w:val="24"/>
+          <w:lang w:val="en-US" w:eastAsia="zh-CN"/>
+        </w:rPr>
+        <w:t>小便</w:t>
+      </w:r>
+      <w:r>
+        <w:rPr>
+          <w:rFonts w:hint="eastAsia" w:ascii="等线" w:eastAsia="等线"/>
+          <w:b/>
+          <w:bCs/>
+          <w:sz w:val="24"/>
+          <w:lang w:val="en-US" w:eastAsia="zh-CN"/>
+        </w:rPr>
+        <w:t>---客户回答：</w:t>
+      </w:r>
+      <w:r>
+        <w:rPr>
+          <w:rFonts w:hint="eastAsia" w:ascii="等线" w:eastAsia="等线"/>
+          <w:sz w:val="24"/>
+          <w:lang w:val="en-US" w:eastAsia="zh-CN"/>
+        </w:rPr>
+        <w:t>小便发热发黄</w:t>
+      </w:r>
+      <w:r>
+        <w:rPr>
+          <w:rFonts w:hint="eastAsia" w:ascii="等线" w:eastAsia="等线"/>
+          <w:color w:val="00B050"/>
+          <w:sz w:val="24"/>
+          <w:lang w:val="en-US" w:eastAsia="zh-CN"/>
+        </w:rPr>
+        <w:t>TA8A</w:t>
+      </w:r>
+      <w:r>
+        <w:rPr>
+          <w:rFonts w:hint="eastAsia" w:ascii="等线" w:eastAsia="等线"/>
+          <w:b/>
+          <w:bCs/>
+          <w:sz w:val="24"/>
+          <w:lang w:val="en-US" w:eastAsia="zh-CN"/>
+        </w:rPr>
+        <w:t>，</w:t>
+      </w:r>
+      <w:r>
+        <w:rPr>
+          <w:rFonts w:hint="eastAsia" w:ascii="等线" w:eastAsia="等线"/>
+          <w:sz w:val="24"/>
+          <w:lang w:val="en-US" w:eastAsia="zh-CN"/>
+        </w:rPr>
+        <w:t>小便清长</w:t>
+      </w:r>
+      <w:r>
+        <w:rPr>
+          <w:rFonts w:hint="eastAsia" w:ascii="等线" w:eastAsia="等线"/>
+          <w:color w:val="00B050"/>
+          <w:sz w:val="24"/>
+          <w:lang w:val="en-US" w:eastAsia="zh-CN"/>
+        </w:rPr>
+        <w:t>TA8B</w:t>
+      </w:r>
+      <w:r>
+        <w:rPr>
+          <w:rFonts w:hint="eastAsia" w:ascii="等线" w:eastAsia="等线"/>
+          <w:b/>
+          <w:bCs/>
+          <w:sz w:val="24"/>
+          <w:lang w:val="en-US" w:eastAsia="zh-CN"/>
+        </w:rPr>
+        <w:t>，</w:t>
+      </w:r>
+      <w:r>
+        <w:rPr>
+          <w:rFonts w:hint="eastAsia" w:ascii="等线" w:eastAsia="等线"/>
+          <w:sz w:val="24"/>
+          <w:lang w:val="en-US" w:eastAsia="zh-CN"/>
+        </w:rPr>
+        <w:t>小便不利</w:t>
+      </w:r>
+      <w:r>
+        <w:rPr>
+          <w:rFonts w:hint="eastAsia" w:ascii="等线" w:eastAsia="等线"/>
+          <w:color w:val="00B050"/>
+          <w:sz w:val="24"/>
+          <w:lang w:val="en-US" w:eastAsia="zh-CN"/>
+        </w:rPr>
+        <w:t>TA8C</w:t>
+      </w:r>
+      <w:r>
+        <w:rPr>
+          <w:rFonts w:hint="eastAsia" w:ascii="等线" w:eastAsia="等线"/>
+          <w:b/>
+          <w:bCs/>
+          <w:sz w:val="24"/>
+          <w:lang w:val="en-US" w:eastAsia="zh-CN"/>
+        </w:rPr>
+        <w:t>，</w:t>
+      </w:r>
+      <w:r>
+        <w:rPr>
+          <w:rFonts w:hint="eastAsia" w:ascii="等线" w:eastAsia="等线"/>
+          <w:sz w:val="24"/>
+          <w:lang w:val="en-US" w:eastAsia="zh-CN"/>
+        </w:rPr>
+        <w:t>小便带血发热</w:t>
+      </w:r>
+      <w:r>
+        <w:rPr>
+          <w:rFonts w:hint="eastAsia" w:ascii="等线" w:eastAsia="等线"/>
+          <w:color w:val="00B050"/>
+          <w:sz w:val="24"/>
+          <w:lang w:val="en-US" w:eastAsia="zh-CN"/>
+        </w:rPr>
+        <w:t>TA8D</w:t>
+      </w:r>
+      <w:r>
+        <w:rPr>
+          <w:rFonts w:hint="eastAsia" w:ascii="等线" w:eastAsia="等线"/>
+          <w:b/>
+          <w:bCs/>
+          <w:sz w:val="24"/>
+          <w:lang w:val="en-US" w:eastAsia="zh-CN"/>
+        </w:rPr>
+        <w:t>，</w:t>
+      </w:r>
+      <w:r>
+        <w:rPr>
+          <w:rFonts w:hint="eastAsia" w:ascii="等线" w:eastAsia="等线"/>
+          <w:sz w:val="24"/>
+          <w:lang w:val="en-US" w:eastAsia="zh-CN"/>
+        </w:rPr>
+        <w:t>小便带血不热</w:t>
+      </w:r>
+      <w:r>
+        <w:rPr>
+          <w:rFonts w:hint="eastAsia" w:ascii="等线" w:eastAsia="等线"/>
+          <w:color w:val="00B050"/>
+          <w:sz w:val="24"/>
+          <w:lang w:val="en-US" w:eastAsia="zh-CN"/>
+        </w:rPr>
+        <w:t>TA8E</w:t>
+      </w:r>
+      <w:r>
+        <w:rPr>
+          <w:rFonts w:hint="eastAsia" w:ascii="等线" w:eastAsia="等线"/>
+          <w:b/>
+          <w:bCs/>
+          <w:sz w:val="24"/>
+          <w:lang w:val="en-US" w:eastAsia="zh-CN"/>
+        </w:rPr>
+        <w:t>---中医师：</w:t>
+      </w:r>
+      <w:r>
+        <w:rPr>
+          <w:rFonts w:hint="eastAsia" w:ascii="等线" w:eastAsia="等线"/>
+          <w:sz w:val="24"/>
+          <w:lang w:val="en-US" w:eastAsia="zh-CN"/>
+        </w:rPr>
+        <w:t>睡眠</w:t>
+      </w:r>
+      <w:r>
+        <w:rPr>
+          <w:rFonts w:hint="eastAsia" w:ascii="等线" w:eastAsia="等线"/>
+          <w:b/>
+          <w:bCs/>
+          <w:sz w:val="24"/>
+          <w:lang w:val="en-US" w:eastAsia="zh-CN"/>
+        </w:rPr>
+        <w:t>---客户回答：</w:t>
+      </w:r>
+      <w:r>
+        <w:rPr>
+          <w:rFonts w:hint="eastAsia" w:ascii="等线" w:eastAsia="等线"/>
+          <w:sz w:val="24"/>
+          <w:lang w:val="en-US" w:eastAsia="zh-CN"/>
+        </w:rPr>
+        <w:t>入睡困难</w:t>
+      </w:r>
+      <w:r>
+        <w:rPr>
+          <w:rFonts w:hint="eastAsia" w:ascii="等线" w:eastAsia="等线"/>
+          <w:color w:val="00B050"/>
+          <w:sz w:val="24"/>
+          <w:lang w:val="en-US" w:eastAsia="zh-CN"/>
+        </w:rPr>
+        <w:t>TA9A</w:t>
+      </w:r>
+      <w:r>
+        <w:rPr>
+          <w:rFonts w:hint="eastAsia" w:ascii="等线" w:eastAsia="等线"/>
+          <w:b/>
+          <w:bCs/>
+          <w:sz w:val="24"/>
+          <w:lang w:val="en-US" w:eastAsia="zh-CN"/>
+        </w:rPr>
+        <w:t>，</w:t>
+      </w:r>
+      <w:r>
+        <w:rPr>
+          <w:rFonts w:hint="eastAsia" w:ascii="等线" w:eastAsia="等线"/>
+          <w:sz w:val="24"/>
+          <w:lang w:val="en-US" w:eastAsia="zh-CN"/>
+        </w:rPr>
+        <w:t>睡后易醒</w:t>
+      </w:r>
+      <w:r>
+        <w:rPr>
+          <w:rFonts w:hint="eastAsia" w:ascii="等线" w:eastAsia="等线"/>
+          <w:color w:val="00B050"/>
+          <w:sz w:val="24"/>
+          <w:lang w:val="en-US" w:eastAsia="zh-CN"/>
+        </w:rPr>
+        <w:t>TA9B</w:t>
+      </w:r>
+      <w:r>
+        <w:rPr>
+          <w:rFonts w:hint="eastAsia" w:ascii="等线" w:eastAsia="等线"/>
+          <w:b/>
+          <w:bCs/>
+          <w:sz w:val="24"/>
+          <w:lang w:val="en-US" w:eastAsia="zh-CN"/>
+        </w:rPr>
+        <w:t>，</w:t>
+      </w:r>
+      <w:r>
+        <w:rPr>
+          <w:rFonts w:hint="eastAsia" w:ascii="等线" w:eastAsia="等线"/>
+          <w:sz w:val="24"/>
+          <w:lang w:val="en-US" w:eastAsia="zh-CN"/>
+        </w:rPr>
+        <w:t>嗜睡</w:t>
+      </w:r>
+      <w:r>
+        <w:rPr>
+          <w:rFonts w:hint="eastAsia" w:ascii="等线" w:eastAsia="等线"/>
+          <w:color w:val="00B050"/>
+          <w:sz w:val="24"/>
+          <w:lang w:val="en-US" w:eastAsia="zh-CN"/>
+        </w:rPr>
+        <w:t>TA9C</w:t>
+      </w:r>
+      <w:r>
+        <w:rPr>
+          <w:rFonts w:hint="eastAsia" w:ascii="等线" w:eastAsia="等线"/>
+          <w:b/>
+          <w:bCs/>
+          <w:sz w:val="24"/>
+          <w:lang w:val="en-US" w:eastAsia="zh-CN"/>
+        </w:rPr>
+        <w:t>---中医师：</w:t>
+      </w:r>
+      <w:r>
+        <w:rPr>
+          <w:rFonts w:hint="eastAsia" w:ascii="等线" w:eastAsia="等线"/>
+          <w:sz w:val="24"/>
+          <w:lang w:val="en-US" w:eastAsia="zh-CN"/>
+        </w:rPr>
+        <w:t>体力</w:t>
+      </w:r>
+      <w:r>
+        <w:rPr>
+          <w:rFonts w:hint="eastAsia" w:ascii="等线" w:eastAsia="等线"/>
+          <w:b/>
+          <w:bCs/>
+          <w:sz w:val="24"/>
+          <w:lang w:val="en-US" w:eastAsia="zh-CN"/>
+        </w:rPr>
+        <w:t>---客户回答：</w:t>
+      </w:r>
+      <w:r>
+        <w:rPr>
+          <w:rFonts w:hint="eastAsia" w:ascii="等线" w:eastAsia="等线"/>
+          <w:sz w:val="24"/>
+          <w:lang w:val="en-US" w:eastAsia="zh-CN"/>
+        </w:rPr>
+        <w:t>神疲乏力劳累加重</w:t>
+      </w:r>
+      <w:r>
+        <w:rPr>
+          <w:rFonts w:hint="eastAsia" w:ascii="等线" w:eastAsia="等线"/>
+          <w:color w:val="00B050"/>
+          <w:sz w:val="24"/>
+          <w:lang w:val="en-US" w:eastAsia="zh-CN"/>
+        </w:rPr>
+        <w:t>TA10A</w:t>
+      </w:r>
+      <w:r>
+        <w:rPr>
+          <w:rFonts w:hint="eastAsia" w:ascii="等线" w:eastAsia="等线"/>
+          <w:b/>
+          <w:bCs/>
+          <w:sz w:val="24"/>
+          <w:lang w:val="en-US" w:eastAsia="zh-CN"/>
+        </w:rPr>
+        <w:t>，</w:t>
+      </w:r>
+      <w:r>
+        <w:rPr>
+          <w:rFonts w:hint="eastAsia" w:ascii="等线" w:eastAsia="等线"/>
+          <w:sz w:val="24"/>
+          <w:lang w:val="en-US" w:eastAsia="zh-CN"/>
+        </w:rPr>
+        <w:t>神疲乏力遇湿加重</w:t>
+      </w:r>
+      <w:r>
+        <w:rPr>
+          <w:rFonts w:hint="eastAsia" w:ascii="等线" w:eastAsia="等线"/>
+          <w:color w:val="00B050"/>
+          <w:sz w:val="24"/>
+          <w:lang w:val="en-US" w:eastAsia="zh-CN"/>
+        </w:rPr>
+        <w:t>TA10B</w:t>
+      </w:r>
+      <w:r>
+        <w:rPr>
+          <w:rFonts w:hint="eastAsia" w:ascii="等线" w:eastAsia="等线"/>
+          <w:b/>
+          <w:bCs/>
+          <w:sz w:val="24"/>
+          <w:lang w:val="en-US" w:eastAsia="zh-CN"/>
+        </w:rPr>
+        <w:t>，</w:t>
+      </w:r>
+      <w:r>
+        <w:rPr>
+          <w:rFonts w:hint="eastAsia" w:ascii="等线" w:eastAsia="等线"/>
+          <w:sz w:val="24"/>
+          <w:lang w:val="en-US" w:eastAsia="zh-CN"/>
+        </w:rPr>
+        <w:t>神疲乏力遇热加重</w:t>
+      </w:r>
+      <w:r>
+        <w:rPr>
+          <w:rFonts w:hint="eastAsia" w:ascii="等线" w:eastAsia="等线"/>
+          <w:color w:val="00B050"/>
+          <w:sz w:val="24"/>
+          <w:lang w:val="en-US" w:eastAsia="zh-CN"/>
+        </w:rPr>
+        <w:t>TA10C</w:t>
+      </w:r>
+      <w:r>
+        <w:rPr>
+          <w:rFonts w:hint="eastAsia" w:ascii="等线" w:eastAsia="等线"/>
+          <w:b/>
+          <w:bCs/>
+          <w:sz w:val="24"/>
+          <w:lang w:val="en-US" w:eastAsia="zh-CN"/>
+        </w:rPr>
+        <w:t>---中医师：心烦---客户回答：</w:t>
+      </w:r>
+      <w:r>
+        <w:rPr>
+          <w:rFonts w:hint="eastAsia" w:ascii="等线" w:eastAsia="等线"/>
+          <w:sz w:val="24"/>
+          <w:lang w:val="en-US" w:eastAsia="zh-CN"/>
+        </w:rPr>
+        <w:t>白天心烦</w:t>
+      </w:r>
+      <w:r>
+        <w:rPr>
+          <w:rFonts w:hint="eastAsia" w:ascii="等线" w:eastAsia="等线"/>
+          <w:color w:val="00B050"/>
+          <w:sz w:val="24"/>
+          <w:lang w:val="en-US" w:eastAsia="zh-CN"/>
+        </w:rPr>
+        <w:t>TA11A</w:t>
+      </w:r>
+      <w:r>
+        <w:rPr>
+          <w:rFonts w:hint="eastAsia" w:ascii="等线" w:eastAsia="等线"/>
+          <w:b/>
+          <w:bCs/>
+          <w:sz w:val="24"/>
+          <w:lang w:val="en-US" w:eastAsia="zh-CN"/>
+        </w:rPr>
+        <w:t>，</w:t>
+      </w:r>
+      <w:r>
+        <w:rPr>
+          <w:rFonts w:hint="eastAsia" w:ascii="等线" w:eastAsia="等线"/>
+          <w:sz w:val="24"/>
+          <w:lang w:val="en-US" w:eastAsia="zh-CN"/>
+        </w:rPr>
+        <w:t>夜间心烦</w:t>
+      </w:r>
+      <w:r>
+        <w:rPr>
+          <w:rFonts w:hint="eastAsia" w:ascii="等线" w:eastAsia="等线"/>
+          <w:color w:val="00B050"/>
+          <w:sz w:val="24"/>
+          <w:lang w:val="en-US" w:eastAsia="zh-CN"/>
+        </w:rPr>
+        <w:t>TA11B</w:t>
+      </w:r>
+      <w:r>
+        <w:rPr>
+          <w:rFonts w:hint="eastAsia" w:ascii="等线" w:eastAsia="等线"/>
+          <w:b/>
+          <w:bCs/>
+          <w:sz w:val="24"/>
+          <w:lang w:val="en-US" w:eastAsia="zh-CN"/>
+        </w:rPr>
+        <w:t>，</w:t>
+      </w:r>
+      <w:r>
+        <w:rPr>
+          <w:rFonts w:hint="eastAsia" w:ascii="等线" w:eastAsia="等线"/>
+          <w:sz w:val="24"/>
+          <w:lang w:val="en-US" w:eastAsia="zh-CN"/>
+        </w:rPr>
+        <w:t>白天心烦夜间安静</w:t>
+      </w:r>
+      <w:r>
+        <w:rPr>
+          <w:rFonts w:hint="eastAsia" w:ascii="等线" w:eastAsia="等线"/>
+          <w:color w:val="00B050"/>
+          <w:sz w:val="24"/>
+          <w:lang w:val="en-US" w:eastAsia="zh-CN"/>
+        </w:rPr>
+        <w:t>TA11C</w:t>
       </w:r>
     </w:p>
     <w:p>
       <w:pPr>
-        <w:rPr>
-          <w:rFonts w:hint="eastAsia"/>
+        <w:numPr>
+          <w:ilvl w:val="0"/>
+          <w:numId w:val="1"/>
+        </w:numPr>
+        <w:rPr>
+          <w:rFonts w:hint="default"/>
+          <w:sz w:val="24"/>
+          <w:lang w:val="en-US" w:eastAsia="zh-CN"/>
         </w:rPr>
       </w:pPr>
       <w:r>
         <w:rPr>
-          <w:rFonts w:hint="eastAsia"/>
-        </w:rPr>
-        <w:t>6、客户回答：寒热不明显TA1---中医师：是否流涕？---客户回答：流清涕TA2A，流浊涕TA2B，没有流涕TA2C---中医师：口渴/喝水---客户回答：口不渴TA3A，口渴喜热饮TA3B，口渴喜凉饮TA3C，口干但不想喝水TA3D，口中水多TA3E---中医师：口味---客户回答：口苦TA4A，口臭TA4B，口酸TA4C，口涩TA4D，口咸TA4E，口淡无味TA4F，口甜TA4G---中医师：吃饭如何---客户回答：食欲不振TA5A，能吃TA5B，见食而烦TA5C---中医师：出汗---客户回答：不出汗TA6A，自汗TA6B，盗汗TA6C---中医师：大便---客户回答：大便稀溏不热TA7A，大便稀溏发热TA7B，大便干结TA7C，先干后稀TA7D，时干时稀TA7E，大便带血TA7F---中医师：小便---客户回答：小便发热发黄TA8A，小便清长TA8B，小便不利TA8C，小便带血发热TA8D，小便带血不热TA8E---中医师：睡眠---客户回答：入睡困难TA9A，睡后易醒TA9B，嗜睡TA9C---中医师：体力---客户回答：神疲乏力劳累加重TA10A，神疲乏力遇湿加重TA10B，神疲乏力遇热加重TA10C---中医师：心烦---客户回答：白天心烦TA11A，夜间心烦TA11B，白天心烦夜间安静TA11C</w:t>
+          <w:rFonts w:hint="eastAsia" w:ascii="等线" w:eastAsia="等线"/>
+          <w:b/>
+          <w:bCs/>
+          <w:sz w:val="24"/>
+          <w:lang w:val="en-US" w:eastAsia="zh-CN"/>
+        </w:rPr>
+        <w:t>客户回答：</w:t>
+      </w:r>
+      <w:r>
+        <w:rPr>
+          <w:rFonts w:hint="eastAsia" w:ascii="等线" w:eastAsia="等线"/>
+          <w:sz w:val="24"/>
+          <w:lang w:val="en-US" w:eastAsia="zh-CN"/>
+        </w:rPr>
+        <w:t>寒热往来</w:t>
+      </w:r>
+      <w:r>
+        <w:rPr>
+          <w:rFonts w:hint="eastAsia" w:ascii="等线" w:eastAsia="等线"/>
+          <w:color w:val="00B050"/>
+          <w:sz w:val="24"/>
+          <w:lang w:val="en-US" w:eastAsia="zh-CN"/>
+        </w:rPr>
+        <w:t>TA1</w:t>
+      </w:r>
+      <w:r>
+        <w:rPr>
+          <w:rFonts w:hint="eastAsia" w:ascii="等线" w:eastAsia="等线"/>
+          <w:sz w:val="24"/>
+          <w:lang w:val="en-US" w:eastAsia="zh-CN"/>
+        </w:rPr>
+        <w:t>---</w:t>
+      </w:r>
+      <w:r>
+        <w:rPr>
+          <w:rFonts w:hint="eastAsia" w:ascii="等线" w:eastAsia="等线"/>
+          <w:b/>
+          <w:bCs/>
+          <w:sz w:val="24"/>
+          <w:lang w:val="en-US" w:eastAsia="zh-CN"/>
+        </w:rPr>
+        <w:t>中医师：</w:t>
+      </w:r>
+      <w:r>
+        <w:rPr>
+          <w:rFonts w:hint="eastAsia" w:ascii="等线" w:eastAsia="等线"/>
+          <w:sz w:val="24"/>
+          <w:lang w:val="en-US" w:eastAsia="zh-CN"/>
+        </w:rPr>
+        <w:t>是否流涕？</w:t>
+      </w:r>
+      <w:r>
+        <w:rPr>
+          <w:rFonts w:hint="eastAsia" w:ascii="等线" w:eastAsia="等线"/>
+          <w:b/>
+          <w:bCs/>
+          <w:sz w:val="24"/>
+          <w:lang w:val="en-US" w:eastAsia="zh-CN"/>
+        </w:rPr>
+        <w:t>---客户回答：</w:t>
+      </w:r>
+      <w:r>
+        <w:rPr>
+          <w:rFonts w:hint="eastAsia" w:ascii="等线" w:eastAsia="等线"/>
+          <w:sz w:val="24"/>
+          <w:lang w:val="en-US" w:eastAsia="zh-CN"/>
+        </w:rPr>
+        <w:t>流清涕</w:t>
+      </w:r>
+      <w:r>
+        <w:rPr>
+          <w:rFonts w:hint="eastAsia" w:ascii="等线" w:eastAsia="等线"/>
+          <w:color w:val="00B050"/>
+          <w:sz w:val="24"/>
+          <w:lang w:val="en-US" w:eastAsia="zh-CN"/>
+        </w:rPr>
+        <w:t>TA2A</w:t>
+      </w:r>
+      <w:r>
+        <w:rPr>
+          <w:rFonts w:hint="eastAsia" w:ascii="等线" w:eastAsia="等线"/>
+          <w:sz w:val="24"/>
+          <w:lang w:val="en-US" w:eastAsia="zh-CN"/>
+        </w:rPr>
+        <w:t>，流浊涕</w:t>
+      </w:r>
+      <w:r>
+        <w:rPr>
+          <w:rFonts w:hint="eastAsia" w:ascii="等线" w:eastAsia="等线"/>
+          <w:color w:val="00B050"/>
+          <w:sz w:val="24"/>
+          <w:lang w:val="en-US" w:eastAsia="zh-CN"/>
+        </w:rPr>
+        <w:t>TA2B</w:t>
+      </w:r>
+      <w:r>
+        <w:rPr>
+          <w:rFonts w:hint="eastAsia" w:ascii="等线" w:eastAsia="等线"/>
+          <w:sz w:val="24"/>
+          <w:lang w:val="en-US" w:eastAsia="zh-CN"/>
+        </w:rPr>
+        <w:t>，没有流涕</w:t>
+      </w:r>
+      <w:r>
+        <w:rPr>
+          <w:rFonts w:hint="eastAsia" w:ascii="等线" w:eastAsia="等线"/>
+          <w:color w:val="00B050"/>
+          <w:sz w:val="24"/>
+          <w:lang w:val="en-US" w:eastAsia="zh-CN"/>
+        </w:rPr>
+        <w:t>TA2C</w:t>
+      </w:r>
+      <w:r>
+        <w:rPr>
+          <w:rFonts w:hint="eastAsia" w:ascii="等线" w:eastAsia="等线"/>
+          <w:b/>
+          <w:bCs/>
+          <w:sz w:val="24"/>
+          <w:lang w:val="en-US" w:eastAsia="zh-CN"/>
+        </w:rPr>
+        <w:t>---中医师：</w:t>
+      </w:r>
+      <w:r>
+        <w:rPr>
+          <w:rFonts w:hint="eastAsia" w:ascii="等线" w:eastAsia="等线"/>
+          <w:sz w:val="24"/>
+          <w:lang w:val="en-US" w:eastAsia="zh-CN"/>
+        </w:rPr>
+        <w:t>口渴/喝水</w:t>
+      </w:r>
+      <w:r>
+        <w:rPr>
+          <w:rFonts w:hint="eastAsia" w:ascii="等线" w:eastAsia="等线"/>
+          <w:b/>
+          <w:bCs/>
+          <w:sz w:val="24"/>
+          <w:lang w:val="en-US" w:eastAsia="zh-CN"/>
+        </w:rPr>
+        <w:t>---客户回答：</w:t>
+      </w:r>
+      <w:r>
+        <w:rPr>
+          <w:rFonts w:hint="eastAsia" w:ascii="等线" w:eastAsia="等线"/>
+          <w:sz w:val="24"/>
+          <w:lang w:val="en-US" w:eastAsia="zh-CN"/>
+        </w:rPr>
+        <w:t>口不渴</w:t>
+      </w:r>
+      <w:r>
+        <w:rPr>
+          <w:rFonts w:hint="eastAsia" w:ascii="等线" w:eastAsia="等线"/>
+          <w:color w:val="00B050"/>
+          <w:sz w:val="24"/>
+          <w:lang w:val="en-US" w:eastAsia="zh-CN"/>
+        </w:rPr>
+        <w:t>TA3A</w:t>
+      </w:r>
+      <w:r>
+        <w:rPr>
+          <w:rFonts w:hint="eastAsia" w:ascii="等线" w:eastAsia="等线"/>
+          <w:b/>
+          <w:bCs/>
+          <w:sz w:val="24"/>
+          <w:lang w:val="en-US" w:eastAsia="zh-CN"/>
+        </w:rPr>
+        <w:t>，</w:t>
+      </w:r>
+      <w:r>
+        <w:rPr>
+          <w:rFonts w:hint="eastAsia" w:ascii="等线" w:eastAsia="等线"/>
+          <w:sz w:val="24"/>
+          <w:lang w:val="en-US" w:eastAsia="zh-CN"/>
+        </w:rPr>
+        <w:t>口渴喜热饮</w:t>
+      </w:r>
+      <w:r>
+        <w:rPr>
+          <w:rFonts w:hint="eastAsia" w:ascii="等线" w:eastAsia="等线"/>
+          <w:color w:val="00B050"/>
+          <w:sz w:val="24"/>
+          <w:lang w:val="en-US" w:eastAsia="zh-CN"/>
+        </w:rPr>
+        <w:t>TA3B</w:t>
+      </w:r>
+      <w:r>
+        <w:rPr>
+          <w:rFonts w:hint="eastAsia" w:ascii="等线" w:eastAsia="等线"/>
+          <w:b/>
+          <w:bCs/>
+          <w:sz w:val="24"/>
+          <w:lang w:val="en-US" w:eastAsia="zh-CN"/>
+        </w:rPr>
+        <w:t>，</w:t>
+      </w:r>
+      <w:r>
+        <w:rPr>
+          <w:rFonts w:hint="eastAsia" w:ascii="等线" w:eastAsia="等线"/>
+          <w:sz w:val="24"/>
+          <w:lang w:val="en-US" w:eastAsia="zh-CN"/>
+        </w:rPr>
+        <w:t>口渴喜凉饮</w:t>
+      </w:r>
+      <w:r>
+        <w:rPr>
+          <w:rFonts w:hint="eastAsia" w:ascii="等线" w:eastAsia="等线"/>
+          <w:color w:val="00B050"/>
+          <w:sz w:val="24"/>
+          <w:lang w:val="en-US" w:eastAsia="zh-CN"/>
+        </w:rPr>
+        <w:t>TA3C</w:t>
+      </w:r>
+      <w:r>
+        <w:rPr>
+          <w:rFonts w:hint="eastAsia" w:ascii="等线" w:eastAsia="等线"/>
+          <w:b/>
+          <w:bCs/>
+          <w:sz w:val="24"/>
+          <w:lang w:val="en-US" w:eastAsia="zh-CN"/>
+        </w:rPr>
+        <w:t>，</w:t>
+      </w:r>
+      <w:r>
+        <w:rPr>
+          <w:rFonts w:hint="eastAsia" w:ascii="等线" w:eastAsia="等线"/>
+          <w:sz w:val="24"/>
+          <w:lang w:val="en-US" w:eastAsia="zh-CN"/>
+        </w:rPr>
+        <w:t>口干但不想喝水</w:t>
+      </w:r>
+      <w:r>
+        <w:rPr>
+          <w:rFonts w:hint="eastAsia" w:ascii="等线" w:eastAsia="等线"/>
+          <w:color w:val="00B050"/>
+          <w:sz w:val="24"/>
+          <w:lang w:val="en-US" w:eastAsia="zh-CN"/>
+        </w:rPr>
+        <w:t>TA3D</w:t>
+      </w:r>
+      <w:r>
+        <w:rPr>
+          <w:rFonts w:hint="eastAsia" w:ascii="等线" w:eastAsia="等线"/>
+          <w:b/>
+          <w:bCs/>
+          <w:sz w:val="24"/>
+          <w:lang w:val="en-US" w:eastAsia="zh-CN"/>
+        </w:rPr>
+        <w:t>，</w:t>
+      </w:r>
+      <w:r>
+        <w:rPr>
+          <w:rFonts w:hint="eastAsia" w:ascii="等线" w:eastAsia="等线"/>
+          <w:sz w:val="24"/>
+          <w:lang w:val="en-US" w:eastAsia="zh-CN"/>
+        </w:rPr>
+        <w:t>口中水多</w:t>
+      </w:r>
+      <w:r>
+        <w:rPr>
+          <w:rFonts w:hint="eastAsia" w:ascii="等线" w:eastAsia="等线"/>
+          <w:color w:val="00B050"/>
+          <w:sz w:val="24"/>
+          <w:lang w:val="en-US" w:eastAsia="zh-CN"/>
+        </w:rPr>
+        <w:t>TA3E</w:t>
+      </w:r>
+      <w:r>
+        <w:rPr>
+          <w:rFonts w:hint="eastAsia" w:ascii="等线" w:eastAsia="等线"/>
+          <w:b/>
+          <w:bCs/>
+          <w:sz w:val="24"/>
+          <w:lang w:val="en-US" w:eastAsia="zh-CN"/>
+        </w:rPr>
+        <w:t>---中医师：</w:t>
+      </w:r>
+      <w:r>
+        <w:rPr>
+          <w:rFonts w:hint="eastAsia" w:ascii="等线" w:eastAsia="等线"/>
+          <w:sz w:val="24"/>
+          <w:lang w:val="en-US" w:eastAsia="zh-CN"/>
+        </w:rPr>
+        <w:t>口味</w:t>
+      </w:r>
+      <w:r>
+        <w:rPr>
+          <w:rFonts w:hint="eastAsia" w:ascii="等线" w:eastAsia="等线"/>
+          <w:b/>
+          <w:bCs/>
+          <w:sz w:val="24"/>
+          <w:lang w:val="en-US" w:eastAsia="zh-CN"/>
+        </w:rPr>
+        <w:t>---客户回答：</w:t>
+      </w:r>
+      <w:r>
+        <w:rPr>
+          <w:rFonts w:hint="eastAsia" w:ascii="等线" w:eastAsia="等线"/>
+          <w:sz w:val="24"/>
+          <w:lang w:val="en-US" w:eastAsia="zh-CN"/>
+        </w:rPr>
+        <w:t>口苦</w:t>
+      </w:r>
+      <w:r>
+        <w:rPr>
+          <w:rFonts w:hint="eastAsia" w:ascii="等线" w:eastAsia="等线"/>
+          <w:color w:val="00B050"/>
+          <w:sz w:val="24"/>
+          <w:lang w:val="en-US" w:eastAsia="zh-CN"/>
+        </w:rPr>
+        <w:t>TA4A</w:t>
+      </w:r>
+      <w:r>
+        <w:rPr>
+          <w:rFonts w:hint="eastAsia" w:ascii="等线" w:eastAsia="等线"/>
+          <w:b/>
+          <w:bCs/>
+          <w:sz w:val="24"/>
+          <w:lang w:val="en-US" w:eastAsia="zh-CN"/>
+        </w:rPr>
+        <w:t>，</w:t>
+      </w:r>
+      <w:r>
+        <w:rPr>
+          <w:rFonts w:hint="eastAsia" w:ascii="等线" w:eastAsia="等线"/>
+          <w:sz w:val="24"/>
+          <w:lang w:val="en-US" w:eastAsia="zh-CN"/>
+        </w:rPr>
+        <w:t>口臭</w:t>
+      </w:r>
+      <w:r>
+        <w:rPr>
+          <w:rFonts w:hint="eastAsia" w:ascii="等线" w:eastAsia="等线"/>
+          <w:color w:val="00B050"/>
+          <w:sz w:val="24"/>
+          <w:lang w:val="en-US" w:eastAsia="zh-CN"/>
+        </w:rPr>
+        <w:t>TA4B</w:t>
+      </w:r>
+      <w:r>
+        <w:rPr>
+          <w:rFonts w:hint="eastAsia" w:ascii="等线" w:eastAsia="等线"/>
+          <w:b/>
+          <w:bCs/>
+          <w:sz w:val="24"/>
+          <w:lang w:val="en-US" w:eastAsia="zh-CN"/>
+        </w:rPr>
+        <w:t>，</w:t>
+      </w:r>
+      <w:r>
+        <w:rPr>
+          <w:rFonts w:hint="eastAsia" w:ascii="等线" w:eastAsia="等线"/>
+          <w:sz w:val="24"/>
+          <w:lang w:val="en-US" w:eastAsia="zh-CN"/>
+        </w:rPr>
+        <w:t>口酸</w:t>
+      </w:r>
+      <w:r>
+        <w:rPr>
+          <w:rFonts w:hint="eastAsia" w:ascii="等线" w:eastAsia="等线"/>
+          <w:color w:val="00B050"/>
+          <w:sz w:val="24"/>
+          <w:lang w:val="en-US" w:eastAsia="zh-CN"/>
+        </w:rPr>
+        <w:t>TA4C</w:t>
+      </w:r>
+      <w:r>
+        <w:rPr>
+          <w:rFonts w:hint="eastAsia" w:ascii="等线" w:eastAsia="等线"/>
+          <w:b/>
+          <w:bCs/>
+          <w:sz w:val="24"/>
+          <w:lang w:val="en-US" w:eastAsia="zh-CN"/>
+        </w:rPr>
+        <w:t>，</w:t>
+      </w:r>
+      <w:r>
+        <w:rPr>
+          <w:rFonts w:hint="eastAsia" w:ascii="等线" w:eastAsia="等线"/>
+          <w:sz w:val="24"/>
+          <w:lang w:val="en-US" w:eastAsia="zh-CN"/>
+        </w:rPr>
+        <w:t>口涩</w:t>
+      </w:r>
+      <w:r>
+        <w:rPr>
+          <w:rFonts w:hint="eastAsia" w:ascii="等线" w:eastAsia="等线"/>
+          <w:color w:val="00B050"/>
+          <w:sz w:val="24"/>
+          <w:lang w:val="en-US" w:eastAsia="zh-CN"/>
+        </w:rPr>
+        <w:t>TA4D</w:t>
+      </w:r>
+      <w:r>
+        <w:rPr>
+          <w:rFonts w:hint="eastAsia" w:ascii="等线" w:eastAsia="等线"/>
+          <w:b/>
+          <w:bCs/>
+          <w:sz w:val="24"/>
+          <w:lang w:val="en-US" w:eastAsia="zh-CN"/>
+        </w:rPr>
+        <w:t>，</w:t>
+      </w:r>
+      <w:r>
+        <w:rPr>
+          <w:rFonts w:hint="eastAsia" w:ascii="等线" w:eastAsia="等线"/>
+          <w:sz w:val="24"/>
+          <w:lang w:val="en-US" w:eastAsia="zh-CN"/>
+        </w:rPr>
+        <w:t>口咸</w:t>
+      </w:r>
+      <w:r>
+        <w:rPr>
+          <w:rFonts w:hint="eastAsia" w:ascii="等线" w:eastAsia="等线"/>
+          <w:color w:val="00B050"/>
+          <w:sz w:val="24"/>
+          <w:lang w:val="en-US" w:eastAsia="zh-CN"/>
+        </w:rPr>
+        <w:t>TA4E</w:t>
+      </w:r>
+      <w:r>
+        <w:rPr>
+          <w:rFonts w:hint="eastAsia" w:ascii="等线" w:eastAsia="等线"/>
+          <w:b/>
+          <w:bCs/>
+          <w:sz w:val="24"/>
+          <w:lang w:val="en-US" w:eastAsia="zh-CN"/>
+        </w:rPr>
+        <w:t>，</w:t>
+      </w:r>
+      <w:r>
+        <w:rPr>
+          <w:rFonts w:hint="eastAsia" w:ascii="等线" w:eastAsia="等线"/>
+          <w:sz w:val="24"/>
+          <w:lang w:val="en-US" w:eastAsia="zh-CN"/>
+        </w:rPr>
+        <w:t>口淡无味</w:t>
+      </w:r>
+      <w:r>
+        <w:rPr>
+          <w:rFonts w:hint="eastAsia" w:ascii="等线" w:eastAsia="等线"/>
+          <w:color w:val="00B050"/>
+          <w:sz w:val="24"/>
+          <w:lang w:val="en-US" w:eastAsia="zh-CN"/>
+        </w:rPr>
+        <w:t>TA4F</w:t>
+      </w:r>
+      <w:r>
+        <w:rPr>
+          <w:rFonts w:hint="eastAsia" w:ascii="等线" w:eastAsia="等线"/>
+          <w:b/>
+          <w:bCs/>
+          <w:sz w:val="24"/>
+          <w:lang w:val="en-US" w:eastAsia="zh-CN"/>
+        </w:rPr>
+        <w:t>，</w:t>
+      </w:r>
+      <w:r>
+        <w:rPr>
+          <w:rFonts w:hint="eastAsia" w:ascii="等线" w:eastAsia="等线"/>
+          <w:sz w:val="24"/>
+          <w:lang w:val="en-US" w:eastAsia="zh-CN"/>
+        </w:rPr>
+        <w:t>口甜</w:t>
+      </w:r>
+      <w:r>
+        <w:rPr>
+          <w:rFonts w:hint="eastAsia" w:ascii="等线" w:eastAsia="等线"/>
+          <w:color w:val="00B050"/>
+          <w:sz w:val="24"/>
+          <w:lang w:val="en-US" w:eastAsia="zh-CN"/>
+        </w:rPr>
+        <w:t>TA4G</w:t>
+      </w:r>
+      <w:r>
+        <w:rPr>
+          <w:rFonts w:hint="eastAsia" w:ascii="等线" w:eastAsia="等线"/>
+          <w:b/>
+          <w:bCs/>
+          <w:sz w:val="24"/>
+          <w:lang w:val="en-US" w:eastAsia="zh-CN"/>
+        </w:rPr>
+        <w:t>---中医师：吃饭如何---客户回答：</w:t>
+      </w:r>
+      <w:r>
+        <w:rPr>
+          <w:rFonts w:hint="eastAsia" w:ascii="等线" w:eastAsia="等线"/>
+          <w:sz w:val="24"/>
+          <w:lang w:val="en-US" w:eastAsia="zh-CN"/>
+        </w:rPr>
+        <w:t>食欲不振</w:t>
+      </w:r>
+      <w:r>
+        <w:rPr>
+          <w:rFonts w:hint="eastAsia" w:ascii="等线" w:eastAsia="等线"/>
+          <w:color w:val="00B050"/>
+          <w:sz w:val="24"/>
+          <w:lang w:val="en-US" w:eastAsia="zh-CN"/>
+        </w:rPr>
+        <w:t>TA5A，</w:t>
+      </w:r>
+      <w:r>
+        <w:rPr>
+          <w:rFonts w:hint="eastAsia" w:ascii="等线" w:eastAsia="等线"/>
+          <w:sz w:val="24"/>
+          <w:lang w:val="en-US" w:eastAsia="zh-CN"/>
+        </w:rPr>
+        <w:t>能吃</w:t>
+      </w:r>
+      <w:r>
+        <w:rPr>
+          <w:rFonts w:hint="eastAsia" w:ascii="等线" w:eastAsia="等线"/>
+          <w:color w:val="00B050"/>
+          <w:sz w:val="24"/>
+          <w:lang w:val="en-US" w:eastAsia="zh-CN"/>
+        </w:rPr>
+        <w:t>TA5B，</w:t>
+      </w:r>
+      <w:r>
+        <w:rPr>
+          <w:rFonts w:hint="eastAsia" w:ascii="等线" w:eastAsia="等线"/>
+          <w:sz w:val="24"/>
+          <w:lang w:val="en-US" w:eastAsia="zh-CN"/>
+        </w:rPr>
+        <w:t>见食而烦</w:t>
+      </w:r>
+      <w:r>
+        <w:rPr>
+          <w:rFonts w:hint="eastAsia" w:ascii="等线" w:eastAsia="等线"/>
+          <w:color w:val="00B050"/>
+          <w:sz w:val="24"/>
+          <w:lang w:val="en-US" w:eastAsia="zh-CN"/>
+        </w:rPr>
+        <w:t>TA5C</w:t>
+      </w:r>
+      <w:r>
+        <w:rPr>
+          <w:rFonts w:hint="eastAsia" w:ascii="等线" w:eastAsia="等线"/>
+          <w:b/>
+          <w:bCs/>
+          <w:sz w:val="24"/>
+          <w:lang w:val="en-US" w:eastAsia="zh-CN"/>
+        </w:rPr>
+        <w:t>---中医师：出汗---客户回答：</w:t>
+      </w:r>
+      <w:r>
+        <w:rPr>
+          <w:rFonts w:hint="eastAsia" w:ascii="等线" w:eastAsia="等线"/>
+          <w:sz w:val="24"/>
+          <w:lang w:val="en-US" w:eastAsia="zh-CN"/>
+        </w:rPr>
+        <w:t>不出汗</w:t>
+      </w:r>
+      <w:r>
+        <w:rPr>
+          <w:rFonts w:hint="eastAsia" w:ascii="等线" w:eastAsia="等线"/>
+          <w:color w:val="00B050"/>
+          <w:sz w:val="24"/>
+          <w:lang w:val="en-US" w:eastAsia="zh-CN"/>
+        </w:rPr>
+        <w:t>TA6A，</w:t>
+      </w:r>
+      <w:r>
+        <w:rPr>
+          <w:rFonts w:hint="eastAsia" w:ascii="等线" w:eastAsia="等线"/>
+          <w:sz w:val="24"/>
+          <w:lang w:val="en-US" w:eastAsia="zh-CN"/>
+        </w:rPr>
+        <w:t>自汗</w:t>
+      </w:r>
+      <w:r>
+        <w:rPr>
+          <w:rFonts w:hint="eastAsia" w:ascii="等线" w:eastAsia="等线"/>
+          <w:color w:val="00B050"/>
+          <w:sz w:val="24"/>
+          <w:lang w:val="en-US" w:eastAsia="zh-CN"/>
+        </w:rPr>
+        <w:t>TA6B，</w:t>
+      </w:r>
+      <w:r>
+        <w:rPr>
+          <w:rFonts w:hint="eastAsia" w:ascii="等线" w:eastAsia="等线"/>
+          <w:sz w:val="24"/>
+          <w:lang w:val="en-US" w:eastAsia="zh-CN"/>
+        </w:rPr>
+        <w:t>盗汗</w:t>
+      </w:r>
+      <w:r>
+        <w:rPr>
+          <w:rFonts w:hint="eastAsia" w:ascii="等线" w:eastAsia="等线"/>
+          <w:color w:val="00B050"/>
+          <w:sz w:val="24"/>
+          <w:lang w:val="en-US" w:eastAsia="zh-CN"/>
+        </w:rPr>
+        <w:t>TA6C</w:t>
+      </w:r>
+      <w:r>
+        <w:rPr>
+          <w:rFonts w:hint="eastAsia" w:ascii="等线" w:eastAsia="等线"/>
+          <w:b/>
+          <w:bCs/>
+          <w:sz w:val="24"/>
+          <w:lang w:val="en-US" w:eastAsia="zh-CN"/>
+        </w:rPr>
+        <w:t>---中医师：</w:t>
+      </w:r>
+      <w:r>
+        <w:rPr>
+          <w:rFonts w:hint="eastAsia" w:ascii="等线" w:eastAsia="等线"/>
+          <w:sz w:val="24"/>
+          <w:lang w:val="en-US" w:eastAsia="zh-CN"/>
+        </w:rPr>
+        <w:t>大便</w:t>
+      </w:r>
+      <w:r>
+        <w:rPr>
+          <w:rFonts w:hint="eastAsia" w:ascii="等线" w:eastAsia="等线"/>
+          <w:b/>
+          <w:bCs/>
+          <w:sz w:val="24"/>
+          <w:lang w:val="en-US" w:eastAsia="zh-CN"/>
+        </w:rPr>
+        <w:t>---客户回答：</w:t>
+      </w:r>
+      <w:r>
+        <w:rPr>
+          <w:rFonts w:hint="eastAsia" w:ascii="等线" w:eastAsia="等线"/>
+          <w:sz w:val="24"/>
+          <w:lang w:val="en-US" w:eastAsia="zh-CN"/>
+        </w:rPr>
+        <w:t>大便稀溏不热</w:t>
+      </w:r>
+      <w:r>
+        <w:rPr>
+          <w:rFonts w:hint="eastAsia" w:ascii="等线" w:eastAsia="等线"/>
+          <w:color w:val="00B050"/>
+          <w:sz w:val="24"/>
+          <w:lang w:val="en-US" w:eastAsia="zh-CN"/>
+        </w:rPr>
+        <w:t>TA7A</w:t>
+      </w:r>
+      <w:r>
+        <w:rPr>
+          <w:rFonts w:hint="eastAsia" w:ascii="等线" w:eastAsia="等线"/>
+          <w:b/>
+          <w:bCs/>
+          <w:sz w:val="24"/>
+          <w:lang w:val="en-US" w:eastAsia="zh-CN"/>
+        </w:rPr>
+        <w:t>，</w:t>
+      </w:r>
+      <w:r>
+        <w:rPr>
+          <w:rFonts w:hint="eastAsia" w:ascii="等线" w:eastAsia="等线"/>
+          <w:sz w:val="24"/>
+          <w:lang w:val="en-US" w:eastAsia="zh-CN"/>
+        </w:rPr>
+        <w:t>大便稀溏发热</w:t>
+      </w:r>
+      <w:r>
+        <w:rPr>
+          <w:rFonts w:hint="eastAsia" w:ascii="等线" w:eastAsia="等线"/>
+          <w:color w:val="00B050"/>
+          <w:sz w:val="24"/>
+          <w:lang w:val="en-US" w:eastAsia="zh-CN"/>
+        </w:rPr>
+        <w:t>TA7B</w:t>
+      </w:r>
+      <w:r>
+        <w:rPr>
+          <w:rFonts w:hint="eastAsia" w:ascii="等线" w:eastAsia="等线"/>
+          <w:b/>
+          <w:bCs/>
+          <w:sz w:val="24"/>
+          <w:lang w:val="en-US" w:eastAsia="zh-CN"/>
+        </w:rPr>
+        <w:t>，</w:t>
+      </w:r>
+      <w:r>
+        <w:rPr>
+          <w:rFonts w:hint="eastAsia" w:ascii="等线" w:eastAsia="等线"/>
+          <w:sz w:val="24"/>
+          <w:lang w:val="en-US" w:eastAsia="zh-CN"/>
+        </w:rPr>
+        <w:t>大便干结</w:t>
+      </w:r>
+      <w:r>
+        <w:rPr>
+          <w:rFonts w:hint="eastAsia" w:ascii="等线" w:eastAsia="等线"/>
+          <w:color w:val="00B050"/>
+          <w:sz w:val="24"/>
+          <w:lang w:val="en-US" w:eastAsia="zh-CN"/>
+        </w:rPr>
+        <w:t>TA7C</w:t>
+      </w:r>
+      <w:r>
+        <w:rPr>
+          <w:rFonts w:hint="eastAsia" w:ascii="等线" w:eastAsia="等线"/>
+          <w:b/>
+          <w:bCs/>
+          <w:sz w:val="24"/>
+          <w:lang w:val="en-US" w:eastAsia="zh-CN"/>
+        </w:rPr>
+        <w:t>，</w:t>
+      </w:r>
+      <w:r>
+        <w:rPr>
+          <w:rFonts w:hint="eastAsia" w:ascii="等线" w:eastAsia="等线"/>
+          <w:sz w:val="24"/>
+          <w:lang w:val="en-US" w:eastAsia="zh-CN"/>
+        </w:rPr>
+        <w:t>先干后稀</w:t>
+      </w:r>
+      <w:r>
+        <w:rPr>
+          <w:rFonts w:hint="eastAsia" w:ascii="等线" w:eastAsia="等线"/>
+          <w:color w:val="00B050"/>
+          <w:sz w:val="24"/>
+          <w:lang w:val="en-US" w:eastAsia="zh-CN"/>
+        </w:rPr>
+        <w:t>TA7D</w:t>
+      </w:r>
+      <w:r>
+        <w:rPr>
+          <w:rFonts w:hint="eastAsia" w:ascii="等线" w:eastAsia="等线"/>
+          <w:b/>
+          <w:bCs/>
+          <w:sz w:val="24"/>
+          <w:lang w:val="en-US" w:eastAsia="zh-CN"/>
+        </w:rPr>
+        <w:t>，</w:t>
+      </w:r>
+      <w:r>
+        <w:rPr>
+          <w:rFonts w:hint="eastAsia" w:ascii="等线" w:eastAsia="等线"/>
+          <w:sz w:val="24"/>
+          <w:lang w:val="en-US" w:eastAsia="zh-CN"/>
+        </w:rPr>
+        <w:t>时干时稀</w:t>
+      </w:r>
+      <w:r>
+        <w:rPr>
+          <w:rFonts w:hint="eastAsia" w:ascii="等线" w:eastAsia="等线"/>
+          <w:color w:val="00B050"/>
+          <w:sz w:val="24"/>
+          <w:lang w:val="en-US" w:eastAsia="zh-CN"/>
+        </w:rPr>
+        <w:t>TA7E</w:t>
+      </w:r>
+      <w:r>
+        <w:rPr>
+          <w:rFonts w:hint="eastAsia" w:ascii="等线" w:eastAsia="等线"/>
+          <w:b/>
+          <w:bCs/>
+          <w:sz w:val="24"/>
+          <w:lang w:val="en-US" w:eastAsia="zh-CN"/>
+        </w:rPr>
+        <w:t>，</w:t>
+      </w:r>
+      <w:r>
+        <w:rPr>
+          <w:rFonts w:hint="eastAsia" w:ascii="等线" w:eastAsia="等线"/>
+          <w:sz w:val="24"/>
+          <w:lang w:val="en-US" w:eastAsia="zh-CN"/>
+        </w:rPr>
+        <w:t>大便带血</w:t>
+      </w:r>
+      <w:r>
+        <w:rPr>
+          <w:rFonts w:hint="eastAsia" w:ascii="等线" w:eastAsia="等线"/>
+          <w:color w:val="00B050"/>
+          <w:sz w:val="24"/>
+          <w:lang w:val="en-US" w:eastAsia="zh-CN"/>
+        </w:rPr>
+        <w:t>TA7F</w:t>
+      </w:r>
+      <w:r>
+        <w:rPr>
+          <w:rFonts w:hint="eastAsia" w:ascii="等线" w:eastAsia="等线"/>
+          <w:b/>
+          <w:bCs/>
+          <w:sz w:val="24"/>
+          <w:lang w:val="en-US" w:eastAsia="zh-CN"/>
+        </w:rPr>
+        <w:t>---中医师：</w:t>
+      </w:r>
+      <w:r>
+        <w:rPr>
+          <w:rFonts w:hint="eastAsia" w:ascii="等线" w:eastAsia="等线"/>
+          <w:sz w:val="24"/>
+          <w:lang w:val="en-US" w:eastAsia="zh-CN"/>
+        </w:rPr>
+        <w:t>小便</w:t>
+      </w:r>
+      <w:r>
+        <w:rPr>
+          <w:rFonts w:hint="eastAsia" w:ascii="等线" w:eastAsia="等线"/>
+          <w:b/>
+          <w:bCs/>
+          <w:sz w:val="24"/>
+          <w:lang w:val="en-US" w:eastAsia="zh-CN"/>
+        </w:rPr>
+        <w:t>---客户回答：</w:t>
+      </w:r>
+      <w:r>
+        <w:rPr>
+          <w:rFonts w:hint="eastAsia" w:ascii="等线" w:eastAsia="等线"/>
+          <w:sz w:val="24"/>
+          <w:lang w:val="en-US" w:eastAsia="zh-CN"/>
+        </w:rPr>
+        <w:t>小便发热发黄</w:t>
+      </w:r>
+      <w:r>
+        <w:rPr>
+          <w:rFonts w:hint="eastAsia" w:ascii="等线" w:eastAsia="等线"/>
+          <w:color w:val="00B050"/>
+          <w:sz w:val="24"/>
+          <w:lang w:val="en-US" w:eastAsia="zh-CN"/>
+        </w:rPr>
+        <w:t>TA8A</w:t>
+      </w:r>
+      <w:r>
+        <w:rPr>
+          <w:rFonts w:hint="eastAsia" w:ascii="等线" w:eastAsia="等线"/>
+          <w:b/>
+          <w:bCs/>
+          <w:sz w:val="24"/>
+          <w:lang w:val="en-US" w:eastAsia="zh-CN"/>
+        </w:rPr>
+        <w:t>，</w:t>
+      </w:r>
+      <w:r>
+        <w:rPr>
+          <w:rFonts w:hint="eastAsia" w:ascii="等线" w:eastAsia="等线"/>
+          <w:sz w:val="24"/>
+          <w:lang w:val="en-US" w:eastAsia="zh-CN"/>
+        </w:rPr>
+        <w:t>小便清长</w:t>
+      </w:r>
+      <w:r>
+        <w:rPr>
+          <w:rFonts w:hint="eastAsia" w:ascii="等线" w:eastAsia="等线"/>
+          <w:color w:val="00B050"/>
+          <w:sz w:val="24"/>
+          <w:lang w:val="en-US" w:eastAsia="zh-CN"/>
+        </w:rPr>
+        <w:t>TA8B</w:t>
+      </w:r>
+      <w:r>
+        <w:rPr>
+          <w:rFonts w:hint="eastAsia" w:ascii="等线" w:eastAsia="等线"/>
+          <w:b/>
+          <w:bCs/>
+          <w:sz w:val="24"/>
+          <w:lang w:val="en-US" w:eastAsia="zh-CN"/>
+        </w:rPr>
+        <w:t>，</w:t>
+      </w:r>
+      <w:r>
+        <w:rPr>
+          <w:rFonts w:hint="eastAsia" w:ascii="等线" w:eastAsia="等线"/>
+          <w:sz w:val="24"/>
+          <w:lang w:val="en-US" w:eastAsia="zh-CN"/>
+        </w:rPr>
+        <w:t>小便不利</w:t>
+      </w:r>
+      <w:r>
+        <w:rPr>
+          <w:rFonts w:hint="eastAsia" w:ascii="等线" w:eastAsia="等线"/>
+          <w:color w:val="00B050"/>
+          <w:sz w:val="24"/>
+          <w:lang w:val="en-US" w:eastAsia="zh-CN"/>
+        </w:rPr>
+        <w:t>TA8C</w:t>
+      </w:r>
+      <w:r>
+        <w:rPr>
+          <w:rFonts w:hint="eastAsia" w:ascii="等线" w:eastAsia="等线"/>
+          <w:b/>
+          <w:bCs/>
+          <w:sz w:val="24"/>
+          <w:lang w:val="en-US" w:eastAsia="zh-CN"/>
+        </w:rPr>
+        <w:t>，</w:t>
+      </w:r>
+      <w:r>
+        <w:rPr>
+          <w:rFonts w:hint="eastAsia" w:ascii="等线" w:eastAsia="等线"/>
+          <w:sz w:val="24"/>
+          <w:lang w:val="en-US" w:eastAsia="zh-CN"/>
+        </w:rPr>
+        <w:t>小便带血发热</w:t>
+      </w:r>
+      <w:r>
+        <w:rPr>
+          <w:rFonts w:hint="eastAsia" w:ascii="等线" w:eastAsia="等线"/>
+          <w:color w:val="00B050"/>
+          <w:sz w:val="24"/>
+          <w:lang w:val="en-US" w:eastAsia="zh-CN"/>
+        </w:rPr>
+        <w:t>TA8D</w:t>
+      </w:r>
+      <w:r>
+        <w:rPr>
+          <w:rFonts w:hint="eastAsia" w:ascii="等线" w:eastAsia="等线"/>
+          <w:b/>
+          <w:bCs/>
+          <w:sz w:val="24"/>
+          <w:lang w:val="en-US" w:eastAsia="zh-CN"/>
+        </w:rPr>
+        <w:t>，</w:t>
+      </w:r>
+      <w:r>
+        <w:rPr>
+          <w:rFonts w:hint="eastAsia" w:ascii="等线" w:eastAsia="等线"/>
+          <w:sz w:val="24"/>
+          <w:lang w:val="en-US" w:eastAsia="zh-CN"/>
+        </w:rPr>
+        <w:t>小便带血不热</w:t>
+      </w:r>
+      <w:r>
+        <w:rPr>
+          <w:rFonts w:hint="eastAsia" w:ascii="等线" w:eastAsia="等线"/>
+          <w:color w:val="00B050"/>
+          <w:sz w:val="24"/>
+          <w:lang w:val="en-US" w:eastAsia="zh-CN"/>
+        </w:rPr>
+        <w:t>TA8E</w:t>
+      </w:r>
+      <w:r>
+        <w:rPr>
+          <w:rFonts w:hint="eastAsia" w:ascii="等线" w:eastAsia="等线"/>
+          <w:b/>
+          <w:bCs/>
+          <w:sz w:val="24"/>
+          <w:lang w:val="en-US" w:eastAsia="zh-CN"/>
+        </w:rPr>
+        <w:t>---中医师：</w:t>
+      </w:r>
+      <w:r>
+        <w:rPr>
+          <w:rFonts w:hint="eastAsia" w:ascii="等线" w:eastAsia="等线"/>
+          <w:sz w:val="24"/>
+          <w:lang w:val="en-US" w:eastAsia="zh-CN"/>
+        </w:rPr>
+        <w:t>睡眠</w:t>
+      </w:r>
+      <w:r>
+        <w:rPr>
+          <w:rFonts w:hint="eastAsia" w:ascii="等线" w:eastAsia="等线"/>
+          <w:b/>
+          <w:bCs/>
+          <w:sz w:val="24"/>
+          <w:lang w:val="en-US" w:eastAsia="zh-CN"/>
+        </w:rPr>
+        <w:t>---客户回答：</w:t>
+      </w:r>
+      <w:r>
+        <w:rPr>
+          <w:rFonts w:hint="eastAsia" w:ascii="等线" w:eastAsia="等线"/>
+          <w:sz w:val="24"/>
+          <w:lang w:val="en-US" w:eastAsia="zh-CN"/>
+        </w:rPr>
+        <w:t>入睡困难</w:t>
+      </w:r>
+      <w:r>
+        <w:rPr>
+          <w:rFonts w:hint="eastAsia" w:ascii="等线" w:eastAsia="等线"/>
+          <w:color w:val="00B050"/>
+          <w:sz w:val="24"/>
+          <w:lang w:val="en-US" w:eastAsia="zh-CN"/>
+        </w:rPr>
+        <w:t>TA9A</w:t>
+      </w:r>
+      <w:r>
+        <w:rPr>
+          <w:rFonts w:hint="eastAsia" w:ascii="等线" w:eastAsia="等线"/>
+          <w:b/>
+          <w:bCs/>
+          <w:sz w:val="24"/>
+          <w:lang w:val="en-US" w:eastAsia="zh-CN"/>
+        </w:rPr>
+        <w:t>，</w:t>
+      </w:r>
+      <w:r>
+        <w:rPr>
+          <w:rFonts w:hint="eastAsia" w:ascii="等线" w:eastAsia="等线"/>
+          <w:sz w:val="24"/>
+          <w:lang w:val="en-US" w:eastAsia="zh-CN"/>
+        </w:rPr>
+        <w:t>睡后易醒</w:t>
+      </w:r>
+      <w:r>
+        <w:rPr>
+          <w:rFonts w:hint="eastAsia" w:ascii="等线" w:eastAsia="等线"/>
+          <w:color w:val="00B050"/>
+          <w:sz w:val="24"/>
+          <w:lang w:val="en-US" w:eastAsia="zh-CN"/>
+        </w:rPr>
+        <w:t>TA9B</w:t>
+      </w:r>
+      <w:r>
+        <w:rPr>
+          <w:rFonts w:hint="eastAsia" w:ascii="等线" w:eastAsia="等线"/>
+          <w:b/>
+          <w:bCs/>
+          <w:sz w:val="24"/>
+          <w:lang w:val="en-US" w:eastAsia="zh-CN"/>
+        </w:rPr>
+        <w:t>，</w:t>
+      </w:r>
+      <w:r>
+        <w:rPr>
+          <w:rFonts w:hint="eastAsia" w:ascii="等线" w:eastAsia="等线"/>
+          <w:sz w:val="24"/>
+          <w:lang w:val="en-US" w:eastAsia="zh-CN"/>
+        </w:rPr>
+        <w:t>嗜睡</w:t>
+      </w:r>
+      <w:r>
+        <w:rPr>
+          <w:rFonts w:hint="eastAsia" w:ascii="等线" w:eastAsia="等线"/>
+          <w:color w:val="00B050"/>
+          <w:sz w:val="24"/>
+          <w:lang w:val="en-US" w:eastAsia="zh-CN"/>
+        </w:rPr>
+        <w:t>TA9C</w:t>
+      </w:r>
+      <w:r>
+        <w:rPr>
+          <w:rFonts w:hint="eastAsia" w:ascii="等线" w:eastAsia="等线"/>
+          <w:b/>
+          <w:bCs/>
+          <w:sz w:val="24"/>
+          <w:lang w:val="en-US" w:eastAsia="zh-CN"/>
+        </w:rPr>
+        <w:t>---中医师：</w:t>
+      </w:r>
+      <w:r>
+        <w:rPr>
+          <w:rFonts w:hint="eastAsia" w:ascii="等线" w:eastAsia="等线"/>
+          <w:sz w:val="24"/>
+          <w:lang w:val="en-US" w:eastAsia="zh-CN"/>
+        </w:rPr>
+        <w:t>体力</w:t>
+      </w:r>
+      <w:r>
+        <w:rPr>
+          <w:rFonts w:hint="eastAsia" w:ascii="等线" w:eastAsia="等线"/>
+          <w:b/>
+          <w:bCs/>
+          <w:sz w:val="24"/>
+          <w:lang w:val="en-US" w:eastAsia="zh-CN"/>
+        </w:rPr>
+        <w:t>---客户回答：</w:t>
+      </w:r>
+      <w:r>
+        <w:rPr>
+          <w:rFonts w:hint="eastAsia" w:ascii="等线" w:eastAsia="等线"/>
+          <w:sz w:val="24"/>
+          <w:lang w:val="en-US" w:eastAsia="zh-CN"/>
+        </w:rPr>
+        <w:t>神疲乏力劳累加重</w:t>
+      </w:r>
+      <w:r>
+        <w:rPr>
+          <w:rFonts w:hint="eastAsia" w:ascii="等线" w:eastAsia="等线"/>
+          <w:color w:val="00B050"/>
+          <w:sz w:val="24"/>
+          <w:lang w:val="en-US" w:eastAsia="zh-CN"/>
+        </w:rPr>
+        <w:t>TA10A</w:t>
+      </w:r>
+      <w:r>
+        <w:rPr>
+          <w:rFonts w:hint="eastAsia" w:ascii="等线" w:eastAsia="等线"/>
+          <w:b/>
+          <w:bCs/>
+          <w:sz w:val="24"/>
+          <w:lang w:val="en-US" w:eastAsia="zh-CN"/>
+        </w:rPr>
+        <w:t>，</w:t>
+      </w:r>
+      <w:r>
+        <w:rPr>
+          <w:rFonts w:hint="eastAsia" w:ascii="等线" w:eastAsia="等线"/>
+          <w:sz w:val="24"/>
+          <w:lang w:val="en-US" w:eastAsia="zh-CN"/>
+        </w:rPr>
+        <w:t>神疲乏力遇湿加重</w:t>
+      </w:r>
+      <w:r>
+        <w:rPr>
+          <w:rFonts w:hint="eastAsia" w:ascii="等线" w:eastAsia="等线"/>
+          <w:color w:val="00B050"/>
+          <w:sz w:val="24"/>
+          <w:lang w:val="en-US" w:eastAsia="zh-CN"/>
+        </w:rPr>
+        <w:t>TA10B</w:t>
+      </w:r>
+      <w:r>
+        <w:rPr>
+          <w:rFonts w:hint="eastAsia" w:ascii="等线" w:eastAsia="等线"/>
+          <w:b/>
+          <w:bCs/>
+          <w:sz w:val="24"/>
+          <w:lang w:val="en-US" w:eastAsia="zh-CN"/>
+        </w:rPr>
+        <w:t>，</w:t>
+      </w:r>
+      <w:r>
+        <w:rPr>
+          <w:rFonts w:hint="eastAsia" w:ascii="等线" w:eastAsia="等线"/>
+          <w:sz w:val="24"/>
+          <w:lang w:val="en-US" w:eastAsia="zh-CN"/>
+        </w:rPr>
+        <w:t>神疲乏力遇热加重</w:t>
+      </w:r>
+      <w:r>
+        <w:rPr>
+          <w:rFonts w:hint="eastAsia" w:ascii="等线" w:eastAsia="等线"/>
+          <w:color w:val="00B050"/>
+          <w:sz w:val="24"/>
+          <w:lang w:val="en-US" w:eastAsia="zh-CN"/>
+        </w:rPr>
+        <w:t>TA10C</w:t>
+      </w:r>
+      <w:r>
+        <w:rPr>
+          <w:rFonts w:hint="eastAsia" w:ascii="等线" w:eastAsia="等线"/>
+          <w:b/>
+          <w:bCs/>
+          <w:sz w:val="24"/>
+          <w:lang w:val="en-US" w:eastAsia="zh-CN"/>
+        </w:rPr>
+        <w:t>---中医师：心烦---客户回答：</w:t>
+      </w:r>
+      <w:r>
+        <w:rPr>
+          <w:rFonts w:hint="eastAsia" w:ascii="等线" w:eastAsia="等线"/>
+          <w:sz w:val="24"/>
+          <w:lang w:val="en-US" w:eastAsia="zh-CN"/>
+        </w:rPr>
+        <w:t>白天心烦</w:t>
+      </w:r>
+      <w:r>
+        <w:rPr>
+          <w:rFonts w:hint="eastAsia" w:ascii="等线" w:eastAsia="等线"/>
+          <w:color w:val="00B050"/>
+          <w:sz w:val="24"/>
+          <w:lang w:val="en-US" w:eastAsia="zh-CN"/>
+        </w:rPr>
+        <w:t>TA11A</w:t>
+      </w:r>
+      <w:r>
+        <w:rPr>
+          <w:rFonts w:hint="eastAsia" w:ascii="等线" w:eastAsia="等线"/>
+          <w:b/>
+          <w:bCs/>
+          <w:sz w:val="24"/>
+          <w:lang w:val="en-US" w:eastAsia="zh-CN"/>
+        </w:rPr>
+        <w:t>，</w:t>
+      </w:r>
+      <w:r>
+        <w:rPr>
+          <w:rFonts w:hint="eastAsia" w:ascii="等线" w:eastAsia="等线"/>
+          <w:sz w:val="24"/>
+          <w:lang w:val="en-US" w:eastAsia="zh-CN"/>
+        </w:rPr>
+        <w:t>夜间心烦</w:t>
+      </w:r>
+      <w:r>
+        <w:rPr>
+          <w:rFonts w:hint="eastAsia" w:ascii="等线" w:eastAsia="等线"/>
+          <w:color w:val="00B050"/>
+          <w:sz w:val="24"/>
+          <w:lang w:val="en-US" w:eastAsia="zh-CN"/>
+        </w:rPr>
+        <w:t>TA11B</w:t>
+      </w:r>
+      <w:r>
+        <w:rPr>
+          <w:rFonts w:hint="eastAsia" w:ascii="等线" w:eastAsia="等线"/>
+          <w:b/>
+          <w:bCs/>
+          <w:sz w:val="24"/>
+          <w:lang w:val="en-US" w:eastAsia="zh-CN"/>
+        </w:rPr>
+        <w:t>，</w:t>
+      </w:r>
+      <w:r>
+        <w:rPr>
+          <w:rFonts w:hint="eastAsia" w:ascii="等线" w:eastAsia="等线"/>
+          <w:sz w:val="24"/>
+          <w:lang w:val="en-US" w:eastAsia="zh-CN"/>
+        </w:rPr>
+        <w:t>白天心烦夜间安静</w:t>
+      </w:r>
+      <w:r>
+        <w:rPr>
+          <w:rFonts w:hint="eastAsia" w:ascii="等线" w:eastAsia="等线"/>
+          <w:color w:val="00B050"/>
+          <w:sz w:val="24"/>
+          <w:lang w:val="en-US" w:eastAsia="zh-CN"/>
+        </w:rPr>
+        <w:t>TA11C</w:t>
       </w:r>
     </w:p>
     <w:p>
       <w:pPr>
-        <w:rPr>
-          <w:rFonts w:hint="eastAsia"/>
+        <w:numPr>
+          <w:ilvl w:val="0"/>
+          <w:numId w:val="1"/>
+        </w:numPr>
+        <w:rPr>
+          <w:rFonts w:hint="default"/>
+          <w:sz w:val="24"/>
+          <w:lang w:val="en-US" w:eastAsia="zh-CN"/>
         </w:rPr>
       </w:pPr>
       <w:r>
         <w:rPr>
-          <w:rFonts w:hint="eastAsia"/>
-        </w:rPr>
-        <w:t>代码TA系列，当症状确定，赋值为1，否则一律为0</w:t>
+          <w:rFonts w:hint="eastAsia" w:ascii="等线" w:eastAsia="等线"/>
+          <w:b/>
+          <w:bCs/>
+          <w:sz w:val="24"/>
+          <w:lang w:val="en-US" w:eastAsia="zh-CN"/>
+        </w:rPr>
+        <w:t>客户回答：</w:t>
+      </w:r>
+      <w:r>
+        <w:rPr>
+          <w:rFonts w:hint="eastAsia" w:ascii="等线" w:eastAsia="等线"/>
+          <w:sz w:val="24"/>
+          <w:lang w:val="en-US" w:eastAsia="zh-CN"/>
+        </w:rPr>
+        <w:t>夜热早凉</w:t>
+      </w:r>
+      <w:r>
+        <w:rPr>
+          <w:rFonts w:hint="eastAsia" w:ascii="等线" w:eastAsia="等线"/>
+          <w:color w:val="00B050"/>
+          <w:sz w:val="24"/>
+          <w:lang w:val="en-US" w:eastAsia="zh-CN"/>
+        </w:rPr>
+        <w:t>TA1</w:t>
+      </w:r>
+      <w:r>
+        <w:rPr>
+          <w:rFonts w:hint="eastAsia" w:ascii="等线" w:eastAsia="等线"/>
+          <w:sz w:val="24"/>
+          <w:lang w:val="en-US" w:eastAsia="zh-CN"/>
+        </w:rPr>
+        <w:t>---</w:t>
+      </w:r>
+      <w:r>
+        <w:rPr>
+          <w:rFonts w:hint="eastAsia" w:ascii="等线" w:eastAsia="等线"/>
+          <w:b/>
+          <w:bCs/>
+          <w:sz w:val="24"/>
+          <w:lang w:val="en-US" w:eastAsia="zh-CN"/>
+        </w:rPr>
+        <w:t>中医师：</w:t>
+      </w:r>
+      <w:r>
+        <w:rPr>
+          <w:rFonts w:hint="eastAsia" w:ascii="等线" w:eastAsia="等线"/>
+          <w:sz w:val="24"/>
+          <w:lang w:val="en-US" w:eastAsia="zh-CN"/>
+        </w:rPr>
+        <w:t>是否流涕？</w:t>
+      </w:r>
+      <w:r>
+        <w:rPr>
+          <w:rFonts w:hint="eastAsia" w:ascii="等线" w:eastAsia="等线"/>
+          <w:b/>
+          <w:bCs/>
+          <w:sz w:val="24"/>
+          <w:lang w:val="en-US" w:eastAsia="zh-CN"/>
+        </w:rPr>
+        <w:t>---客户回答：</w:t>
+      </w:r>
+      <w:r>
+        <w:rPr>
+          <w:rFonts w:hint="eastAsia" w:ascii="等线" w:eastAsia="等线"/>
+          <w:sz w:val="24"/>
+          <w:lang w:val="en-US" w:eastAsia="zh-CN"/>
+        </w:rPr>
+        <w:t>流清涕</w:t>
+      </w:r>
+      <w:r>
+        <w:rPr>
+          <w:rFonts w:hint="eastAsia" w:ascii="等线" w:eastAsia="等线"/>
+          <w:color w:val="00B050"/>
+          <w:sz w:val="24"/>
+          <w:lang w:val="en-US" w:eastAsia="zh-CN"/>
+        </w:rPr>
+        <w:t>TA2A</w:t>
+      </w:r>
+      <w:r>
+        <w:rPr>
+          <w:rFonts w:hint="eastAsia" w:ascii="等线" w:eastAsia="等线"/>
+          <w:sz w:val="24"/>
+          <w:lang w:val="en-US" w:eastAsia="zh-CN"/>
+        </w:rPr>
+        <w:t>，流浊涕</w:t>
+      </w:r>
+      <w:r>
+        <w:rPr>
+          <w:rFonts w:hint="eastAsia" w:ascii="等线" w:eastAsia="等线"/>
+          <w:color w:val="00B050"/>
+          <w:sz w:val="24"/>
+          <w:lang w:val="en-US" w:eastAsia="zh-CN"/>
+        </w:rPr>
+        <w:t>TA2B</w:t>
+      </w:r>
+      <w:r>
+        <w:rPr>
+          <w:rFonts w:hint="eastAsia" w:ascii="等线" w:eastAsia="等线"/>
+          <w:sz w:val="24"/>
+          <w:lang w:val="en-US" w:eastAsia="zh-CN"/>
+        </w:rPr>
+        <w:t>，没有流涕</w:t>
+      </w:r>
+      <w:r>
+        <w:rPr>
+          <w:rFonts w:hint="eastAsia" w:ascii="等线" w:eastAsia="等线"/>
+          <w:color w:val="00B050"/>
+          <w:sz w:val="24"/>
+          <w:lang w:val="en-US" w:eastAsia="zh-CN"/>
+        </w:rPr>
+        <w:t>TA2C</w:t>
+      </w:r>
+      <w:r>
+        <w:rPr>
+          <w:rFonts w:hint="eastAsia" w:ascii="等线" w:eastAsia="等线"/>
+          <w:b/>
+          <w:bCs/>
+          <w:sz w:val="24"/>
+          <w:lang w:val="en-US" w:eastAsia="zh-CN"/>
+        </w:rPr>
+        <w:t>---中医师：</w:t>
+      </w:r>
+      <w:r>
+        <w:rPr>
+          <w:rFonts w:hint="eastAsia" w:ascii="等线" w:eastAsia="等线"/>
+          <w:sz w:val="24"/>
+          <w:lang w:val="en-US" w:eastAsia="zh-CN"/>
+        </w:rPr>
+        <w:t>口渴/喝水</w:t>
+      </w:r>
+      <w:r>
+        <w:rPr>
+          <w:rFonts w:hint="eastAsia" w:ascii="等线" w:eastAsia="等线"/>
+          <w:b/>
+          <w:bCs/>
+          <w:sz w:val="24"/>
+          <w:lang w:val="en-US" w:eastAsia="zh-CN"/>
+        </w:rPr>
+        <w:t>---客户回答：</w:t>
+      </w:r>
+      <w:r>
+        <w:rPr>
+          <w:rFonts w:hint="eastAsia" w:ascii="等线" w:eastAsia="等线"/>
+          <w:sz w:val="24"/>
+          <w:lang w:val="en-US" w:eastAsia="zh-CN"/>
+        </w:rPr>
+        <w:t>口不渴</w:t>
+      </w:r>
+      <w:r>
+        <w:rPr>
+          <w:rFonts w:hint="eastAsia" w:ascii="等线" w:eastAsia="等线"/>
+          <w:color w:val="00B050"/>
+          <w:sz w:val="24"/>
+          <w:lang w:val="en-US" w:eastAsia="zh-CN"/>
+        </w:rPr>
+        <w:t>TA3A</w:t>
+      </w:r>
+      <w:r>
+        <w:rPr>
+          <w:rFonts w:hint="eastAsia" w:ascii="等线" w:eastAsia="等线"/>
+          <w:b/>
+          <w:bCs/>
+          <w:sz w:val="24"/>
+          <w:lang w:val="en-US" w:eastAsia="zh-CN"/>
+        </w:rPr>
+        <w:t>，</w:t>
+      </w:r>
+      <w:r>
+        <w:rPr>
+          <w:rFonts w:hint="eastAsia" w:ascii="等线" w:eastAsia="等线"/>
+          <w:sz w:val="24"/>
+          <w:lang w:val="en-US" w:eastAsia="zh-CN"/>
+        </w:rPr>
+        <w:t>口渴喜热饮</w:t>
+      </w:r>
+      <w:r>
+        <w:rPr>
+          <w:rFonts w:hint="eastAsia" w:ascii="等线" w:eastAsia="等线"/>
+          <w:color w:val="00B050"/>
+          <w:sz w:val="24"/>
+          <w:lang w:val="en-US" w:eastAsia="zh-CN"/>
+        </w:rPr>
+        <w:t>TA3B</w:t>
+      </w:r>
+      <w:r>
+        <w:rPr>
+          <w:rFonts w:hint="eastAsia" w:ascii="等线" w:eastAsia="等线"/>
+          <w:b/>
+          <w:bCs/>
+          <w:sz w:val="24"/>
+          <w:lang w:val="en-US" w:eastAsia="zh-CN"/>
+        </w:rPr>
+        <w:t>，</w:t>
+      </w:r>
+      <w:r>
+        <w:rPr>
+          <w:rFonts w:hint="eastAsia" w:ascii="等线" w:eastAsia="等线"/>
+          <w:sz w:val="24"/>
+          <w:lang w:val="en-US" w:eastAsia="zh-CN"/>
+        </w:rPr>
+        <w:t>口渴喜凉饮</w:t>
+      </w:r>
+      <w:r>
+        <w:rPr>
+          <w:rFonts w:hint="eastAsia" w:ascii="等线" w:eastAsia="等线"/>
+          <w:color w:val="00B050"/>
+          <w:sz w:val="24"/>
+          <w:lang w:val="en-US" w:eastAsia="zh-CN"/>
+        </w:rPr>
+        <w:t>TA3C</w:t>
+      </w:r>
+      <w:r>
+        <w:rPr>
+          <w:rFonts w:hint="eastAsia" w:ascii="等线" w:eastAsia="等线"/>
+          <w:b/>
+          <w:bCs/>
+          <w:sz w:val="24"/>
+          <w:lang w:val="en-US" w:eastAsia="zh-CN"/>
+        </w:rPr>
+        <w:t>，</w:t>
+      </w:r>
+      <w:r>
+        <w:rPr>
+          <w:rFonts w:hint="eastAsia" w:ascii="等线" w:eastAsia="等线"/>
+          <w:sz w:val="24"/>
+          <w:lang w:val="en-US" w:eastAsia="zh-CN"/>
+        </w:rPr>
+        <w:t>口干但不想喝水</w:t>
+      </w:r>
+      <w:r>
+        <w:rPr>
+          <w:rFonts w:hint="eastAsia" w:ascii="等线" w:eastAsia="等线"/>
+          <w:color w:val="00B050"/>
+          <w:sz w:val="24"/>
+          <w:lang w:val="en-US" w:eastAsia="zh-CN"/>
+        </w:rPr>
+        <w:t>TA3D</w:t>
+      </w:r>
+      <w:r>
+        <w:rPr>
+          <w:rFonts w:hint="eastAsia" w:ascii="等线" w:eastAsia="等线"/>
+          <w:b/>
+          <w:bCs/>
+          <w:sz w:val="24"/>
+          <w:lang w:val="en-US" w:eastAsia="zh-CN"/>
+        </w:rPr>
+        <w:t>，</w:t>
+      </w:r>
+      <w:r>
+        <w:rPr>
+          <w:rFonts w:hint="eastAsia" w:ascii="等线" w:eastAsia="等线"/>
+          <w:sz w:val="24"/>
+          <w:lang w:val="en-US" w:eastAsia="zh-CN"/>
+        </w:rPr>
+        <w:t>口中水多</w:t>
+      </w:r>
+      <w:r>
+        <w:rPr>
+          <w:rFonts w:hint="eastAsia" w:ascii="等线" w:eastAsia="等线"/>
+          <w:color w:val="00B050"/>
+          <w:sz w:val="24"/>
+          <w:lang w:val="en-US" w:eastAsia="zh-CN"/>
+        </w:rPr>
+        <w:t>TA3E</w:t>
+      </w:r>
+      <w:r>
+        <w:rPr>
+          <w:rFonts w:hint="eastAsia" w:ascii="等线" w:eastAsia="等线"/>
+          <w:b/>
+          <w:bCs/>
+          <w:sz w:val="24"/>
+          <w:lang w:val="en-US" w:eastAsia="zh-CN"/>
+        </w:rPr>
+        <w:t>---中医师：</w:t>
+      </w:r>
+      <w:r>
+        <w:rPr>
+          <w:rFonts w:hint="eastAsia" w:ascii="等线" w:eastAsia="等线"/>
+          <w:sz w:val="24"/>
+          <w:lang w:val="en-US" w:eastAsia="zh-CN"/>
+        </w:rPr>
+        <w:t>口味</w:t>
+      </w:r>
+      <w:r>
+        <w:rPr>
+          <w:rFonts w:hint="eastAsia" w:ascii="等线" w:eastAsia="等线"/>
+          <w:b/>
+          <w:bCs/>
+          <w:sz w:val="24"/>
+          <w:lang w:val="en-US" w:eastAsia="zh-CN"/>
+        </w:rPr>
+        <w:t>---客户回答：</w:t>
+      </w:r>
+      <w:r>
+        <w:rPr>
+          <w:rFonts w:hint="eastAsia" w:ascii="等线" w:eastAsia="等线"/>
+          <w:sz w:val="24"/>
+          <w:lang w:val="en-US" w:eastAsia="zh-CN"/>
+        </w:rPr>
+        <w:t>口苦</w:t>
+      </w:r>
+      <w:r>
+        <w:rPr>
+          <w:rFonts w:hint="eastAsia" w:ascii="等线" w:eastAsia="等线"/>
+          <w:color w:val="00B050"/>
+          <w:sz w:val="24"/>
+          <w:lang w:val="en-US" w:eastAsia="zh-CN"/>
+        </w:rPr>
+        <w:t>TA4A</w:t>
+      </w:r>
+      <w:r>
+        <w:rPr>
+          <w:rFonts w:hint="eastAsia" w:ascii="等线" w:eastAsia="等线"/>
+          <w:b/>
+          <w:bCs/>
+          <w:sz w:val="24"/>
+          <w:lang w:val="en-US" w:eastAsia="zh-CN"/>
+        </w:rPr>
+        <w:t>，</w:t>
+      </w:r>
+      <w:r>
+        <w:rPr>
+          <w:rFonts w:hint="eastAsia" w:ascii="等线" w:eastAsia="等线"/>
+          <w:sz w:val="24"/>
+          <w:lang w:val="en-US" w:eastAsia="zh-CN"/>
+        </w:rPr>
+        <w:t>口臭</w:t>
+      </w:r>
+      <w:r>
+        <w:rPr>
+          <w:rFonts w:hint="eastAsia" w:ascii="等线" w:eastAsia="等线"/>
+          <w:color w:val="00B050"/>
+          <w:sz w:val="24"/>
+          <w:lang w:val="en-US" w:eastAsia="zh-CN"/>
+        </w:rPr>
+        <w:t>TA4B</w:t>
+      </w:r>
+      <w:r>
+        <w:rPr>
+          <w:rFonts w:hint="eastAsia" w:ascii="等线" w:eastAsia="等线"/>
+          <w:b/>
+          <w:bCs/>
+          <w:sz w:val="24"/>
+          <w:lang w:val="en-US" w:eastAsia="zh-CN"/>
+        </w:rPr>
+        <w:t>，</w:t>
+      </w:r>
+      <w:r>
+        <w:rPr>
+          <w:rFonts w:hint="eastAsia" w:ascii="等线" w:eastAsia="等线"/>
+          <w:sz w:val="24"/>
+          <w:lang w:val="en-US" w:eastAsia="zh-CN"/>
+        </w:rPr>
+        <w:t>口酸</w:t>
+      </w:r>
+      <w:r>
+        <w:rPr>
+          <w:rFonts w:hint="eastAsia" w:ascii="等线" w:eastAsia="等线"/>
+          <w:color w:val="00B050"/>
+          <w:sz w:val="24"/>
+          <w:lang w:val="en-US" w:eastAsia="zh-CN"/>
+        </w:rPr>
+        <w:t>TA4C</w:t>
+      </w:r>
+      <w:r>
+        <w:rPr>
+          <w:rFonts w:hint="eastAsia" w:ascii="等线" w:eastAsia="等线"/>
+          <w:b/>
+          <w:bCs/>
+          <w:sz w:val="24"/>
+          <w:lang w:val="en-US" w:eastAsia="zh-CN"/>
+        </w:rPr>
+        <w:t>，</w:t>
+      </w:r>
+      <w:r>
+        <w:rPr>
+          <w:rFonts w:hint="eastAsia" w:ascii="等线" w:eastAsia="等线"/>
+          <w:sz w:val="24"/>
+          <w:lang w:val="en-US" w:eastAsia="zh-CN"/>
+        </w:rPr>
+        <w:t>口涩</w:t>
+      </w:r>
+      <w:r>
+        <w:rPr>
+          <w:rFonts w:hint="eastAsia" w:ascii="等线" w:eastAsia="等线"/>
+          <w:color w:val="00B050"/>
+          <w:sz w:val="24"/>
+          <w:lang w:val="en-US" w:eastAsia="zh-CN"/>
+        </w:rPr>
+        <w:t>TA4D</w:t>
+      </w:r>
+      <w:r>
+        <w:rPr>
+          <w:rFonts w:hint="eastAsia" w:ascii="等线" w:eastAsia="等线"/>
+          <w:b/>
+          <w:bCs/>
+          <w:sz w:val="24"/>
+          <w:lang w:val="en-US" w:eastAsia="zh-CN"/>
+        </w:rPr>
+        <w:t>，</w:t>
+      </w:r>
+      <w:r>
+        <w:rPr>
+          <w:rFonts w:hint="eastAsia" w:ascii="等线" w:eastAsia="等线"/>
+          <w:sz w:val="24"/>
+          <w:lang w:val="en-US" w:eastAsia="zh-CN"/>
+        </w:rPr>
+        <w:t>口咸</w:t>
+      </w:r>
+      <w:r>
+        <w:rPr>
+          <w:rFonts w:hint="eastAsia" w:ascii="等线" w:eastAsia="等线"/>
+          <w:color w:val="00B050"/>
+          <w:sz w:val="24"/>
+          <w:lang w:val="en-US" w:eastAsia="zh-CN"/>
+        </w:rPr>
+        <w:t>TA4E</w:t>
+      </w:r>
+      <w:r>
+        <w:rPr>
+          <w:rFonts w:hint="eastAsia" w:ascii="等线" w:eastAsia="等线"/>
+          <w:b/>
+          <w:bCs/>
+          <w:sz w:val="24"/>
+          <w:lang w:val="en-US" w:eastAsia="zh-CN"/>
+        </w:rPr>
+        <w:t>，</w:t>
+      </w:r>
+      <w:r>
+        <w:rPr>
+          <w:rFonts w:hint="eastAsia" w:ascii="等线" w:eastAsia="等线"/>
+          <w:sz w:val="24"/>
+          <w:lang w:val="en-US" w:eastAsia="zh-CN"/>
+        </w:rPr>
+        <w:t>口淡无味</w:t>
+      </w:r>
+      <w:r>
+        <w:rPr>
+          <w:rFonts w:hint="eastAsia" w:ascii="等线" w:eastAsia="等线"/>
+          <w:color w:val="00B050"/>
+          <w:sz w:val="24"/>
+          <w:lang w:val="en-US" w:eastAsia="zh-CN"/>
+        </w:rPr>
+        <w:t>TA4F</w:t>
+      </w:r>
+      <w:r>
+        <w:rPr>
+          <w:rFonts w:hint="eastAsia" w:ascii="等线" w:eastAsia="等线"/>
+          <w:b/>
+          <w:bCs/>
+          <w:sz w:val="24"/>
+          <w:lang w:val="en-US" w:eastAsia="zh-CN"/>
+        </w:rPr>
+        <w:t>，</w:t>
+      </w:r>
+      <w:r>
+        <w:rPr>
+          <w:rFonts w:hint="eastAsia" w:ascii="等线" w:eastAsia="等线"/>
+          <w:sz w:val="24"/>
+          <w:lang w:val="en-US" w:eastAsia="zh-CN"/>
+        </w:rPr>
+        <w:t>口甜</w:t>
+      </w:r>
+      <w:r>
+        <w:rPr>
+          <w:rFonts w:hint="eastAsia" w:ascii="等线" w:eastAsia="等线"/>
+          <w:color w:val="00B050"/>
+          <w:sz w:val="24"/>
+          <w:lang w:val="en-US" w:eastAsia="zh-CN"/>
+        </w:rPr>
+        <w:t>TA4G</w:t>
+      </w:r>
+      <w:r>
+        <w:rPr>
+          <w:rFonts w:hint="eastAsia" w:ascii="等线" w:eastAsia="等线"/>
+          <w:b/>
+          <w:bCs/>
+          <w:sz w:val="24"/>
+          <w:lang w:val="en-US" w:eastAsia="zh-CN"/>
+        </w:rPr>
+        <w:t>---中医师：吃饭如何---客户回答：</w:t>
+      </w:r>
+      <w:r>
+        <w:rPr>
+          <w:rFonts w:hint="eastAsia" w:ascii="等线" w:eastAsia="等线"/>
+          <w:sz w:val="24"/>
+          <w:lang w:val="en-US" w:eastAsia="zh-CN"/>
+        </w:rPr>
+        <w:t>食欲不振</w:t>
+      </w:r>
+      <w:r>
+        <w:rPr>
+          <w:rFonts w:hint="eastAsia" w:ascii="等线" w:eastAsia="等线"/>
+          <w:color w:val="00B050"/>
+          <w:sz w:val="24"/>
+          <w:lang w:val="en-US" w:eastAsia="zh-CN"/>
+        </w:rPr>
+        <w:t>TA5A，</w:t>
+      </w:r>
+      <w:r>
+        <w:rPr>
+          <w:rFonts w:hint="eastAsia" w:ascii="等线" w:eastAsia="等线"/>
+          <w:sz w:val="24"/>
+          <w:lang w:val="en-US" w:eastAsia="zh-CN"/>
+        </w:rPr>
+        <w:t>能吃</w:t>
+      </w:r>
+      <w:r>
+        <w:rPr>
+          <w:rFonts w:hint="eastAsia" w:ascii="等线" w:eastAsia="等线"/>
+          <w:color w:val="00B050"/>
+          <w:sz w:val="24"/>
+          <w:lang w:val="en-US" w:eastAsia="zh-CN"/>
+        </w:rPr>
+        <w:t>TA5B，</w:t>
+      </w:r>
+      <w:r>
+        <w:rPr>
+          <w:rFonts w:hint="eastAsia" w:ascii="等线" w:eastAsia="等线"/>
+          <w:sz w:val="24"/>
+          <w:lang w:val="en-US" w:eastAsia="zh-CN"/>
+        </w:rPr>
+        <w:t>见食而烦</w:t>
+      </w:r>
+      <w:r>
+        <w:rPr>
+          <w:rFonts w:hint="eastAsia" w:ascii="等线" w:eastAsia="等线"/>
+          <w:color w:val="00B050"/>
+          <w:sz w:val="24"/>
+          <w:lang w:val="en-US" w:eastAsia="zh-CN"/>
+        </w:rPr>
+        <w:t>TA5C</w:t>
+      </w:r>
+      <w:r>
+        <w:rPr>
+          <w:rFonts w:hint="eastAsia" w:ascii="等线" w:eastAsia="等线"/>
+          <w:b/>
+          <w:bCs/>
+          <w:sz w:val="24"/>
+          <w:lang w:val="en-US" w:eastAsia="zh-CN"/>
+        </w:rPr>
+        <w:t>---中医师：出汗---客户回答：</w:t>
+      </w:r>
+      <w:r>
+        <w:rPr>
+          <w:rFonts w:hint="eastAsia" w:ascii="等线" w:eastAsia="等线"/>
+          <w:sz w:val="24"/>
+          <w:lang w:val="en-US" w:eastAsia="zh-CN"/>
+        </w:rPr>
+        <w:t>不出汗</w:t>
+      </w:r>
+      <w:r>
+        <w:rPr>
+          <w:rFonts w:hint="eastAsia" w:ascii="等线" w:eastAsia="等线"/>
+          <w:color w:val="00B050"/>
+          <w:sz w:val="24"/>
+          <w:lang w:val="en-US" w:eastAsia="zh-CN"/>
+        </w:rPr>
+        <w:t>TA6A，</w:t>
+      </w:r>
+      <w:r>
+        <w:rPr>
+          <w:rFonts w:hint="eastAsia" w:ascii="等线" w:eastAsia="等线"/>
+          <w:sz w:val="24"/>
+          <w:lang w:val="en-US" w:eastAsia="zh-CN"/>
+        </w:rPr>
+        <w:t>自汗</w:t>
+      </w:r>
+      <w:r>
+        <w:rPr>
+          <w:rFonts w:hint="eastAsia" w:ascii="等线" w:eastAsia="等线"/>
+          <w:color w:val="00B050"/>
+          <w:sz w:val="24"/>
+          <w:lang w:val="en-US" w:eastAsia="zh-CN"/>
+        </w:rPr>
+        <w:t>TA6B，</w:t>
+      </w:r>
+      <w:r>
+        <w:rPr>
+          <w:rFonts w:hint="eastAsia" w:ascii="等线" w:eastAsia="等线"/>
+          <w:sz w:val="24"/>
+          <w:lang w:val="en-US" w:eastAsia="zh-CN"/>
+        </w:rPr>
+        <w:t>盗汗</w:t>
+      </w:r>
+      <w:r>
+        <w:rPr>
+          <w:rFonts w:hint="eastAsia" w:ascii="等线" w:eastAsia="等线"/>
+          <w:color w:val="00B050"/>
+          <w:sz w:val="24"/>
+          <w:lang w:val="en-US" w:eastAsia="zh-CN"/>
+        </w:rPr>
+        <w:t>TA6C</w:t>
+      </w:r>
+      <w:r>
+        <w:rPr>
+          <w:rFonts w:hint="eastAsia" w:ascii="等线" w:eastAsia="等线"/>
+          <w:b/>
+          <w:bCs/>
+          <w:sz w:val="24"/>
+          <w:lang w:val="en-US" w:eastAsia="zh-CN"/>
+        </w:rPr>
+        <w:t>---中医师：</w:t>
+      </w:r>
+      <w:r>
+        <w:rPr>
+          <w:rFonts w:hint="eastAsia" w:ascii="等线" w:eastAsia="等线"/>
+          <w:sz w:val="24"/>
+          <w:lang w:val="en-US" w:eastAsia="zh-CN"/>
+        </w:rPr>
+        <w:t>大便</w:t>
+      </w:r>
+      <w:r>
+        <w:rPr>
+          <w:rFonts w:hint="eastAsia" w:ascii="等线" w:eastAsia="等线"/>
+          <w:b/>
+          <w:bCs/>
+          <w:sz w:val="24"/>
+          <w:lang w:val="en-US" w:eastAsia="zh-CN"/>
+        </w:rPr>
+        <w:t>---客户回答：</w:t>
+      </w:r>
+      <w:r>
+        <w:rPr>
+          <w:rFonts w:hint="eastAsia" w:ascii="等线" w:eastAsia="等线"/>
+          <w:sz w:val="24"/>
+          <w:lang w:val="en-US" w:eastAsia="zh-CN"/>
+        </w:rPr>
+        <w:t>大便稀溏不热</w:t>
+      </w:r>
+      <w:r>
+        <w:rPr>
+          <w:rFonts w:hint="eastAsia" w:ascii="等线" w:eastAsia="等线"/>
+          <w:color w:val="00B050"/>
+          <w:sz w:val="24"/>
+          <w:lang w:val="en-US" w:eastAsia="zh-CN"/>
+        </w:rPr>
+        <w:t>TA7A</w:t>
+      </w:r>
+      <w:r>
+        <w:rPr>
+          <w:rFonts w:hint="eastAsia" w:ascii="等线" w:eastAsia="等线"/>
+          <w:b/>
+          <w:bCs/>
+          <w:sz w:val="24"/>
+          <w:lang w:val="en-US" w:eastAsia="zh-CN"/>
+        </w:rPr>
+        <w:t>，</w:t>
+      </w:r>
+      <w:r>
+        <w:rPr>
+          <w:rFonts w:hint="eastAsia" w:ascii="等线" w:eastAsia="等线"/>
+          <w:sz w:val="24"/>
+          <w:lang w:val="en-US" w:eastAsia="zh-CN"/>
+        </w:rPr>
+        <w:t>大便稀溏发热</w:t>
+      </w:r>
+      <w:r>
+        <w:rPr>
+          <w:rFonts w:hint="eastAsia" w:ascii="等线" w:eastAsia="等线"/>
+          <w:color w:val="00B050"/>
+          <w:sz w:val="24"/>
+          <w:lang w:val="en-US" w:eastAsia="zh-CN"/>
+        </w:rPr>
+        <w:t>TA7B</w:t>
+      </w:r>
+      <w:r>
+        <w:rPr>
+          <w:rFonts w:hint="eastAsia" w:ascii="等线" w:eastAsia="等线"/>
+          <w:b/>
+          <w:bCs/>
+          <w:sz w:val="24"/>
+          <w:lang w:val="en-US" w:eastAsia="zh-CN"/>
+        </w:rPr>
+        <w:t>，</w:t>
+      </w:r>
+      <w:r>
+        <w:rPr>
+          <w:rFonts w:hint="eastAsia" w:ascii="等线" w:eastAsia="等线"/>
+          <w:sz w:val="24"/>
+          <w:lang w:val="en-US" w:eastAsia="zh-CN"/>
+        </w:rPr>
+        <w:t>大便干结</w:t>
+      </w:r>
+      <w:r>
+        <w:rPr>
+          <w:rFonts w:hint="eastAsia" w:ascii="等线" w:eastAsia="等线"/>
+          <w:color w:val="00B050"/>
+          <w:sz w:val="24"/>
+          <w:lang w:val="en-US" w:eastAsia="zh-CN"/>
+        </w:rPr>
+        <w:t>TA7C</w:t>
+      </w:r>
+      <w:r>
+        <w:rPr>
+          <w:rFonts w:hint="eastAsia" w:ascii="等线" w:eastAsia="等线"/>
+          <w:b/>
+          <w:bCs/>
+          <w:sz w:val="24"/>
+          <w:lang w:val="en-US" w:eastAsia="zh-CN"/>
+        </w:rPr>
+        <w:t>，</w:t>
+      </w:r>
+      <w:r>
+        <w:rPr>
+          <w:rFonts w:hint="eastAsia" w:ascii="等线" w:eastAsia="等线"/>
+          <w:sz w:val="24"/>
+          <w:lang w:val="en-US" w:eastAsia="zh-CN"/>
+        </w:rPr>
+        <w:t>先干后稀</w:t>
+      </w:r>
+      <w:r>
+        <w:rPr>
+          <w:rFonts w:hint="eastAsia" w:ascii="等线" w:eastAsia="等线"/>
+          <w:color w:val="00B050"/>
+          <w:sz w:val="24"/>
+          <w:lang w:val="en-US" w:eastAsia="zh-CN"/>
+        </w:rPr>
+        <w:t>TA7D</w:t>
+      </w:r>
+      <w:r>
+        <w:rPr>
+          <w:rFonts w:hint="eastAsia" w:ascii="等线" w:eastAsia="等线"/>
+          <w:b/>
+          <w:bCs/>
+          <w:sz w:val="24"/>
+          <w:lang w:val="en-US" w:eastAsia="zh-CN"/>
+        </w:rPr>
+        <w:t>，</w:t>
+      </w:r>
+      <w:r>
+        <w:rPr>
+          <w:rFonts w:hint="eastAsia" w:ascii="等线" w:eastAsia="等线"/>
+          <w:sz w:val="24"/>
+          <w:lang w:val="en-US" w:eastAsia="zh-CN"/>
+        </w:rPr>
+        <w:t>时干时稀</w:t>
+      </w:r>
+      <w:r>
+        <w:rPr>
+          <w:rFonts w:hint="eastAsia" w:ascii="等线" w:eastAsia="等线"/>
+          <w:color w:val="00B050"/>
+          <w:sz w:val="24"/>
+          <w:lang w:val="en-US" w:eastAsia="zh-CN"/>
+        </w:rPr>
+        <w:t>TA7E</w:t>
+      </w:r>
+      <w:r>
+        <w:rPr>
+          <w:rFonts w:hint="eastAsia" w:ascii="等线" w:eastAsia="等线"/>
+          <w:b/>
+          <w:bCs/>
+          <w:sz w:val="24"/>
+          <w:lang w:val="en-US" w:eastAsia="zh-CN"/>
+        </w:rPr>
+        <w:t>，</w:t>
+      </w:r>
+      <w:r>
+        <w:rPr>
+          <w:rFonts w:hint="eastAsia" w:ascii="等线" w:eastAsia="等线"/>
+          <w:sz w:val="24"/>
+          <w:lang w:val="en-US" w:eastAsia="zh-CN"/>
+        </w:rPr>
+        <w:t>大便带血</w:t>
+      </w:r>
+      <w:r>
+        <w:rPr>
+          <w:rFonts w:hint="eastAsia" w:ascii="等线" w:eastAsia="等线"/>
+          <w:color w:val="00B050"/>
+          <w:sz w:val="24"/>
+          <w:lang w:val="en-US" w:eastAsia="zh-CN"/>
+        </w:rPr>
+        <w:t>TA7F</w:t>
+      </w:r>
+      <w:r>
+        <w:rPr>
+          <w:rFonts w:hint="eastAsia" w:ascii="等线" w:eastAsia="等线"/>
+          <w:b/>
+          <w:bCs/>
+          <w:sz w:val="24"/>
+          <w:lang w:val="en-US" w:eastAsia="zh-CN"/>
+        </w:rPr>
+        <w:t>---中医师：</w:t>
+      </w:r>
+      <w:r>
+        <w:rPr>
+          <w:rFonts w:hint="eastAsia" w:ascii="等线" w:eastAsia="等线"/>
+          <w:sz w:val="24"/>
+          <w:lang w:val="en-US" w:eastAsia="zh-CN"/>
+        </w:rPr>
+        <w:t>小便</w:t>
+      </w:r>
+      <w:r>
+        <w:rPr>
+          <w:rFonts w:hint="eastAsia" w:ascii="等线" w:eastAsia="等线"/>
+          <w:b/>
+          <w:bCs/>
+          <w:sz w:val="24"/>
+          <w:lang w:val="en-US" w:eastAsia="zh-CN"/>
+        </w:rPr>
+        <w:t>---客户回答：</w:t>
+      </w:r>
+      <w:r>
+        <w:rPr>
+          <w:rFonts w:hint="eastAsia" w:ascii="等线" w:eastAsia="等线"/>
+          <w:sz w:val="24"/>
+          <w:lang w:val="en-US" w:eastAsia="zh-CN"/>
+        </w:rPr>
+        <w:t>小便发热发黄</w:t>
+      </w:r>
+      <w:r>
+        <w:rPr>
+          <w:rFonts w:hint="eastAsia" w:ascii="等线" w:eastAsia="等线"/>
+          <w:color w:val="00B050"/>
+          <w:sz w:val="24"/>
+          <w:lang w:val="en-US" w:eastAsia="zh-CN"/>
+        </w:rPr>
+        <w:t>TA8A</w:t>
+      </w:r>
+      <w:r>
+        <w:rPr>
+          <w:rFonts w:hint="eastAsia" w:ascii="等线" w:eastAsia="等线"/>
+          <w:b/>
+          <w:bCs/>
+          <w:sz w:val="24"/>
+          <w:lang w:val="en-US" w:eastAsia="zh-CN"/>
+        </w:rPr>
+        <w:t>，</w:t>
+      </w:r>
+      <w:r>
+        <w:rPr>
+          <w:rFonts w:hint="eastAsia" w:ascii="等线" w:eastAsia="等线"/>
+          <w:sz w:val="24"/>
+          <w:lang w:val="en-US" w:eastAsia="zh-CN"/>
+        </w:rPr>
+        <w:t>小便清长</w:t>
+      </w:r>
+      <w:r>
+        <w:rPr>
+          <w:rFonts w:hint="eastAsia" w:ascii="等线" w:eastAsia="等线"/>
+          <w:color w:val="00B050"/>
+          <w:sz w:val="24"/>
+          <w:lang w:val="en-US" w:eastAsia="zh-CN"/>
+        </w:rPr>
+        <w:t>TA8B</w:t>
+      </w:r>
+      <w:r>
+        <w:rPr>
+          <w:rFonts w:hint="eastAsia" w:ascii="等线" w:eastAsia="等线"/>
+          <w:b/>
+          <w:bCs/>
+          <w:sz w:val="24"/>
+          <w:lang w:val="en-US" w:eastAsia="zh-CN"/>
+        </w:rPr>
+        <w:t>，</w:t>
+      </w:r>
+      <w:r>
+        <w:rPr>
+          <w:rFonts w:hint="eastAsia" w:ascii="等线" w:eastAsia="等线"/>
+          <w:sz w:val="24"/>
+          <w:lang w:val="en-US" w:eastAsia="zh-CN"/>
+        </w:rPr>
+        <w:t>小便不利</w:t>
+      </w:r>
+      <w:r>
+        <w:rPr>
+          <w:rFonts w:hint="eastAsia" w:ascii="等线" w:eastAsia="等线"/>
+          <w:color w:val="00B050"/>
+          <w:sz w:val="24"/>
+          <w:lang w:val="en-US" w:eastAsia="zh-CN"/>
+        </w:rPr>
+        <w:t>TA8C</w:t>
+      </w:r>
+      <w:r>
+        <w:rPr>
+          <w:rFonts w:hint="eastAsia" w:ascii="等线" w:eastAsia="等线"/>
+          <w:b/>
+          <w:bCs/>
+          <w:sz w:val="24"/>
+          <w:lang w:val="en-US" w:eastAsia="zh-CN"/>
+        </w:rPr>
+        <w:t>，</w:t>
+      </w:r>
+      <w:r>
+        <w:rPr>
+          <w:rFonts w:hint="eastAsia" w:ascii="等线" w:eastAsia="等线"/>
+          <w:sz w:val="24"/>
+          <w:lang w:val="en-US" w:eastAsia="zh-CN"/>
+        </w:rPr>
+        <w:t>小便带血发热</w:t>
+      </w:r>
+      <w:r>
+        <w:rPr>
+          <w:rFonts w:hint="eastAsia" w:ascii="等线" w:eastAsia="等线"/>
+          <w:color w:val="00B050"/>
+          <w:sz w:val="24"/>
+          <w:lang w:val="en-US" w:eastAsia="zh-CN"/>
+        </w:rPr>
+        <w:t>TA8D</w:t>
+      </w:r>
+      <w:r>
+        <w:rPr>
+          <w:rFonts w:hint="eastAsia" w:ascii="等线" w:eastAsia="等线"/>
+          <w:b/>
+          <w:bCs/>
+          <w:sz w:val="24"/>
+          <w:lang w:val="en-US" w:eastAsia="zh-CN"/>
+        </w:rPr>
+        <w:t>，</w:t>
+      </w:r>
+      <w:r>
+        <w:rPr>
+          <w:rFonts w:hint="eastAsia" w:ascii="等线" w:eastAsia="等线"/>
+          <w:sz w:val="24"/>
+          <w:lang w:val="en-US" w:eastAsia="zh-CN"/>
+        </w:rPr>
+        <w:t>小便带血不热</w:t>
+      </w:r>
+      <w:r>
+        <w:rPr>
+          <w:rFonts w:hint="eastAsia" w:ascii="等线" w:eastAsia="等线"/>
+          <w:color w:val="00B050"/>
+          <w:sz w:val="24"/>
+          <w:lang w:val="en-US" w:eastAsia="zh-CN"/>
+        </w:rPr>
+        <w:t>TA8E</w:t>
+      </w:r>
+      <w:r>
+        <w:rPr>
+          <w:rFonts w:hint="eastAsia" w:ascii="等线" w:eastAsia="等线"/>
+          <w:b/>
+          <w:bCs/>
+          <w:sz w:val="24"/>
+          <w:lang w:val="en-US" w:eastAsia="zh-CN"/>
+        </w:rPr>
+        <w:t>---中医师：</w:t>
+      </w:r>
+      <w:r>
+        <w:rPr>
+          <w:rFonts w:hint="eastAsia" w:ascii="等线" w:eastAsia="等线"/>
+          <w:sz w:val="24"/>
+          <w:lang w:val="en-US" w:eastAsia="zh-CN"/>
+        </w:rPr>
+        <w:t>睡眠</w:t>
+      </w:r>
+      <w:r>
+        <w:rPr>
+          <w:rFonts w:hint="eastAsia" w:ascii="等线" w:eastAsia="等线"/>
+          <w:b/>
+          <w:bCs/>
+          <w:sz w:val="24"/>
+          <w:lang w:val="en-US" w:eastAsia="zh-CN"/>
+        </w:rPr>
+        <w:t>---客户回答：</w:t>
+      </w:r>
+      <w:r>
+        <w:rPr>
+          <w:rFonts w:hint="eastAsia" w:ascii="等线" w:eastAsia="等线"/>
+          <w:sz w:val="24"/>
+          <w:lang w:val="en-US" w:eastAsia="zh-CN"/>
+        </w:rPr>
+        <w:t>入睡困难</w:t>
+      </w:r>
+      <w:r>
+        <w:rPr>
+          <w:rFonts w:hint="eastAsia" w:ascii="等线" w:eastAsia="等线"/>
+          <w:color w:val="00B050"/>
+          <w:sz w:val="24"/>
+          <w:lang w:val="en-US" w:eastAsia="zh-CN"/>
+        </w:rPr>
+        <w:t>TA9A</w:t>
+      </w:r>
+      <w:r>
+        <w:rPr>
+          <w:rFonts w:hint="eastAsia" w:ascii="等线" w:eastAsia="等线"/>
+          <w:b/>
+          <w:bCs/>
+          <w:sz w:val="24"/>
+          <w:lang w:val="en-US" w:eastAsia="zh-CN"/>
+        </w:rPr>
+        <w:t>，</w:t>
+      </w:r>
+      <w:r>
+        <w:rPr>
+          <w:rFonts w:hint="eastAsia" w:ascii="等线" w:eastAsia="等线"/>
+          <w:sz w:val="24"/>
+          <w:lang w:val="en-US" w:eastAsia="zh-CN"/>
+        </w:rPr>
+        <w:t>睡后易醒</w:t>
+      </w:r>
+      <w:r>
+        <w:rPr>
+          <w:rFonts w:hint="eastAsia" w:ascii="等线" w:eastAsia="等线"/>
+          <w:color w:val="00B050"/>
+          <w:sz w:val="24"/>
+          <w:lang w:val="en-US" w:eastAsia="zh-CN"/>
+        </w:rPr>
+        <w:t>TA9B</w:t>
+      </w:r>
+      <w:r>
+        <w:rPr>
+          <w:rFonts w:hint="eastAsia" w:ascii="等线" w:eastAsia="等线"/>
+          <w:b/>
+          <w:bCs/>
+          <w:sz w:val="24"/>
+          <w:lang w:val="en-US" w:eastAsia="zh-CN"/>
+        </w:rPr>
+        <w:t>，</w:t>
+      </w:r>
+      <w:r>
+        <w:rPr>
+          <w:rFonts w:hint="eastAsia" w:ascii="等线" w:eastAsia="等线"/>
+          <w:sz w:val="24"/>
+          <w:lang w:val="en-US" w:eastAsia="zh-CN"/>
+        </w:rPr>
+        <w:t>嗜睡</w:t>
+      </w:r>
+      <w:r>
+        <w:rPr>
+          <w:rFonts w:hint="eastAsia" w:ascii="等线" w:eastAsia="等线"/>
+          <w:color w:val="00B050"/>
+          <w:sz w:val="24"/>
+          <w:lang w:val="en-US" w:eastAsia="zh-CN"/>
+        </w:rPr>
+        <w:t>TA9C</w:t>
+      </w:r>
+      <w:r>
+        <w:rPr>
+          <w:rFonts w:hint="eastAsia" w:ascii="等线" w:eastAsia="等线"/>
+          <w:b/>
+          <w:bCs/>
+          <w:sz w:val="24"/>
+          <w:lang w:val="en-US" w:eastAsia="zh-CN"/>
+        </w:rPr>
+        <w:t>---中医师：</w:t>
+      </w:r>
+      <w:r>
+        <w:rPr>
+          <w:rFonts w:hint="eastAsia" w:ascii="等线" w:eastAsia="等线"/>
+          <w:sz w:val="24"/>
+          <w:lang w:val="en-US" w:eastAsia="zh-CN"/>
+        </w:rPr>
+        <w:t>体力</w:t>
+      </w:r>
+      <w:r>
+        <w:rPr>
+          <w:rFonts w:hint="eastAsia" w:ascii="等线" w:eastAsia="等线"/>
+          <w:b/>
+          <w:bCs/>
+          <w:sz w:val="24"/>
+          <w:lang w:val="en-US" w:eastAsia="zh-CN"/>
+        </w:rPr>
+        <w:t>---客户回答：</w:t>
+      </w:r>
+      <w:r>
+        <w:rPr>
+          <w:rFonts w:hint="eastAsia" w:ascii="等线" w:eastAsia="等线"/>
+          <w:sz w:val="24"/>
+          <w:lang w:val="en-US" w:eastAsia="zh-CN"/>
+        </w:rPr>
+        <w:t>神疲乏力劳累加重</w:t>
+      </w:r>
+      <w:r>
+        <w:rPr>
+          <w:rFonts w:hint="eastAsia" w:ascii="等线" w:eastAsia="等线"/>
+          <w:color w:val="00B050"/>
+          <w:sz w:val="24"/>
+          <w:lang w:val="en-US" w:eastAsia="zh-CN"/>
+        </w:rPr>
+        <w:t>TA10A</w:t>
+      </w:r>
+      <w:r>
+        <w:rPr>
+          <w:rFonts w:hint="eastAsia" w:ascii="等线" w:eastAsia="等线"/>
+          <w:b/>
+          <w:bCs/>
+          <w:sz w:val="24"/>
+          <w:lang w:val="en-US" w:eastAsia="zh-CN"/>
+        </w:rPr>
+        <w:t>，</w:t>
+      </w:r>
+      <w:r>
+        <w:rPr>
+          <w:rFonts w:hint="eastAsia" w:ascii="等线" w:eastAsia="等线"/>
+          <w:sz w:val="24"/>
+          <w:lang w:val="en-US" w:eastAsia="zh-CN"/>
+        </w:rPr>
+        <w:t>神疲乏力遇湿加重</w:t>
+      </w:r>
+      <w:r>
+        <w:rPr>
+          <w:rFonts w:hint="eastAsia" w:ascii="等线" w:eastAsia="等线"/>
+          <w:color w:val="00B050"/>
+          <w:sz w:val="24"/>
+          <w:lang w:val="en-US" w:eastAsia="zh-CN"/>
+        </w:rPr>
+        <w:t>TA10B</w:t>
+      </w:r>
+      <w:r>
+        <w:rPr>
+          <w:rFonts w:hint="eastAsia" w:ascii="等线" w:eastAsia="等线"/>
+          <w:b/>
+          <w:bCs/>
+          <w:sz w:val="24"/>
+          <w:lang w:val="en-US" w:eastAsia="zh-CN"/>
+        </w:rPr>
+        <w:t>，</w:t>
+      </w:r>
+      <w:r>
+        <w:rPr>
+          <w:rFonts w:hint="eastAsia" w:ascii="等线" w:eastAsia="等线"/>
+          <w:sz w:val="24"/>
+          <w:lang w:val="en-US" w:eastAsia="zh-CN"/>
+        </w:rPr>
+        <w:t>神疲乏力遇热加重</w:t>
+      </w:r>
+      <w:r>
+        <w:rPr>
+          <w:rFonts w:hint="eastAsia" w:ascii="等线" w:eastAsia="等线"/>
+          <w:color w:val="00B050"/>
+          <w:sz w:val="24"/>
+          <w:lang w:val="en-US" w:eastAsia="zh-CN"/>
+        </w:rPr>
+        <w:t>TA10C</w:t>
+      </w:r>
+      <w:r>
+        <w:rPr>
+          <w:rFonts w:hint="eastAsia" w:ascii="等线" w:eastAsia="等线"/>
+          <w:b/>
+          <w:bCs/>
+          <w:sz w:val="24"/>
+          <w:lang w:val="en-US" w:eastAsia="zh-CN"/>
+        </w:rPr>
+        <w:t>---中医师：心烦---客户回答：</w:t>
+      </w:r>
+      <w:r>
+        <w:rPr>
+          <w:rFonts w:hint="eastAsia" w:ascii="等线" w:eastAsia="等线"/>
+          <w:sz w:val="24"/>
+          <w:lang w:val="en-US" w:eastAsia="zh-CN"/>
+        </w:rPr>
+        <w:t>白天心烦</w:t>
+      </w:r>
+      <w:r>
+        <w:rPr>
+          <w:rFonts w:hint="eastAsia" w:ascii="等线" w:eastAsia="等线"/>
+          <w:color w:val="00B050"/>
+          <w:sz w:val="24"/>
+          <w:lang w:val="en-US" w:eastAsia="zh-CN"/>
+        </w:rPr>
+        <w:t>TA11A</w:t>
+      </w:r>
+      <w:r>
+        <w:rPr>
+          <w:rFonts w:hint="eastAsia" w:ascii="等线" w:eastAsia="等线"/>
+          <w:b/>
+          <w:bCs/>
+          <w:sz w:val="24"/>
+          <w:lang w:val="en-US" w:eastAsia="zh-CN"/>
+        </w:rPr>
+        <w:t>，</w:t>
+      </w:r>
+      <w:r>
+        <w:rPr>
+          <w:rFonts w:hint="eastAsia" w:ascii="等线" w:eastAsia="等线"/>
+          <w:sz w:val="24"/>
+          <w:lang w:val="en-US" w:eastAsia="zh-CN"/>
+        </w:rPr>
+        <w:t>夜间心烦</w:t>
+      </w:r>
+      <w:r>
+        <w:rPr>
+          <w:rFonts w:hint="eastAsia" w:ascii="等线" w:eastAsia="等线"/>
+          <w:color w:val="00B050"/>
+          <w:sz w:val="24"/>
+          <w:lang w:val="en-US" w:eastAsia="zh-CN"/>
+        </w:rPr>
+        <w:t>TA11B</w:t>
+      </w:r>
+      <w:r>
+        <w:rPr>
+          <w:rFonts w:hint="eastAsia" w:ascii="等线" w:eastAsia="等线"/>
+          <w:b/>
+          <w:bCs/>
+          <w:sz w:val="24"/>
+          <w:lang w:val="en-US" w:eastAsia="zh-CN"/>
+        </w:rPr>
+        <w:t>，</w:t>
+      </w:r>
+      <w:r>
+        <w:rPr>
+          <w:rFonts w:hint="eastAsia" w:ascii="等线" w:eastAsia="等线"/>
+          <w:sz w:val="24"/>
+          <w:lang w:val="en-US" w:eastAsia="zh-CN"/>
+        </w:rPr>
+        <w:t>白天心烦夜间安静</w:t>
+      </w:r>
+      <w:r>
+        <w:rPr>
+          <w:rFonts w:hint="eastAsia" w:ascii="等线" w:eastAsia="等线"/>
+          <w:color w:val="00B050"/>
+          <w:sz w:val="24"/>
+          <w:lang w:val="en-US" w:eastAsia="zh-CN"/>
+        </w:rPr>
+        <w:t>TA11C</w:t>
       </w:r>
     </w:p>
     <w:p>
       <w:pPr>
+        <w:numPr>
+          <w:ilvl w:val="0"/>
+          <w:numId w:val="1"/>
+        </w:numPr>
+        <w:rPr>
+          <w:rFonts w:hint="default"/>
+          <w:sz w:val="24"/>
+          <w:lang w:val="en-US" w:eastAsia="zh-CN"/>
+        </w:rPr>
+      </w:pPr>
+      <w:r>
+        <w:rPr>
+          <w:rFonts w:hint="eastAsia" w:ascii="等线" w:eastAsia="等线"/>
+          <w:b/>
+          <w:bCs/>
+          <w:sz w:val="24"/>
+          <w:lang w:val="en-US" w:eastAsia="zh-CN"/>
+        </w:rPr>
+        <w:t>客户回答：</w:t>
+      </w:r>
+      <w:r>
+        <w:rPr>
+          <w:rFonts w:hint="eastAsia" w:ascii="等线" w:eastAsia="等线"/>
+          <w:sz w:val="24"/>
+          <w:lang w:val="en-US" w:eastAsia="zh-CN"/>
+        </w:rPr>
+        <w:t>寒热不明显</w:t>
+      </w:r>
+      <w:r>
+        <w:rPr>
+          <w:rFonts w:hint="eastAsia" w:ascii="等线" w:eastAsia="等线"/>
+          <w:color w:val="00B050"/>
+          <w:sz w:val="24"/>
+          <w:lang w:val="en-US" w:eastAsia="zh-CN"/>
+        </w:rPr>
+        <w:t>TA1</w:t>
+      </w:r>
+      <w:r>
+        <w:rPr>
+          <w:rFonts w:hint="eastAsia" w:ascii="等线" w:eastAsia="等线"/>
+          <w:sz w:val="24"/>
+          <w:lang w:val="en-US" w:eastAsia="zh-CN"/>
+        </w:rPr>
+        <w:t>---</w:t>
+      </w:r>
+      <w:r>
+        <w:rPr>
+          <w:rFonts w:hint="eastAsia" w:ascii="等线" w:eastAsia="等线"/>
+          <w:b/>
+          <w:bCs/>
+          <w:sz w:val="24"/>
+          <w:lang w:val="en-US" w:eastAsia="zh-CN"/>
+        </w:rPr>
+        <w:t>中医师：</w:t>
+      </w:r>
+      <w:r>
+        <w:rPr>
+          <w:rFonts w:hint="eastAsia" w:ascii="等线" w:eastAsia="等线"/>
+          <w:sz w:val="24"/>
+          <w:lang w:val="en-US" w:eastAsia="zh-CN"/>
+        </w:rPr>
+        <w:t>是否流涕？</w:t>
+      </w:r>
+      <w:r>
+        <w:rPr>
+          <w:rFonts w:hint="eastAsia" w:ascii="等线" w:eastAsia="等线"/>
+          <w:b/>
+          <w:bCs/>
+          <w:sz w:val="24"/>
+          <w:lang w:val="en-US" w:eastAsia="zh-CN"/>
+        </w:rPr>
+        <w:t>---客户回答：</w:t>
+      </w:r>
+      <w:r>
+        <w:rPr>
+          <w:rFonts w:hint="eastAsia" w:ascii="等线" w:eastAsia="等线"/>
+          <w:sz w:val="24"/>
+          <w:lang w:val="en-US" w:eastAsia="zh-CN"/>
+        </w:rPr>
+        <w:t>流清涕</w:t>
+      </w:r>
+      <w:r>
+        <w:rPr>
+          <w:rFonts w:hint="eastAsia" w:ascii="等线" w:eastAsia="等线"/>
+          <w:color w:val="00B050"/>
+          <w:sz w:val="24"/>
+          <w:lang w:val="en-US" w:eastAsia="zh-CN"/>
+        </w:rPr>
+        <w:t>TA2A</w:t>
+      </w:r>
+      <w:r>
+        <w:rPr>
+          <w:rFonts w:hint="eastAsia" w:ascii="等线" w:eastAsia="等线"/>
+          <w:sz w:val="24"/>
+          <w:lang w:val="en-US" w:eastAsia="zh-CN"/>
+        </w:rPr>
+        <w:t>，流浊涕</w:t>
+      </w:r>
+      <w:r>
+        <w:rPr>
+          <w:rFonts w:hint="eastAsia" w:ascii="等线" w:eastAsia="等线"/>
+          <w:color w:val="00B050"/>
+          <w:sz w:val="24"/>
+          <w:lang w:val="en-US" w:eastAsia="zh-CN"/>
+        </w:rPr>
+        <w:t>TA2B</w:t>
+      </w:r>
+      <w:r>
+        <w:rPr>
+          <w:rFonts w:hint="eastAsia" w:ascii="等线" w:eastAsia="等线"/>
+          <w:sz w:val="24"/>
+          <w:lang w:val="en-US" w:eastAsia="zh-CN"/>
+        </w:rPr>
+        <w:t>，没有流涕</w:t>
+      </w:r>
+      <w:r>
+        <w:rPr>
+          <w:rFonts w:hint="eastAsia" w:ascii="等线" w:eastAsia="等线"/>
+          <w:color w:val="00B050"/>
+          <w:sz w:val="24"/>
+          <w:lang w:val="en-US" w:eastAsia="zh-CN"/>
+        </w:rPr>
+        <w:t>TA2C</w:t>
+      </w:r>
+      <w:r>
+        <w:rPr>
+          <w:rFonts w:hint="eastAsia" w:ascii="等线" w:eastAsia="等线"/>
+          <w:b/>
+          <w:bCs/>
+          <w:sz w:val="24"/>
+          <w:lang w:val="en-US" w:eastAsia="zh-CN"/>
+        </w:rPr>
+        <w:t>---中医师：</w:t>
+      </w:r>
+      <w:r>
+        <w:rPr>
+          <w:rFonts w:hint="eastAsia" w:ascii="等线" w:eastAsia="等线"/>
+          <w:sz w:val="24"/>
+          <w:lang w:val="en-US" w:eastAsia="zh-CN"/>
+        </w:rPr>
+        <w:t>口渴/喝水</w:t>
+      </w:r>
+      <w:r>
+        <w:rPr>
+          <w:rFonts w:hint="eastAsia" w:ascii="等线" w:eastAsia="等线"/>
+          <w:b/>
+          <w:bCs/>
+          <w:sz w:val="24"/>
+          <w:lang w:val="en-US" w:eastAsia="zh-CN"/>
+        </w:rPr>
+        <w:t>---客户回答：</w:t>
+      </w:r>
+      <w:r>
+        <w:rPr>
+          <w:rFonts w:hint="eastAsia" w:ascii="等线" w:eastAsia="等线"/>
+          <w:sz w:val="24"/>
+          <w:lang w:val="en-US" w:eastAsia="zh-CN"/>
+        </w:rPr>
+        <w:t>口不渴</w:t>
+      </w:r>
+      <w:r>
+        <w:rPr>
+          <w:rFonts w:hint="eastAsia" w:ascii="等线" w:eastAsia="等线"/>
+          <w:color w:val="00B050"/>
+          <w:sz w:val="24"/>
+          <w:lang w:val="en-US" w:eastAsia="zh-CN"/>
+        </w:rPr>
+        <w:t>TA3A</w:t>
+      </w:r>
+      <w:r>
+        <w:rPr>
+          <w:rFonts w:hint="eastAsia" w:ascii="等线" w:eastAsia="等线"/>
+          <w:b/>
+          <w:bCs/>
+          <w:sz w:val="24"/>
+          <w:lang w:val="en-US" w:eastAsia="zh-CN"/>
+        </w:rPr>
+        <w:t>，</w:t>
+      </w:r>
+      <w:r>
+        <w:rPr>
+          <w:rFonts w:hint="eastAsia" w:ascii="等线" w:eastAsia="等线"/>
+          <w:sz w:val="24"/>
+          <w:lang w:val="en-US" w:eastAsia="zh-CN"/>
+        </w:rPr>
+        <w:t>口渴喜热饮</w:t>
+      </w:r>
+      <w:r>
+        <w:rPr>
+          <w:rFonts w:hint="eastAsia" w:ascii="等线" w:eastAsia="等线"/>
+          <w:color w:val="00B050"/>
+          <w:sz w:val="24"/>
+          <w:lang w:val="en-US" w:eastAsia="zh-CN"/>
+        </w:rPr>
+        <w:t>TA3B</w:t>
+      </w:r>
+      <w:r>
+        <w:rPr>
+          <w:rFonts w:hint="eastAsia" w:ascii="等线" w:eastAsia="等线"/>
+          <w:b/>
+          <w:bCs/>
+          <w:sz w:val="24"/>
+          <w:lang w:val="en-US" w:eastAsia="zh-CN"/>
+        </w:rPr>
+        <w:t>，</w:t>
+      </w:r>
+      <w:r>
+        <w:rPr>
+          <w:rFonts w:hint="eastAsia" w:ascii="等线" w:eastAsia="等线"/>
+          <w:sz w:val="24"/>
+          <w:lang w:val="en-US" w:eastAsia="zh-CN"/>
+        </w:rPr>
+        <w:t>口渴喜凉饮</w:t>
+      </w:r>
+      <w:r>
+        <w:rPr>
+          <w:rFonts w:hint="eastAsia" w:ascii="等线" w:eastAsia="等线"/>
+          <w:color w:val="00B050"/>
+          <w:sz w:val="24"/>
+          <w:lang w:val="en-US" w:eastAsia="zh-CN"/>
+        </w:rPr>
+        <w:t>TA3C</w:t>
+      </w:r>
+      <w:r>
+        <w:rPr>
+          <w:rFonts w:hint="eastAsia" w:ascii="等线" w:eastAsia="等线"/>
+          <w:b/>
+          <w:bCs/>
+          <w:sz w:val="24"/>
+          <w:lang w:val="en-US" w:eastAsia="zh-CN"/>
+        </w:rPr>
+        <w:t>，</w:t>
+      </w:r>
+      <w:r>
+        <w:rPr>
+          <w:rFonts w:hint="eastAsia" w:ascii="等线" w:eastAsia="等线"/>
+          <w:sz w:val="24"/>
+          <w:lang w:val="en-US" w:eastAsia="zh-CN"/>
+        </w:rPr>
+        <w:t>口干但不想喝水</w:t>
+      </w:r>
+      <w:r>
+        <w:rPr>
+          <w:rFonts w:hint="eastAsia" w:ascii="等线" w:eastAsia="等线"/>
+          <w:color w:val="00B050"/>
+          <w:sz w:val="24"/>
+          <w:lang w:val="en-US" w:eastAsia="zh-CN"/>
+        </w:rPr>
+        <w:t>TA3D</w:t>
+      </w:r>
+      <w:r>
+        <w:rPr>
+          <w:rFonts w:hint="eastAsia" w:ascii="等线" w:eastAsia="等线"/>
+          <w:b/>
+          <w:bCs/>
+          <w:sz w:val="24"/>
+          <w:lang w:val="en-US" w:eastAsia="zh-CN"/>
+        </w:rPr>
+        <w:t>，</w:t>
+      </w:r>
+      <w:r>
+        <w:rPr>
+          <w:rFonts w:hint="eastAsia" w:ascii="等线" w:eastAsia="等线"/>
+          <w:sz w:val="24"/>
+          <w:lang w:val="en-US" w:eastAsia="zh-CN"/>
+        </w:rPr>
+        <w:t>口中水多</w:t>
+      </w:r>
+      <w:r>
+        <w:rPr>
+          <w:rFonts w:hint="eastAsia" w:ascii="等线" w:eastAsia="等线"/>
+          <w:color w:val="00B050"/>
+          <w:sz w:val="24"/>
+          <w:lang w:val="en-US" w:eastAsia="zh-CN"/>
+        </w:rPr>
+        <w:t>TA3E</w:t>
+      </w:r>
+      <w:r>
+        <w:rPr>
+          <w:rFonts w:hint="eastAsia" w:ascii="等线" w:eastAsia="等线"/>
+          <w:b/>
+          <w:bCs/>
+          <w:sz w:val="24"/>
+          <w:lang w:val="en-US" w:eastAsia="zh-CN"/>
+        </w:rPr>
+        <w:t>---中医师：</w:t>
+      </w:r>
+      <w:r>
+        <w:rPr>
+          <w:rFonts w:hint="eastAsia" w:ascii="等线" w:eastAsia="等线"/>
+          <w:sz w:val="24"/>
+          <w:lang w:val="en-US" w:eastAsia="zh-CN"/>
+        </w:rPr>
+        <w:t>口味</w:t>
+      </w:r>
+      <w:r>
+        <w:rPr>
+          <w:rFonts w:hint="eastAsia" w:ascii="等线" w:eastAsia="等线"/>
+          <w:b/>
+          <w:bCs/>
+          <w:sz w:val="24"/>
+          <w:lang w:val="en-US" w:eastAsia="zh-CN"/>
+        </w:rPr>
+        <w:t>---客户回答：</w:t>
+      </w:r>
+      <w:r>
+        <w:rPr>
+          <w:rFonts w:hint="eastAsia" w:ascii="等线" w:eastAsia="等线"/>
+          <w:sz w:val="24"/>
+          <w:lang w:val="en-US" w:eastAsia="zh-CN"/>
+        </w:rPr>
+        <w:t>口苦</w:t>
+      </w:r>
+      <w:r>
+        <w:rPr>
+          <w:rFonts w:hint="eastAsia" w:ascii="等线" w:eastAsia="等线"/>
+          <w:color w:val="00B050"/>
+          <w:sz w:val="24"/>
+          <w:lang w:val="en-US" w:eastAsia="zh-CN"/>
+        </w:rPr>
+        <w:t>TA4A</w:t>
+      </w:r>
+      <w:r>
+        <w:rPr>
+          <w:rFonts w:hint="eastAsia" w:ascii="等线" w:eastAsia="等线"/>
+          <w:b/>
+          <w:bCs/>
+          <w:sz w:val="24"/>
+          <w:lang w:val="en-US" w:eastAsia="zh-CN"/>
+        </w:rPr>
+        <w:t>，</w:t>
+      </w:r>
+      <w:r>
+        <w:rPr>
+          <w:rFonts w:hint="eastAsia" w:ascii="等线" w:eastAsia="等线"/>
+          <w:sz w:val="24"/>
+          <w:lang w:val="en-US" w:eastAsia="zh-CN"/>
+        </w:rPr>
+        <w:t>口臭</w:t>
+      </w:r>
+      <w:r>
+        <w:rPr>
+          <w:rFonts w:hint="eastAsia" w:ascii="等线" w:eastAsia="等线"/>
+          <w:color w:val="00B050"/>
+          <w:sz w:val="24"/>
+          <w:lang w:val="en-US" w:eastAsia="zh-CN"/>
+        </w:rPr>
+        <w:t>TA4B</w:t>
+      </w:r>
+      <w:r>
+        <w:rPr>
+          <w:rFonts w:hint="eastAsia" w:ascii="等线" w:eastAsia="等线"/>
+          <w:b/>
+          <w:bCs/>
+          <w:sz w:val="24"/>
+          <w:lang w:val="en-US" w:eastAsia="zh-CN"/>
+        </w:rPr>
+        <w:t>，</w:t>
+      </w:r>
+      <w:r>
+        <w:rPr>
+          <w:rFonts w:hint="eastAsia" w:ascii="等线" w:eastAsia="等线"/>
+          <w:sz w:val="24"/>
+          <w:lang w:val="en-US" w:eastAsia="zh-CN"/>
+        </w:rPr>
+        <w:t>口酸</w:t>
+      </w:r>
+      <w:r>
+        <w:rPr>
+          <w:rFonts w:hint="eastAsia" w:ascii="等线" w:eastAsia="等线"/>
+          <w:color w:val="00B050"/>
+          <w:sz w:val="24"/>
+          <w:lang w:val="en-US" w:eastAsia="zh-CN"/>
+        </w:rPr>
+        <w:t>TA4C</w:t>
+      </w:r>
+      <w:r>
+        <w:rPr>
+          <w:rFonts w:hint="eastAsia" w:ascii="等线" w:eastAsia="等线"/>
+          <w:b/>
+          <w:bCs/>
+          <w:sz w:val="24"/>
+          <w:lang w:val="en-US" w:eastAsia="zh-CN"/>
+        </w:rPr>
+        <w:t>，</w:t>
+      </w:r>
+      <w:r>
+        <w:rPr>
+          <w:rFonts w:hint="eastAsia" w:ascii="等线" w:eastAsia="等线"/>
+          <w:sz w:val="24"/>
+          <w:lang w:val="en-US" w:eastAsia="zh-CN"/>
+        </w:rPr>
+        <w:t>口涩</w:t>
+      </w:r>
+      <w:r>
+        <w:rPr>
+          <w:rFonts w:hint="eastAsia" w:ascii="等线" w:eastAsia="等线"/>
+          <w:color w:val="00B050"/>
+          <w:sz w:val="24"/>
+          <w:lang w:val="en-US" w:eastAsia="zh-CN"/>
+        </w:rPr>
+        <w:t>TA4D</w:t>
+      </w:r>
+      <w:r>
+        <w:rPr>
+          <w:rFonts w:hint="eastAsia" w:ascii="等线" w:eastAsia="等线"/>
+          <w:b/>
+          <w:bCs/>
+          <w:sz w:val="24"/>
+          <w:lang w:val="en-US" w:eastAsia="zh-CN"/>
+        </w:rPr>
+        <w:t>，</w:t>
+      </w:r>
+      <w:r>
+        <w:rPr>
+          <w:rFonts w:hint="eastAsia" w:ascii="等线" w:eastAsia="等线"/>
+          <w:sz w:val="24"/>
+          <w:lang w:val="en-US" w:eastAsia="zh-CN"/>
+        </w:rPr>
+        <w:t>口咸</w:t>
+      </w:r>
+      <w:r>
+        <w:rPr>
+          <w:rFonts w:hint="eastAsia" w:ascii="等线" w:eastAsia="等线"/>
+          <w:color w:val="00B050"/>
+          <w:sz w:val="24"/>
+          <w:lang w:val="en-US" w:eastAsia="zh-CN"/>
+        </w:rPr>
+        <w:t>TA4E</w:t>
+      </w:r>
+      <w:r>
+        <w:rPr>
+          <w:rFonts w:hint="eastAsia" w:ascii="等线" w:eastAsia="等线"/>
+          <w:b/>
+          <w:bCs/>
+          <w:sz w:val="24"/>
+          <w:lang w:val="en-US" w:eastAsia="zh-CN"/>
+        </w:rPr>
+        <w:t>，</w:t>
+      </w:r>
+      <w:r>
+        <w:rPr>
+          <w:rFonts w:hint="eastAsia" w:ascii="等线" w:eastAsia="等线"/>
+          <w:sz w:val="24"/>
+          <w:lang w:val="en-US" w:eastAsia="zh-CN"/>
+        </w:rPr>
+        <w:t>口淡无味</w:t>
+      </w:r>
+      <w:r>
+        <w:rPr>
+          <w:rFonts w:hint="eastAsia" w:ascii="等线" w:eastAsia="等线"/>
+          <w:color w:val="00B050"/>
+          <w:sz w:val="24"/>
+          <w:lang w:val="en-US" w:eastAsia="zh-CN"/>
+        </w:rPr>
+        <w:t>TA4F</w:t>
+      </w:r>
+      <w:r>
+        <w:rPr>
+          <w:rFonts w:hint="eastAsia" w:ascii="等线" w:eastAsia="等线"/>
+          <w:b/>
+          <w:bCs/>
+          <w:sz w:val="24"/>
+          <w:lang w:val="en-US" w:eastAsia="zh-CN"/>
+        </w:rPr>
+        <w:t>，</w:t>
+      </w:r>
+      <w:r>
+        <w:rPr>
+          <w:rFonts w:hint="eastAsia" w:ascii="等线" w:eastAsia="等线"/>
+          <w:sz w:val="24"/>
+          <w:lang w:val="en-US" w:eastAsia="zh-CN"/>
+        </w:rPr>
+        <w:t>口甜</w:t>
+      </w:r>
+      <w:r>
+        <w:rPr>
+          <w:rFonts w:hint="eastAsia" w:ascii="等线" w:eastAsia="等线"/>
+          <w:color w:val="00B050"/>
+          <w:sz w:val="24"/>
+          <w:lang w:val="en-US" w:eastAsia="zh-CN"/>
+        </w:rPr>
+        <w:t>TA4G</w:t>
+      </w:r>
+      <w:r>
+        <w:rPr>
+          <w:rFonts w:hint="eastAsia" w:ascii="等线" w:eastAsia="等线"/>
+          <w:b/>
+          <w:bCs/>
+          <w:sz w:val="24"/>
+          <w:lang w:val="en-US" w:eastAsia="zh-CN"/>
+        </w:rPr>
+        <w:t>---中医师：吃饭如何---客户回答：</w:t>
+      </w:r>
+      <w:r>
+        <w:rPr>
+          <w:rFonts w:hint="eastAsia" w:ascii="等线" w:eastAsia="等线"/>
+          <w:sz w:val="24"/>
+          <w:lang w:val="en-US" w:eastAsia="zh-CN"/>
+        </w:rPr>
+        <w:t>食欲不振</w:t>
+      </w:r>
+      <w:r>
+        <w:rPr>
+          <w:rFonts w:hint="eastAsia" w:ascii="等线" w:eastAsia="等线"/>
+          <w:color w:val="00B050"/>
+          <w:sz w:val="24"/>
+          <w:lang w:val="en-US" w:eastAsia="zh-CN"/>
+        </w:rPr>
+        <w:t>TA5A，</w:t>
+      </w:r>
+      <w:r>
+        <w:rPr>
+          <w:rFonts w:hint="eastAsia" w:ascii="等线" w:eastAsia="等线"/>
+          <w:sz w:val="24"/>
+          <w:lang w:val="en-US" w:eastAsia="zh-CN"/>
+        </w:rPr>
+        <w:t>能吃</w:t>
+      </w:r>
+      <w:r>
+        <w:rPr>
+          <w:rFonts w:hint="eastAsia" w:ascii="等线" w:eastAsia="等线"/>
+          <w:color w:val="00B050"/>
+          <w:sz w:val="24"/>
+          <w:lang w:val="en-US" w:eastAsia="zh-CN"/>
+        </w:rPr>
+        <w:t>TA5B，</w:t>
+      </w:r>
+      <w:r>
+        <w:rPr>
+          <w:rFonts w:hint="eastAsia" w:ascii="等线" w:eastAsia="等线"/>
+          <w:sz w:val="24"/>
+          <w:lang w:val="en-US" w:eastAsia="zh-CN"/>
+        </w:rPr>
+        <w:t>见食而烦</w:t>
+      </w:r>
+      <w:r>
+        <w:rPr>
+          <w:rFonts w:hint="eastAsia" w:ascii="等线" w:eastAsia="等线"/>
+          <w:color w:val="00B050"/>
+          <w:sz w:val="24"/>
+          <w:lang w:val="en-US" w:eastAsia="zh-CN"/>
+        </w:rPr>
+        <w:t>TA5C</w:t>
+      </w:r>
+      <w:r>
+        <w:rPr>
+          <w:rFonts w:hint="eastAsia" w:ascii="等线" w:eastAsia="等线"/>
+          <w:b/>
+          <w:bCs/>
+          <w:sz w:val="24"/>
+          <w:lang w:val="en-US" w:eastAsia="zh-CN"/>
+        </w:rPr>
+        <w:t>---中医师：出汗---客户回答：</w:t>
+      </w:r>
+      <w:r>
+        <w:rPr>
+          <w:rFonts w:hint="eastAsia" w:ascii="等线" w:eastAsia="等线"/>
+          <w:sz w:val="24"/>
+          <w:lang w:val="en-US" w:eastAsia="zh-CN"/>
+        </w:rPr>
+        <w:t>不出汗</w:t>
+      </w:r>
+      <w:r>
+        <w:rPr>
+          <w:rFonts w:hint="eastAsia" w:ascii="等线" w:eastAsia="等线"/>
+          <w:color w:val="00B050"/>
+          <w:sz w:val="24"/>
+          <w:lang w:val="en-US" w:eastAsia="zh-CN"/>
+        </w:rPr>
+        <w:t>TA6A，</w:t>
+      </w:r>
+      <w:r>
+        <w:rPr>
+          <w:rFonts w:hint="eastAsia" w:ascii="等线" w:eastAsia="等线"/>
+          <w:sz w:val="24"/>
+          <w:lang w:val="en-US" w:eastAsia="zh-CN"/>
+        </w:rPr>
+        <w:t>自汗</w:t>
+      </w:r>
+      <w:r>
+        <w:rPr>
+          <w:rFonts w:hint="eastAsia" w:ascii="等线" w:eastAsia="等线"/>
+          <w:color w:val="00B050"/>
+          <w:sz w:val="24"/>
+          <w:lang w:val="en-US" w:eastAsia="zh-CN"/>
+        </w:rPr>
+        <w:t>TA6B，</w:t>
+      </w:r>
+      <w:r>
+        <w:rPr>
+          <w:rFonts w:hint="eastAsia" w:ascii="等线" w:eastAsia="等线"/>
+          <w:sz w:val="24"/>
+          <w:lang w:val="en-US" w:eastAsia="zh-CN"/>
+        </w:rPr>
+        <w:t>盗汗</w:t>
+      </w:r>
+      <w:r>
+        <w:rPr>
+          <w:rFonts w:hint="eastAsia" w:ascii="等线" w:eastAsia="等线"/>
+          <w:color w:val="00B050"/>
+          <w:sz w:val="24"/>
+          <w:lang w:val="en-US" w:eastAsia="zh-CN"/>
+        </w:rPr>
+        <w:t>TA6C</w:t>
+      </w:r>
+      <w:r>
+        <w:rPr>
+          <w:rFonts w:hint="eastAsia" w:ascii="等线" w:eastAsia="等线"/>
+          <w:b/>
+          <w:bCs/>
+          <w:sz w:val="24"/>
+          <w:lang w:val="en-US" w:eastAsia="zh-CN"/>
+        </w:rPr>
+        <w:t>---中医师：</w:t>
+      </w:r>
+      <w:r>
+        <w:rPr>
+          <w:rFonts w:hint="eastAsia" w:ascii="等线" w:eastAsia="等线"/>
+          <w:sz w:val="24"/>
+          <w:lang w:val="en-US" w:eastAsia="zh-CN"/>
+        </w:rPr>
+        <w:t>大便</w:t>
+      </w:r>
+      <w:r>
+        <w:rPr>
+          <w:rFonts w:hint="eastAsia" w:ascii="等线" w:eastAsia="等线"/>
+          <w:b/>
+          <w:bCs/>
+          <w:sz w:val="24"/>
+          <w:lang w:val="en-US" w:eastAsia="zh-CN"/>
+        </w:rPr>
+        <w:t>---客户回答：</w:t>
+      </w:r>
+      <w:r>
+        <w:rPr>
+          <w:rFonts w:hint="eastAsia" w:ascii="等线" w:eastAsia="等线"/>
+          <w:sz w:val="24"/>
+          <w:lang w:val="en-US" w:eastAsia="zh-CN"/>
+        </w:rPr>
+        <w:t>大便稀溏不热</w:t>
+      </w:r>
+      <w:r>
+        <w:rPr>
+          <w:rFonts w:hint="eastAsia" w:ascii="等线" w:eastAsia="等线"/>
+          <w:color w:val="00B050"/>
+          <w:sz w:val="24"/>
+          <w:lang w:val="en-US" w:eastAsia="zh-CN"/>
+        </w:rPr>
+        <w:t>TA7A</w:t>
+      </w:r>
+      <w:r>
+        <w:rPr>
+          <w:rFonts w:hint="eastAsia" w:ascii="等线" w:eastAsia="等线"/>
+          <w:b/>
+          <w:bCs/>
+          <w:sz w:val="24"/>
+          <w:lang w:val="en-US" w:eastAsia="zh-CN"/>
+        </w:rPr>
+        <w:t>，</w:t>
+      </w:r>
+      <w:r>
+        <w:rPr>
+          <w:rFonts w:hint="eastAsia" w:ascii="等线" w:eastAsia="等线"/>
+          <w:sz w:val="24"/>
+          <w:lang w:val="en-US" w:eastAsia="zh-CN"/>
+        </w:rPr>
+        <w:t>大便稀溏发热</w:t>
+      </w:r>
+      <w:r>
+        <w:rPr>
+          <w:rFonts w:hint="eastAsia" w:ascii="等线" w:eastAsia="等线"/>
+          <w:color w:val="00B050"/>
+          <w:sz w:val="24"/>
+          <w:lang w:val="en-US" w:eastAsia="zh-CN"/>
+        </w:rPr>
+        <w:t>TA7B</w:t>
+      </w:r>
+      <w:r>
+        <w:rPr>
+          <w:rFonts w:hint="eastAsia" w:ascii="等线" w:eastAsia="等线"/>
+          <w:b/>
+          <w:bCs/>
+          <w:sz w:val="24"/>
+          <w:lang w:val="en-US" w:eastAsia="zh-CN"/>
+        </w:rPr>
+        <w:t>，</w:t>
+      </w:r>
+      <w:r>
+        <w:rPr>
+          <w:rFonts w:hint="eastAsia" w:ascii="等线" w:eastAsia="等线"/>
+          <w:sz w:val="24"/>
+          <w:lang w:val="en-US" w:eastAsia="zh-CN"/>
+        </w:rPr>
+        <w:t>大便干结</w:t>
+      </w:r>
+      <w:r>
+        <w:rPr>
+          <w:rFonts w:hint="eastAsia" w:ascii="等线" w:eastAsia="等线"/>
+          <w:color w:val="00B050"/>
+          <w:sz w:val="24"/>
+          <w:lang w:val="en-US" w:eastAsia="zh-CN"/>
+        </w:rPr>
+        <w:t>TA7C</w:t>
+      </w:r>
+      <w:r>
+        <w:rPr>
+          <w:rFonts w:hint="eastAsia" w:ascii="等线" w:eastAsia="等线"/>
+          <w:b/>
+          <w:bCs/>
+          <w:sz w:val="24"/>
+          <w:lang w:val="en-US" w:eastAsia="zh-CN"/>
+        </w:rPr>
+        <w:t>，</w:t>
+      </w:r>
+      <w:r>
+        <w:rPr>
+          <w:rFonts w:hint="eastAsia" w:ascii="等线" w:eastAsia="等线"/>
+          <w:sz w:val="24"/>
+          <w:lang w:val="en-US" w:eastAsia="zh-CN"/>
+        </w:rPr>
+        <w:t>先干后稀</w:t>
+      </w:r>
+      <w:r>
+        <w:rPr>
+          <w:rFonts w:hint="eastAsia" w:ascii="等线" w:eastAsia="等线"/>
+          <w:color w:val="00B050"/>
+          <w:sz w:val="24"/>
+          <w:lang w:val="en-US" w:eastAsia="zh-CN"/>
+        </w:rPr>
+        <w:t>TA7D</w:t>
+      </w:r>
+      <w:r>
+        <w:rPr>
+          <w:rFonts w:hint="eastAsia" w:ascii="等线" w:eastAsia="等线"/>
+          <w:b/>
+          <w:bCs/>
+          <w:sz w:val="24"/>
+          <w:lang w:val="en-US" w:eastAsia="zh-CN"/>
+        </w:rPr>
+        <w:t>，</w:t>
+      </w:r>
+      <w:r>
+        <w:rPr>
+          <w:rFonts w:hint="eastAsia" w:ascii="等线" w:eastAsia="等线"/>
+          <w:sz w:val="24"/>
+          <w:lang w:val="en-US" w:eastAsia="zh-CN"/>
+        </w:rPr>
+        <w:t>时干时稀</w:t>
+      </w:r>
+      <w:r>
+        <w:rPr>
+          <w:rFonts w:hint="eastAsia" w:ascii="等线" w:eastAsia="等线"/>
+          <w:color w:val="00B050"/>
+          <w:sz w:val="24"/>
+          <w:lang w:val="en-US" w:eastAsia="zh-CN"/>
+        </w:rPr>
+        <w:t>TA7E</w:t>
+      </w:r>
+      <w:r>
+        <w:rPr>
+          <w:rFonts w:hint="eastAsia" w:ascii="等线" w:eastAsia="等线"/>
+          <w:b/>
+          <w:bCs/>
+          <w:sz w:val="24"/>
+          <w:lang w:val="en-US" w:eastAsia="zh-CN"/>
+        </w:rPr>
+        <w:t>，</w:t>
+      </w:r>
+      <w:r>
+        <w:rPr>
+          <w:rFonts w:hint="eastAsia" w:ascii="等线" w:eastAsia="等线"/>
+          <w:sz w:val="24"/>
+          <w:lang w:val="en-US" w:eastAsia="zh-CN"/>
+        </w:rPr>
+        <w:t>大便带血</w:t>
+      </w:r>
+      <w:r>
+        <w:rPr>
+          <w:rFonts w:hint="eastAsia" w:ascii="等线" w:eastAsia="等线"/>
+          <w:color w:val="00B050"/>
+          <w:sz w:val="24"/>
+          <w:lang w:val="en-US" w:eastAsia="zh-CN"/>
+        </w:rPr>
+        <w:t>TA7F</w:t>
+      </w:r>
+      <w:r>
+        <w:rPr>
+          <w:rFonts w:hint="eastAsia" w:ascii="等线" w:eastAsia="等线"/>
+          <w:b/>
+          <w:bCs/>
+          <w:sz w:val="24"/>
+          <w:lang w:val="en-US" w:eastAsia="zh-CN"/>
+        </w:rPr>
+        <w:t>---中医师：</w:t>
+      </w:r>
+      <w:r>
+        <w:rPr>
+          <w:rFonts w:hint="eastAsia" w:ascii="等线" w:eastAsia="等线"/>
+          <w:sz w:val="24"/>
+          <w:lang w:val="en-US" w:eastAsia="zh-CN"/>
+        </w:rPr>
+        <w:t>小便</w:t>
+      </w:r>
+      <w:r>
+        <w:rPr>
+          <w:rFonts w:hint="eastAsia" w:ascii="等线" w:eastAsia="等线"/>
+          <w:b/>
+          <w:bCs/>
+          <w:sz w:val="24"/>
+          <w:lang w:val="en-US" w:eastAsia="zh-CN"/>
+        </w:rPr>
+        <w:t>---客户回答：</w:t>
+      </w:r>
+      <w:r>
+        <w:rPr>
+          <w:rFonts w:hint="eastAsia" w:ascii="等线" w:eastAsia="等线"/>
+          <w:sz w:val="24"/>
+          <w:lang w:val="en-US" w:eastAsia="zh-CN"/>
+        </w:rPr>
+        <w:t>小便发热发黄</w:t>
+      </w:r>
+      <w:r>
+        <w:rPr>
+          <w:rFonts w:hint="eastAsia" w:ascii="等线" w:eastAsia="等线"/>
+          <w:color w:val="00B050"/>
+          <w:sz w:val="24"/>
+          <w:lang w:val="en-US" w:eastAsia="zh-CN"/>
+        </w:rPr>
+        <w:t>TA8A</w:t>
+      </w:r>
+      <w:r>
+        <w:rPr>
+          <w:rFonts w:hint="eastAsia" w:ascii="等线" w:eastAsia="等线"/>
+          <w:b/>
+          <w:bCs/>
+          <w:sz w:val="24"/>
+          <w:lang w:val="en-US" w:eastAsia="zh-CN"/>
+        </w:rPr>
+        <w:t>，</w:t>
+      </w:r>
+      <w:r>
+        <w:rPr>
+          <w:rFonts w:hint="eastAsia" w:ascii="等线" w:eastAsia="等线"/>
+          <w:sz w:val="24"/>
+          <w:lang w:val="en-US" w:eastAsia="zh-CN"/>
+        </w:rPr>
+        <w:t>小便清长</w:t>
+      </w:r>
+      <w:r>
+        <w:rPr>
+          <w:rFonts w:hint="eastAsia" w:ascii="等线" w:eastAsia="等线"/>
+          <w:color w:val="00B050"/>
+          <w:sz w:val="24"/>
+          <w:lang w:val="en-US" w:eastAsia="zh-CN"/>
+        </w:rPr>
+        <w:t>TA8B</w:t>
+      </w:r>
+      <w:r>
+        <w:rPr>
+          <w:rFonts w:hint="eastAsia" w:ascii="等线" w:eastAsia="等线"/>
+          <w:b/>
+          <w:bCs/>
+          <w:sz w:val="24"/>
+          <w:lang w:val="en-US" w:eastAsia="zh-CN"/>
+        </w:rPr>
+        <w:t>，</w:t>
+      </w:r>
+      <w:r>
+        <w:rPr>
+          <w:rFonts w:hint="eastAsia" w:ascii="等线" w:eastAsia="等线"/>
+          <w:sz w:val="24"/>
+          <w:lang w:val="en-US" w:eastAsia="zh-CN"/>
+        </w:rPr>
+        <w:t>小便不利</w:t>
+      </w:r>
+      <w:r>
+        <w:rPr>
+          <w:rFonts w:hint="eastAsia" w:ascii="等线" w:eastAsia="等线"/>
+          <w:color w:val="00B050"/>
+          <w:sz w:val="24"/>
+          <w:lang w:val="en-US" w:eastAsia="zh-CN"/>
+        </w:rPr>
+        <w:t>TA8C</w:t>
+      </w:r>
+      <w:r>
+        <w:rPr>
+          <w:rFonts w:hint="eastAsia" w:ascii="等线" w:eastAsia="等线"/>
+          <w:b/>
+          <w:bCs/>
+          <w:sz w:val="24"/>
+          <w:lang w:val="en-US" w:eastAsia="zh-CN"/>
+        </w:rPr>
+        <w:t>，</w:t>
+      </w:r>
+      <w:r>
+        <w:rPr>
+          <w:rFonts w:hint="eastAsia" w:ascii="等线" w:eastAsia="等线"/>
+          <w:sz w:val="24"/>
+          <w:lang w:val="en-US" w:eastAsia="zh-CN"/>
+        </w:rPr>
+        <w:t>小便带血发热</w:t>
+      </w:r>
+      <w:r>
+        <w:rPr>
+          <w:rFonts w:hint="eastAsia" w:ascii="等线" w:eastAsia="等线"/>
+          <w:color w:val="00B050"/>
+          <w:sz w:val="24"/>
+          <w:lang w:val="en-US" w:eastAsia="zh-CN"/>
+        </w:rPr>
+        <w:t>TA8D</w:t>
+      </w:r>
+      <w:r>
+        <w:rPr>
+          <w:rFonts w:hint="eastAsia" w:ascii="等线" w:eastAsia="等线"/>
+          <w:b/>
+          <w:bCs/>
+          <w:sz w:val="24"/>
+          <w:lang w:val="en-US" w:eastAsia="zh-CN"/>
+        </w:rPr>
+        <w:t>，</w:t>
+      </w:r>
+      <w:r>
+        <w:rPr>
+          <w:rFonts w:hint="eastAsia" w:ascii="等线" w:eastAsia="等线"/>
+          <w:sz w:val="24"/>
+          <w:lang w:val="en-US" w:eastAsia="zh-CN"/>
+        </w:rPr>
+        <w:t>小便带血不热</w:t>
+      </w:r>
+      <w:r>
+        <w:rPr>
+          <w:rFonts w:hint="eastAsia" w:ascii="等线" w:eastAsia="等线"/>
+          <w:color w:val="00B050"/>
+          <w:sz w:val="24"/>
+          <w:lang w:val="en-US" w:eastAsia="zh-CN"/>
+        </w:rPr>
+        <w:t>TA8E</w:t>
+      </w:r>
+      <w:r>
+        <w:rPr>
+          <w:rFonts w:hint="eastAsia" w:ascii="等线" w:eastAsia="等线"/>
+          <w:b/>
+          <w:bCs/>
+          <w:sz w:val="24"/>
+          <w:lang w:val="en-US" w:eastAsia="zh-CN"/>
+        </w:rPr>
+        <w:t>---中医师：</w:t>
+      </w:r>
+      <w:r>
+        <w:rPr>
+          <w:rFonts w:hint="eastAsia" w:ascii="等线" w:eastAsia="等线"/>
+          <w:sz w:val="24"/>
+          <w:lang w:val="en-US" w:eastAsia="zh-CN"/>
+        </w:rPr>
+        <w:t>睡眠</w:t>
+      </w:r>
+      <w:r>
+        <w:rPr>
+          <w:rFonts w:hint="eastAsia" w:ascii="等线" w:eastAsia="等线"/>
+          <w:b/>
+          <w:bCs/>
+          <w:sz w:val="24"/>
+          <w:lang w:val="en-US" w:eastAsia="zh-CN"/>
+        </w:rPr>
+        <w:t>---客户回答：</w:t>
+      </w:r>
+      <w:r>
+        <w:rPr>
+          <w:rFonts w:hint="eastAsia" w:ascii="等线" w:eastAsia="等线"/>
+          <w:sz w:val="24"/>
+          <w:lang w:val="en-US" w:eastAsia="zh-CN"/>
+        </w:rPr>
+        <w:t>入睡困难</w:t>
+      </w:r>
+      <w:r>
+        <w:rPr>
+          <w:rFonts w:hint="eastAsia" w:ascii="等线" w:eastAsia="等线"/>
+          <w:color w:val="00B050"/>
+          <w:sz w:val="24"/>
+          <w:lang w:val="en-US" w:eastAsia="zh-CN"/>
+        </w:rPr>
+        <w:t>TA9A</w:t>
+      </w:r>
+      <w:r>
+        <w:rPr>
+          <w:rFonts w:hint="eastAsia" w:ascii="等线" w:eastAsia="等线"/>
+          <w:b/>
+          <w:bCs/>
+          <w:sz w:val="24"/>
+          <w:lang w:val="en-US" w:eastAsia="zh-CN"/>
+        </w:rPr>
+        <w:t>，</w:t>
+      </w:r>
+      <w:r>
+        <w:rPr>
+          <w:rFonts w:hint="eastAsia" w:ascii="等线" w:eastAsia="等线"/>
+          <w:sz w:val="24"/>
+          <w:lang w:val="en-US" w:eastAsia="zh-CN"/>
+        </w:rPr>
+        <w:t>睡后易醒</w:t>
+      </w:r>
+      <w:r>
+        <w:rPr>
+          <w:rFonts w:hint="eastAsia" w:ascii="等线" w:eastAsia="等线"/>
+          <w:color w:val="00B050"/>
+          <w:sz w:val="24"/>
+          <w:lang w:val="en-US" w:eastAsia="zh-CN"/>
+        </w:rPr>
+        <w:t>TA9B</w:t>
+      </w:r>
+      <w:r>
+        <w:rPr>
+          <w:rFonts w:hint="eastAsia" w:ascii="等线" w:eastAsia="等线"/>
+          <w:b/>
+          <w:bCs/>
+          <w:sz w:val="24"/>
+          <w:lang w:val="en-US" w:eastAsia="zh-CN"/>
+        </w:rPr>
+        <w:t>，</w:t>
+      </w:r>
+      <w:r>
+        <w:rPr>
+          <w:rFonts w:hint="eastAsia" w:ascii="等线" w:eastAsia="等线"/>
+          <w:sz w:val="24"/>
+          <w:lang w:val="en-US" w:eastAsia="zh-CN"/>
+        </w:rPr>
+        <w:t>嗜睡</w:t>
+      </w:r>
+      <w:r>
+        <w:rPr>
+          <w:rFonts w:hint="eastAsia" w:ascii="等线" w:eastAsia="等线"/>
+          <w:color w:val="00B050"/>
+          <w:sz w:val="24"/>
+          <w:lang w:val="en-US" w:eastAsia="zh-CN"/>
+        </w:rPr>
+        <w:t>TA9C</w:t>
+      </w:r>
+      <w:r>
+        <w:rPr>
+          <w:rFonts w:hint="eastAsia" w:ascii="等线" w:eastAsia="等线"/>
+          <w:b/>
+          <w:bCs/>
+          <w:sz w:val="24"/>
+          <w:lang w:val="en-US" w:eastAsia="zh-CN"/>
+        </w:rPr>
+        <w:t>---中医师：</w:t>
+      </w:r>
+      <w:r>
+        <w:rPr>
+          <w:rFonts w:hint="eastAsia" w:ascii="等线" w:eastAsia="等线"/>
+          <w:sz w:val="24"/>
+          <w:lang w:val="en-US" w:eastAsia="zh-CN"/>
+        </w:rPr>
+        <w:t>体力</w:t>
+      </w:r>
+      <w:r>
+        <w:rPr>
+          <w:rFonts w:hint="eastAsia" w:ascii="等线" w:eastAsia="等线"/>
+          <w:b/>
+          <w:bCs/>
+          <w:sz w:val="24"/>
+          <w:lang w:val="en-US" w:eastAsia="zh-CN"/>
+        </w:rPr>
+        <w:t>---客户回答：</w:t>
+      </w:r>
+      <w:r>
+        <w:rPr>
+          <w:rFonts w:hint="eastAsia" w:ascii="等线" w:eastAsia="等线"/>
+          <w:sz w:val="24"/>
+          <w:lang w:val="en-US" w:eastAsia="zh-CN"/>
+        </w:rPr>
+        <w:t>神疲乏力劳累加重</w:t>
+      </w:r>
+      <w:r>
+        <w:rPr>
+          <w:rFonts w:hint="eastAsia" w:ascii="等线" w:eastAsia="等线"/>
+          <w:color w:val="00B050"/>
+          <w:sz w:val="24"/>
+          <w:lang w:val="en-US" w:eastAsia="zh-CN"/>
+        </w:rPr>
+        <w:t>TA10A</w:t>
+      </w:r>
+      <w:r>
+        <w:rPr>
+          <w:rFonts w:hint="eastAsia" w:ascii="等线" w:eastAsia="等线"/>
+          <w:b/>
+          <w:bCs/>
+          <w:sz w:val="24"/>
+          <w:lang w:val="en-US" w:eastAsia="zh-CN"/>
+        </w:rPr>
+        <w:t>，</w:t>
+      </w:r>
+      <w:r>
+        <w:rPr>
+          <w:rFonts w:hint="eastAsia" w:ascii="等线" w:eastAsia="等线"/>
+          <w:sz w:val="24"/>
+          <w:lang w:val="en-US" w:eastAsia="zh-CN"/>
+        </w:rPr>
+        <w:t>神疲乏力遇湿加重</w:t>
+      </w:r>
+      <w:r>
+        <w:rPr>
+          <w:rFonts w:hint="eastAsia" w:ascii="等线" w:eastAsia="等线"/>
+          <w:color w:val="00B050"/>
+          <w:sz w:val="24"/>
+          <w:lang w:val="en-US" w:eastAsia="zh-CN"/>
+        </w:rPr>
+        <w:t>TA10B</w:t>
+      </w:r>
+      <w:r>
+        <w:rPr>
+          <w:rFonts w:hint="eastAsia" w:ascii="等线" w:eastAsia="等线"/>
+          <w:b/>
+          <w:bCs/>
+          <w:sz w:val="24"/>
+          <w:lang w:val="en-US" w:eastAsia="zh-CN"/>
+        </w:rPr>
+        <w:t>，</w:t>
+      </w:r>
+      <w:r>
+        <w:rPr>
+          <w:rFonts w:hint="eastAsia" w:ascii="等线" w:eastAsia="等线"/>
+          <w:sz w:val="24"/>
+          <w:lang w:val="en-US" w:eastAsia="zh-CN"/>
+        </w:rPr>
+        <w:t>神疲乏力遇热加重</w:t>
+      </w:r>
+      <w:r>
+        <w:rPr>
+          <w:rFonts w:hint="eastAsia" w:ascii="等线" w:eastAsia="等线"/>
+          <w:color w:val="00B050"/>
+          <w:sz w:val="24"/>
+          <w:lang w:val="en-US" w:eastAsia="zh-CN"/>
+        </w:rPr>
+        <w:t>TA10C</w:t>
+      </w:r>
+      <w:r>
+        <w:rPr>
+          <w:rFonts w:hint="eastAsia" w:ascii="等线" w:eastAsia="等线"/>
+          <w:b/>
+          <w:bCs/>
+          <w:sz w:val="24"/>
+          <w:lang w:val="en-US" w:eastAsia="zh-CN"/>
+        </w:rPr>
+        <w:t>---中医师：心烦---客户回答：</w:t>
+      </w:r>
+      <w:r>
+        <w:rPr>
+          <w:rFonts w:hint="eastAsia" w:ascii="等线" w:eastAsia="等线"/>
+          <w:sz w:val="24"/>
+          <w:lang w:val="en-US" w:eastAsia="zh-CN"/>
+        </w:rPr>
+        <w:t>白天心烦</w:t>
+      </w:r>
+      <w:r>
+        <w:rPr>
+          <w:rFonts w:hint="eastAsia" w:ascii="等线" w:eastAsia="等线"/>
+          <w:color w:val="00B050"/>
+          <w:sz w:val="24"/>
+          <w:lang w:val="en-US" w:eastAsia="zh-CN"/>
+        </w:rPr>
+        <w:t>TA11A</w:t>
+      </w:r>
+      <w:r>
+        <w:rPr>
+          <w:rFonts w:hint="eastAsia" w:ascii="等线" w:eastAsia="等线"/>
+          <w:b/>
+          <w:bCs/>
+          <w:sz w:val="24"/>
+          <w:lang w:val="en-US" w:eastAsia="zh-CN"/>
+        </w:rPr>
+        <w:t>，</w:t>
+      </w:r>
+      <w:r>
+        <w:rPr>
+          <w:rFonts w:hint="eastAsia" w:ascii="等线" w:eastAsia="等线"/>
+          <w:sz w:val="24"/>
+          <w:lang w:val="en-US" w:eastAsia="zh-CN"/>
+        </w:rPr>
+        <w:t>夜间心烦</w:t>
+      </w:r>
+      <w:r>
+        <w:rPr>
+          <w:rFonts w:hint="eastAsia" w:ascii="等线" w:eastAsia="等线"/>
+          <w:color w:val="00B050"/>
+          <w:sz w:val="24"/>
+          <w:lang w:val="en-US" w:eastAsia="zh-CN"/>
+        </w:rPr>
+        <w:t>TA11B</w:t>
+      </w:r>
+      <w:r>
+        <w:rPr>
+          <w:rFonts w:hint="eastAsia" w:ascii="等线" w:eastAsia="等线"/>
+          <w:b/>
+          <w:bCs/>
+          <w:sz w:val="24"/>
+          <w:lang w:val="en-US" w:eastAsia="zh-CN"/>
+        </w:rPr>
+        <w:t>，</w:t>
+      </w:r>
+      <w:r>
+        <w:rPr>
+          <w:rFonts w:hint="eastAsia" w:ascii="等线" w:eastAsia="等线"/>
+          <w:sz w:val="24"/>
+          <w:lang w:val="en-US" w:eastAsia="zh-CN"/>
+        </w:rPr>
+        <w:t>白天心烦夜间安静</w:t>
+      </w:r>
+      <w:r>
+        <w:rPr>
+          <w:rFonts w:hint="eastAsia" w:ascii="等线" w:eastAsia="等线"/>
+          <w:color w:val="00B050"/>
+          <w:sz w:val="24"/>
+          <w:lang w:val="en-US" w:eastAsia="zh-CN"/>
+        </w:rPr>
+        <w:t>TA11C</w:t>
+      </w:r>
+    </w:p>
+    <w:p>
+      <w:pPr>
+        <w:numPr>
+          <w:ilvl w:val="0"/>
+          <w:numId w:val="0"/>
+        </w:numPr>
         <w:rPr>
           <w:rFonts w:hint="eastAsia"/>
+          <w:color w:val="00B050"/>
+          <w:sz w:val="24"/>
+          <w:lang w:val="en-US" w:eastAsia="zh-CN"/>
         </w:rPr>
       </w:pPr>
+      <w:r>
+        <w:rPr>
+          <w:rFonts w:hint="eastAsia" w:ascii="等线" w:eastAsia="等线"/>
+          <w:sz w:val="24"/>
+          <w:lang w:val="en-US" w:eastAsia="zh-CN"/>
+        </w:rPr>
+        <w:t>代码</w:t>
+      </w:r>
+      <w:r>
+        <w:rPr>
+          <w:rFonts w:hint="eastAsia" w:ascii="等线" w:eastAsia="等线"/>
+          <w:color w:val="00B050"/>
+          <w:sz w:val="24"/>
+          <w:lang w:val="en-US" w:eastAsia="zh-CN"/>
+        </w:rPr>
+        <w:t>TA系列，当症状确定，赋值为1，否则一律为0</w:t>
+      </w:r>
     </w:p>
+    <w:p/>
     <w:p>
       <w:bookmarkStart w:id="0" w:name="_GoBack"/>
       <w:bookmarkEnd w:id="0"/>
@@ -125,6 +6219,26 @@
     </w:sectPr>
   </w:body>
 </w:document>
+</file>
+
+<file path=word/numbering.xml><?xml version="1.0" encoding="utf-8"?>
+<w:numbering xmlns:wpc="http://schemas.microsoft.com/office/word/2010/wordprocessingCanvas" xmlns:mc="http://schemas.openxmlformats.org/markup-compatibility/2006" xmlns:o="urn:schemas-microsoft-com:office:office" xmlns:r="http://schemas.openxmlformats.org/officeDocument/2006/relationships" xmlns:m="http://schemas.openxmlformats.org/officeDocument/2006/math" xmlns:v="urn:schemas-microsoft-com:vml" xmlns:wp14="http://schemas.microsoft.com/office/word/2010/wordprocessingDrawing" xmlns:wp="http://schemas.openxmlformats.org/drawingml/2006/wordprocessingDrawing" xmlns:w10="urn:schemas-microsoft-com:office:word" xmlns:w="http://schemas.openxmlformats.org/wordprocessingml/2006/main" xmlns:w14="http://schemas.microsoft.com/office/word/2010/wordml" xmlns:wpg="http://schemas.microsoft.com/office/word/2010/wordprocessingGroup" xmlns:wpi="http://schemas.microsoft.com/office/word/2010/wordprocessingInk" xmlns:wne="http://schemas.microsoft.com/office/word/2006/wordml" xmlns:wps="http://schemas.microsoft.com/office/word/2010/wordprocessingShape" xmlns:wpsCustomData="http://www.wps.cn/officeDocument/2013/wpsCustomData" mc:Ignorable="w14 wp14">
+  <w:abstractNum w:abstractNumId="0">
+    <w:nsid w:val="16F8E5AA"/>
+    <w:multiLevelType w:val="singleLevel"/>
+    <w:tmpl w:val="16F8E5AA"/>
+    <w:lvl w:ilvl="0" w:tentative="0">
+      <w:start w:val="1"/>
+      <w:numFmt w:val="decimal"/>
+      <w:suff w:val="nothing"/>
+      <w:lvlText w:val="%1、"/>
+      <w:lvlJc w:val="left"/>
+    </w:lvl>
+  </w:abstractNum>
+  <w:num w:numId="1">
+    <w:abstractNumId w:val="0"/>
+  </w:num>
+</w:numbering>
 </file>
 
 <file path=word/styles.xml><?xml version="1.0" encoding="utf-8"?>
@@ -396,7 +6510,7 @@
       <w:jc w:val="both"/>
     </w:pPr>
     <w:rPr>
-      <w:rFonts w:asciiTheme="minorHAnsi" w:hAnsiTheme="minorHAnsi" w:eastAsiaTheme="minorEastAsia" w:cstheme="minorBidi"/>
+      <w:rFonts w:ascii="等线" w:hAnsi="等线" w:eastAsia="等线" w:cs="Times New Roman"/>
       <w:kern w:val="2"/>
       <w:sz w:val="21"/>
       <w:szCs w:val="24"/>
